--- a/Group A - HPC/All Codes with OUTPUT.docx
+++ b/Group A - HPC/All Codes with OUTPUT.docx
@@ -52,7 +52,15 @@
         <w:pStyle w:val="NoSpacing"/>
       </w:pPr>
       <w:r>
-        <w:t>#include &lt;omp.h&gt;</w:t>
+        <w:t>#include &lt;</w:t>
+      </w:r>
+      <w:proofErr w:type="spellStart"/>
+      <w:r>
+        <w:t>omp.h</w:t>
+      </w:r>
+      <w:proofErr w:type="spellEnd"/>
+      <w:r>
+        <w:t>&gt;</w:t>
       </w:r>
     </w:p>
     <w:p>
@@ -126,31 +134,15 @@
         <w:pStyle w:val="NoSpacing"/>
       </w:pPr>
       <w:r>
-        <w:t xml:space="preserve">Node* </w:t>
-      </w:r>
-      <w:proofErr w:type="gramStart"/>
-      <w:r>
-        <w:t>insert(</w:t>
-      </w:r>
-      <w:proofErr w:type="gramEnd"/>
-      <w:r>
-        <w:t>Node* root, int data) {</w:t>
-      </w:r>
-    </w:p>
-    <w:p>
-      <w:pPr>
-        <w:pStyle w:val="NoSpacing"/>
-      </w:pPr>
-      <w:r>
-        <w:t xml:space="preserve">    if </w:t>
-      </w:r>
-      <w:proofErr w:type="gramStart"/>
-      <w:r>
-        <w:t>(!root</w:t>
-      </w:r>
-      <w:proofErr w:type="gramEnd"/>
-      <w:r>
-        <w:t>) {</w:t>
+        <w:t>Node* insert(Node* root, int data) {</w:t>
+      </w:r>
+    </w:p>
+    <w:p>
+      <w:pPr>
+        <w:pStyle w:val="NoSpacing"/>
+      </w:pPr>
+      <w:r>
+        <w:t xml:space="preserve">    if (!root) {</w:t>
       </w:r>
     </w:p>
     <w:p>
@@ -213,11 +205,11 @@
       <w:r>
         <w:t xml:space="preserve">    </w:t>
       </w:r>
-      <w:proofErr w:type="gramStart"/>
+      <w:proofErr w:type="spellStart"/>
       <w:r>
         <w:t>q.push</w:t>
       </w:r>
-      <w:proofErr w:type="gramEnd"/>
+      <w:proofErr w:type="spellEnd"/>
       <w:r>
         <w:t>(root);</w:t>
       </w:r>
@@ -232,23 +224,15 @@
         <w:pStyle w:val="NoSpacing"/>
       </w:pPr>
       <w:r>
-        <w:t xml:space="preserve">    while </w:t>
-      </w:r>
-      <w:proofErr w:type="gramStart"/>
-      <w:r>
-        <w:t>(!q</w:t>
-      </w:r>
-      <w:proofErr w:type="gramEnd"/>
-      <w:r>
-        <w:t>.</w:t>
-      </w:r>
-      <w:proofErr w:type="gramStart"/>
-      <w:r>
-        <w:t>empty(</w:t>
-      </w:r>
-      <w:proofErr w:type="gramEnd"/>
-      <w:r>
-        <w:t>)) {</w:t>
+        <w:t xml:space="preserve">    while (!</w:t>
+      </w:r>
+      <w:proofErr w:type="spellStart"/>
+      <w:r>
+        <w:t>q.empty</w:t>
+      </w:r>
+      <w:proofErr w:type="spellEnd"/>
+      <w:r>
+        <w:t>()) {</w:t>
       </w:r>
     </w:p>
     <w:p>
@@ -258,11 +242,11 @@
       <w:r>
         <w:t xml:space="preserve">        Node* temp = </w:t>
       </w:r>
-      <w:proofErr w:type="gramStart"/>
+      <w:proofErr w:type="spellStart"/>
       <w:r>
         <w:t>q.front</w:t>
       </w:r>
-      <w:proofErr w:type="gramEnd"/>
+      <w:proofErr w:type="spellEnd"/>
       <w:r>
         <w:t>();</w:t>
       </w:r>
@@ -274,13 +258,13 @@
       <w:r>
         <w:t xml:space="preserve">        </w:t>
       </w:r>
-      <w:proofErr w:type="gramStart"/>
-      <w:r>
-        <w:t>q.pop(</w:t>
-      </w:r>
-      <w:proofErr w:type="gramEnd"/>
-      <w:r>
-        <w:t>);</w:t>
+      <w:proofErr w:type="spellStart"/>
+      <w:r>
+        <w:t>q.pop</w:t>
+      </w:r>
+      <w:proofErr w:type="spellEnd"/>
+      <w:r>
+        <w:t>();</w:t>
       </w:r>
     </w:p>
     <w:p>
@@ -301,31 +285,15 @@
         <w:pStyle w:val="NoSpacing"/>
       </w:pPr>
       <w:r>
-        <w:t xml:space="preserve">        if </w:t>
-      </w:r>
-      <w:proofErr w:type="gramStart"/>
-      <w:r>
-        <w:t>(!temp</w:t>
-      </w:r>
-      <w:proofErr w:type="gramEnd"/>
-      <w:r>
-        <w:t>-&gt;left) {</w:t>
-      </w:r>
-    </w:p>
-    <w:p>
-      <w:pPr>
-        <w:pStyle w:val="NoSpacing"/>
-      </w:pPr>
-      <w:r>
-        <w:t xml:space="preserve">            temp-&gt;left = new </w:t>
-      </w:r>
-      <w:proofErr w:type="gramStart"/>
-      <w:r>
-        <w:t>Node{</w:t>
-      </w:r>
-      <w:proofErr w:type="gramEnd"/>
-      <w:r>
-        <w:t>data, NULL, NULL};</w:t>
+        <w:t xml:space="preserve">        if (!temp-&gt;left) {</w:t>
+      </w:r>
+    </w:p>
+    <w:p>
+      <w:pPr>
+        <w:pStyle w:val="NoSpacing"/>
+      </w:pPr>
+      <w:r>
+        <w:t xml:space="preserve">            temp-&gt;left = new Node{data, NULL, NULL};</w:t>
       </w:r>
     </w:p>
     <w:p>
@@ -351,11 +319,11 @@
       <w:r>
         <w:t xml:space="preserve">            </w:t>
       </w:r>
-      <w:proofErr w:type="gramStart"/>
+      <w:proofErr w:type="spellStart"/>
       <w:r>
         <w:t>q.push</w:t>
       </w:r>
-      <w:proofErr w:type="gramEnd"/>
+      <w:proofErr w:type="spellEnd"/>
       <w:r>
         <w:t>(temp-&gt;left);</w:t>
       </w:r>
@@ -386,31 +354,15 @@
         <w:pStyle w:val="NoSpacing"/>
       </w:pPr>
       <w:r>
-        <w:t xml:space="preserve">        if </w:t>
-      </w:r>
-      <w:proofErr w:type="gramStart"/>
-      <w:r>
-        <w:t>(!temp</w:t>
-      </w:r>
-      <w:proofErr w:type="gramEnd"/>
-      <w:r>
-        <w:t>-&gt;right) {</w:t>
-      </w:r>
-    </w:p>
-    <w:p>
-      <w:pPr>
-        <w:pStyle w:val="NoSpacing"/>
-      </w:pPr>
-      <w:r>
-        <w:t xml:space="preserve">            temp-&gt;right = new </w:t>
-      </w:r>
-      <w:proofErr w:type="gramStart"/>
-      <w:r>
-        <w:t>Node{</w:t>
-      </w:r>
-      <w:proofErr w:type="gramEnd"/>
-      <w:r>
-        <w:t>data, NULL, NULL};</w:t>
+        <w:t xml:space="preserve">        if (!temp-&gt;right) {</w:t>
+      </w:r>
+    </w:p>
+    <w:p>
+      <w:pPr>
+        <w:pStyle w:val="NoSpacing"/>
+      </w:pPr>
+      <w:r>
+        <w:t xml:space="preserve">            temp-&gt;right = new Node{data, NULL, NULL};</w:t>
       </w:r>
     </w:p>
     <w:p>
@@ -436,11 +388,11 @@
       <w:r>
         <w:t xml:space="preserve">            </w:t>
       </w:r>
-      <w:proofErr w:type="gramStart"/>
+      <w:proofErr w:type="spellStart"/>
       <w:r>
         <w:t>q.push</w:t>
       </w:r>
-      <w:proofErr w:type="gramEnd"/>
+      <w:proofErr w:type="spellEnd"/>
       <w:r>
         <w:t>(temp-&gt;right);</w:t>
       </w:r>
@@ -497,13 +449,13 @@
       <w:r>
         <w:t xml:space="preserve">void </w:t>
       </w:r>
-      <w:proofErr w:type="gramStart"/>
-      <w:r>
-        <w:t>bfs(</w:t>
-      </w:r>
-      <w:proofErr w:type="gramEnd"/>
-      <w:r>
-        <w:t>Node* root) {</w:t>
+      <w:proofErr w:type="spellStart"/>
+      <w:r>
+        <w:t>bfs</w:t>
+      </w:r>
+      <w:proofErr w:type="spellEnd"/>
+      <w:r>
+        <w:t>(Node* root) {</w:t>
       </w:r>
     </w:p>
     <w:p>
@@ -521,11 +473,11 @@
       <w:r>
         <w:t xml:space="preserve">    </w:t>
       </w:r>
-      <w:proofErr w:type="gramStart"/>
+      <w:proofErr w:type="spellStart"/>
       <w:r>
         <w:t>q.push</w:t>
       </w:r>
-      <w:proofErr w:type="gramEnd"/>
+      <w:proofErr w:type="spellEnd"/>
       <w:r>
         <w:t>(root);</w:t>
       </w:r>
@@ -540,23 +492,15 @@
         <w:pStyle w:val="NoSpacing"/>
       </w:pPr>
       <w:r>
-        <w:t xml:space="preserve">    while </w:t>
-      </w:r>
-      <w:proofErr w:type="gramStart"/>
-      <w:r>
-        <w:t>(!q</w:t>
-      </w:r>
-      <w:proofErr w:type="gramEnd"/>
-      <w:r>
-        <w:t>.</w:t>
-      </w:r>
-      <w:proofErr w:type="gramStart"/>
-      <w:r>
-        <w:t>empty(</w:t>
-      </w:r>
-      <w:proofErr w:type="gramEnd"/>
-      <w:r>
-        <w:t>)) {</w:t>
+        <w:t xml:space="preserve">    while (!</w:t>
+      </w:r>
+      <w:proofErr w:type="spellStart"/>
+      <w:r>
+        <w:t>q.empty</w:t>
+      </w:r>
+      <w:proofErr w:type="spellEnd"/>
+      <w:r>
+        <w:t>()) {</w:t>
       </w:r>
     </w:p>
     <w:p>
@@ -566,11 +510,11 @@
       <w:r>
         <w:t xml:space="preserve">        int size = </w:t>
       </w:r>
-      <w:proofErr w:type="gramStart"/>
+      <w:proofErr w:type="spellStart"/>
       <w:r>
         <w:t>q.size</w:t>
       </w:r>
-      <w:proofErr w:type="gramEnd"/>
+      <w:proofErr w:type="spellEnd"/>
       <w:r>
         <w:t>();</w:t>
       </w:r>
@@ -586,23 +530,63 @@
       </w:pPr>
       <w:r>
         <w:lastRenderedPageBreak/>
-        <w:t xml:space="preserve">        #pragma omp parallel for</w:t>
-      </w:r>
-    </w:p>
-    <w:p>
-      <w:pPr>
-        <w:pStyle w:val="NoSpacing"/>
-      </w:pPr>
-      <w:r>
-        <w:t xml:space="preserve">        for (int i = 0; i &lt; size; i++) {</w:t>
-      </w:r>
-    </w:p>
-    <w:p>
-      <w:pPr>
-        <w:pStyle w:val="NoSpacing"/>
-      </w:pPr>
-      <w:r>
-        <w:t xml:space="preserve">            Node* curr;</w:t>
+        <w:t xml:space="preserve">        #pragma </w:t>
+      </w:r>
+      <w:proofErr w:type="spellStart"/>
+      <w:r>
+        <w:t>omp</w:t>
+      </w:r>
+      <w:proofErr w:type="spellEnd"/>
+      <w:r>
+        <w:t xml:space="preserve"> parallel for</w:t>
+      </w:r>
+    </w:p>
+    <w:p>
+      <w:pPr>
+        <w:pStyle w:val="NoSpacing"/>
+      </w:pPr>
+      <w:r>
+        <w:t xml:space="preserve">        for (int </w:t>
+      </w:r>
+      <w:proofErr w:type="spellStart"/>
+      <w:r>
+        <w:t>i</w:t>
+      </w:r>
+      <w:proofErr w:type="spellEnd"/>
+      <w:r>
+        <w:t xml:space="preserve"> = 0; </w:t>
+      </w:r>
+      <w:proofErr w:type="spellStart"/>
+      <w:r>
+        <w:t>i</w:t>
+      </w:r>
+      <w:proofErr w:type="spellEnd"/>
+      <w:r>
+        <w:t xml:space="preserve"> &lt; size; </w:t>
+      </w:r>
+      <w:proofErr w:type="spellStart"/>
+      <w:r>
+        <w:t>i</w:t>
+      </w:r>
+      <w:proofErr w:type="spellEnd"/>
+      <w:r>
+        <w:t>++) {</w:t>
+      </w:r>
+    </w:p>
+    <w:p>
+      <w:pPr>
+        <w:pStyle w:val="NoSpacing"/>
+      </w:pPr>
+      <w:r>
+        <w:t xml:space="preserve">            Node* </w:t>
+      </w:r>
+      <w:proofErr w:type="spellStart"/>
+      <w:r>
+        <w:t>curr</w:t>
+      </w:r>
+      <w:proofErr w:type="spellEnd"/>
+      <w:r>
+        <w:t>;</w:t>
       </w:r>
     </w:p>
     <w:p>
@@ -623,7 +607,15 @@
         <w:pStyle w:val="NoSpacing"/>
       </w:pPr>
       <w:r>
-        <w:t xml:space="preserve">            #pragma omp critical</w:t>
+        <w:t xml:space="preserve">            #pragma </w:t>
+      </w:r>
+      <w:proofErr w:type="spellStart"/>
+      <w:r>
+        <w:t>omp</w:t>
+      </w:r>
+      <w:proofErr w:type="spellEnd"/>
+      <w:r>
+        <w:t xml:space="preserve"> critical</w:t>
       </w:r>
     </w:p>
     <w:p>
@@ -639,13 +631,21 @@
         <w:pStyle w:val="NoSpacing"/>
       </w:pPr>
       <w:r>
-        <w:t xml:space="preserve">                curr = </w:t>
-      </w:r>
-      <w:proofErr w:type="gramStart"/>
+        <w:t xml:space="preserve">                </w:t>
+      </w:r>
+      <w:proofErr w:type="spellStart"/>
+      <w:r>
+        <w:t>curr</w:t>
+      </w:r>
+      <w:proofErr w:type="spellEnd"/>
+      <w:r>
+        <w:t xml:space="preserve"> = </w:t>
+      </w:r>
+      <w:proofErr w:type="spellStart"/>
       <w:r>
         <w:t>q.front</w:t>
       </w:r>
-      <w:proofErr w:type="gramEnd"/>
+      <w:proofErr w:type="spellEnd"/>
       <w:r>
         <w:t>();</w:t>
       </w:r>
@@ -657,21 +657,37 @@
       <w:r>
         <w:t xml:space="preserve">                </w:t>
       </w:r>
-      <w:proofErr w:type="gramStart"/>
-      <w:r>
-        <w:t>q.pop(</w:t>
-      </w:r>
-      <w:proofErr w:type="gramEnd"/>
-      <w:r>
-        <w:t>);</w:t>
-      </w:r>
-    </w:p>
-    <w:p>
-      <w:pPr>
-        <w:pStyle w:val="NoSpacing"/>
-      </w:pPr>
-      <w:r>
-        <w:t xml:space="preserve">                cout &lt;&lt; curr-&gt;data &lt;&lt; " ";</w:t>
+      <w:proofErr w:type="spellStart"/>
+      <w:r>
+        <w:t>q.pop</w:t>
+      </w:r>
+      <w:proofErr w:type="spellEnd"/>
+      <w:r>
+        <w:t>();</w:t>
+      </w:r>
+    </w:p>
+    <w:p>
+      <w:pPr>
+        <w:pStyle w:val="NoSpacing"/>
+      </w:pPr>
+      <w:r>
+        <w:t xml:space="preserve">                </w:t>
+      </w:r>
+      <w:proofErr w:type="spellStart"/>
+      <w:r>
+        <w:t>cout</w:t>
+      </w:r>
+      <w:proofErr w:type="spellEnd"/>
+      <w:r>
+        <w:t xml:space="preserve"> &lt;&lt; </w:t>
+      </w:r>
+      <w:proofErr w:type="spellStart"/>
+      <w:r>
+        <w:t>curr</w:t>
+      </w:r>
+      <w:proofErr w:type="spellEnd"/>
+      <w:r>
+        <w:t>-&gt;data &lt;&lt; " ";</w:t>
       </w:r>
     </w:p>
     <w:p>
@@ -700,7 +716,15 @@
         <w:pStyle w:val="NoSpacing"/>
       </w:pPr>
       <w:r>
-        <w:t xml:space="preserve">            #pragma omp critical</w:t>
+        <w:t xml:space="preserve">            #pragma </w:t>
+      </w:r>
+      <w:proofErr w:type="spellStart"/>
+      <w:r>
+        <w:t>omp</w:t>
+      </w:r>
+      <w:proofErr w:type="spellEnd"/>
+      <w:r>
+        <w:t xml:space="preserve"> critical</w:t>
       </w:r>
     </w:p>
     <w:p>
@@ -716,7 +740,15 @@
         <w:pStyle w:val="NoSpacing"/>
       </w:pPr>
       <w:r>
-        <w:t xml:space="preserve">                if (curr-&gt;left)</w:t>
+        <w:t xml:space="preserve">                if (</w:t>
+      </w:r>
+      <w:proofErr w:type="spellStart"/>
+      <w:r>
+        <w:t>curr</w:t>
+      </w:r>
+      <w:proofErr w:type="spellEnd"/>
+      <w:r>
+        <w:t>-&gt;left)</w:t>
       </w:r>
     </w:p>
     <w:p>
@@ -726,21 +758,37 @@
       <w:r>
         <w:t xml:space="preserve">                    </w:t>
       </w:r>
-      <w:proofErr w:type="gramStart"/>
+      <w:proofErr w:type="spellStart"/>
       <w:r>
         <w:t>q.push</w:t>
       </w:r>
-      <w:proofErr w:type="gramEnd"/>
-      <w:r>
-        <w:t>(curr-&gt;left);</w:t>
-      </w:r>
-    </w:p>
-    <w:p>
-      <w:pPr>
-        <w:pStyle w:val="NoSpacing"/>
-      </w:pPr>
-      <w:r>
-        <w:t xml:space="preserve">                if (curr-&gt;right)</w:t>
+      <w:proofErr w:type="spellEnd"/>
+      <w:r>
+        <w:t>(</w:t>
+      </w:r>
+      <w:proofErr w:type="spellStart"/>
+      <w:r>
+        <w:t>curr</w:t>
+      </w:r>
+      <w:proofErr w:type="spellEnd"/>
+      <w:r>
+        <w:t>-&gt;left);</w:t>
+      </w:r>
+    </w:p>
+    <w:p>
+      <w:pPr>
+        <w:pStyle w:val="NoSpacing"/>
+      </w:pPr>
+      <w:r>
+        <w:t xml:space="preserve">                if (</w:t>
+      </w:r>
+      <w:proofErr w:type="spellStart"/>
+      <w:r>
+        <w:t>curr</w:t>
+      </w:r>
+      <w:proofErr w:type="spellEnd"/>
+      <w:r>
+        <w:t>-&gt;right)</w:t>
       </w:r>
     </w:p>
     <w:p>
@@ -750,13 +798,21 @@
       <w:r>
         <w:t xml:space="preserve">                    </w:t>
       </w:r>
-      <w:proofErr w:type="gramStart"/>
+      <w:proofErr w:type="spellStart"/>
       <w:r>
         <w:t>q.push</w:t>
       </w:r>
-      <w:proofErr w:type="gramEnd"/>
-      <w:r>
-        <w:t>(curr-&gt;right);</w:t>
+      <w:proofErr w:type="spellEnd"/>
+      <w:r>
+        <w:t>(</w:t>
+      </w:r>
+      <w:proofErr w:type="spellStart"/>
+      <w:r>
+        <w:t>curr</w:t>
+      </w:r>
+      <w:proofErr w:type="spellEnd"/>
+      <w:r>
+        <w:t>-&gt;right);</w:t>
       </w:r>
     </w:p>
     <w:p>
@@ -801,15 +857,7 @@
         <w:pStyle w:val="NoSpacing"/>
       </w:pPr>
       <w:r>
-        <w:t xml:space="preserve">int </w:t>
-      </w:r>
-      <w:proofErr w:type="gramStart"/>
-      <w:r>
-        <w:t>main(</w:t>
-      </w:r>
-      <w:proofErr w:type="gramEnd"/>
-      <w:r>
-        <w:t>) {</w:t>
+        <w:t>int main() {</w:t>
       </w:r>
     </w:p>
     <w:p>
@@ -833,7 +881,15 @@
         <w:pStyle w:val="NoSpacing"/>
       </w:pPr>
       <w:r>
-        <w:t xml:space="preserve">    char ch;</w:t>
+        <w:t xml:space="preserve">    char </w:t>
+      </w:r>
+      <w:proofErr w:type="spellStart"/>
+      <w:r>
+        <w:t>ch</w:t>
+      </w:r>
+      <w:proofErr w:type="spellEnd"/>
+      <w:r>
+        <w:t>;</w:t>
       </w:r>
     </w:p>
     <w:p>
@@ -854,86 +910,158 @@
         <w:pStyle w:val="NoSpacing"/>
       </w:pPr>
       <w:r>
-        <w:t xml:space="preserve">        cout &lt;&lt; "Enter data: ";</w:t>
-      </w:r>
-    </w:p>
-    <w:p>
-      <w:pPr>
-        <w:pStyle w:val="NoSpacing"/>
-      </w:pPr>
-      <w:r>
-        <w:t xml:space="preserve">        cin &gt;&gt; data;</w:t>
-      </w:r>
-    </w:p>
-    <w:p>
-      <w:pPr>
-        <w:pStyle w:val="NoSpacing"/>
-      </w:pPr>
-      <w:r>
-        <w:t xml:space="preserve">        root = </w:t>
-      </w:r>
-      <w:proofErr w:type="gramStart"/>
-      <w:r>
-        <w:t>insert(</w:t>
-      </w:r>
-      <w:proofErr w:type="gramEnd"/>
-      <w:r>
-        <w:t>root, data);</w:t>
-      </w:r>
-    </w:p>
-    <w:p>
-      <w:pPr>
-        <w:pStyle w:val="NoSpacing"/>
-      </w:pPr>
-    </w:p>
-    <w:p>
-      <w:pPr>
-        <w:pStyle w:val="NoSpacing"/>
-      </w:pPr>
-      <w:r>
-        <w:t xml:space="preserve">        cout &lt;&lt; "Add more nodes (y/n)? ";</w:t>
-      </w:r>
-    </w:p>
-    <w:p>
-      <w:pPr>
-        <w:pStyle w:val="NoSpacing"/>
-      </w:pPr>
-      <w:r>
-        <w:t xml:space="preserve">        cin &gt;&gt; ch;</w:t>
-      </w:r>
-    </w:p>
-    <w:p>
-      <w:pPr>
-        <w:pStyle w:val="NoSpacing"/>
-      </w:pPr>
-    </w:p>
-    <w:p>
-      <w:pPr>
-        <w:pStyle w:val="NoSpacing"/>
-      </w:pPr>
-      <w:r>
-        <w:t xml:space="preserve">    } while (ch == 'y' || ch == 'Y');</w:t>
-      </w:r>
-    </w:p>
-    <w:p>
-      <w:pPr>
-        <w:pStyle w:val="NoSpacing"/>
-      </w:pPr>
-    </w:p>
-    <w:p>
-      <w:pPr>
-        <w:pStyle w:val="NoSpacing"/>
-      </w:pPr>
-      <w:r>
-        <w:t xml:space="preserve">    cout &lt;&lt; "\nBFS Traversal:\n";</w:t>
-      </w:r>
-    </w:p>
-    <w:p>
-      <w:pPr>
-        <w:pStyle w:val="NoSpacing"/>
-      </w:pPr>
-      <w:r>
-        <w:t xml:space="preserve">    bfs(root);</w:t>
+        <w:t xml:space="preserve">        </w:t>
+      </w:r>
+      <w:proofErr w:type="spellStart"/>
+      <w:r>
+        <w:t>cout</w:t>
+      </w:r>
+      <w:proofErr w:type="spellEnd"/>
+      <w:r>
+        <w:t xml:space="preserve"> &lt;&lt; "Enter data: ";</w:t>
+      </w:r>
+    </w:p>
+    <w:p>
+      <w:pPr>
+        <w:pStyle w:val="NoSpacing"/>
+      </w:pPr>
+      <w:r>
+        <w:t xml:space="preserve">        </w:t>
+      </w:r>
+      <w:proofErr w:type="spellStart"/>
+      <w:r>
+        <w:t>cin</w:t>
+      </w:r>
+      <w:proofErr w:type="spellEnd"/>
+      <w:r>
+        <w:t xml:space="preserve"> &gt;&gt; data;</w:t>
+      </w:r>
+    </w:p>
+    <w:p>
+      <w:pPr>
+        <w:pStyle w:val="NoSpacing"/>
+      </w:pPr>
+      <w:r>
+        <w:t xml:space="preserve">        root = insert(root, data);</w:t>
+      </w:r>
+    </w:p>
+    <w:p>
+      <w:pPr>
+        <w:pStyle w:val="NoSpacing"/>
+      </w:pPr>
+    </w:p>
+    <w:p>
+      <w:pPr>
+        <w:pStyle w:val="NoSpacing"/>
+      </w:pPr>
+      <w:r>
+        <w:t xml:space="preserve">        </w:t>
+      </w:r>
+      <w:proofErr w:type="spellStart"/>
+      <w:r>
+        <w:t>cout</w:t>
+      </w:r>
+      <w:proofErr w:type="spellEnd"/>
+      <w:r>
+        <w:t xml:space="preserve"> &lt;&lt; "Add more nodes (y/n)? ";</w:t>
+      </w:r>
+    </w:p>
+    <w:p>
+      <w:pPr>
+        <w:pStyle w:val="NoSpacing"/>
+      </w:pPr>
+      <w:r>
+        <w:t xml:space="preserve">        </w:t>
+      </w:r>
+      <w:proofErr w:type="spellStart"/>
+      <w:r>
+        <w:t>cin</w:t>
+      </w:r>
+      <w:proofErr w:type="spellEnd"/>
+      <w:r>
+        <w:t xml:space="preserve"> &gt;&gt; </w:t>
+      </w:r>
+      <w:proofErr w:type="spellStart"/>
+      <w:r>
+        <w:t>ch</w:t>
+      </w:r>
+      <w:proofErr w:type="spellEnd"/>
+      <w:r>
+        <w:t>;</w:t>
+      </w:r>
+    </w:p>
+    <w:p>
+      <w:pPr>
+        <w:pStyle w:val="NoSpacing"/>
+      </w:pPr>
+    </w:p>
+    <w:p>
+      <w:pPr>
+        <w:pStyle w:val="NoSpacing"/>
+      </w:pPr>
+      <w:r>
+        <w:t xml:space="preserve">    } while (</w:t>
+      </w:r>
+      <w:proofErr w:type="spellStart"/>
+      <w:r>
+        <w:t>ch</w:t>
+      </w:r>
+      <w:proofErr w:type="spellEnd"/>
+      <w:r>
+        <w:t xml:space="preserve"> == 'y' || </w:t>
+      </w:r>
+      <w:proofErr w:type="spellStart"/>
+      <w:r>
+        <w:t>ch</w:t>
+      </w:r>
+      <w:proofErr w:type="spellEnd"/>
+      <w:r>
+        <w:t xml:space="preserve"> == 'Y');</w:t>
+      </w:r>
+    </w:p>
+    <w:p>
+      <w:pPr>
+        <w:pStyle w:val="NoSpacing"/>
+      </w:pPr>
+    </w:p>
+    <w:p>
+      <w:pPr>
+        <w:pStyle w:val="NoSpacing"/>
+      </w:pPr>
+      <w:r>
+        <w:t xml:space="preserve">    </w:t>
+      </w:r>
+      <w:proofErr w:type="spellStart"/>
+      <w:r>
+        <w:t>cout</w:t>
+      </w:r>
+      <w:proofErr w:type="spellEnd"/>
+      <w:r>
+        <w:t xml:space="preserve"> &lt;&lt; "\</w:t>
+      </w:r>
+      <w:proofErr w:type="spellStart"/>
+      <w:r>
+        <w:t>nBFS</w:t>
+      </w:r>
+      <w:proofErr w:type="spellEnd"/>
+      <w:r>
+        <w:t xml:space="preserve"> Traversal:\n";</w:t>
+      </w:r>
+    </w:p>
+    <w:p>
+      <w:pPr>
+        <w:pStyle w:val="NoSpacing"/>
+      </w:pPr>
+      <w:r>
+        <w:t xml:space="preserve">    </w:t>
+      </w:r>
+      <w:proofErr w:type="spellStart"/>
+      <w:r>
+        <w:t>bfs</w:t>
+      </w:r>
+      <w:proofErr w:type="spellEnd"/>
+      <w:r>
+        <w:t>(root);</w:t>
       </w:r>
     </w:p>
     <w:p>
@@ -1098,7 +1226,15 @@
         <w:pStyle w:val="NoSpacing"/>
       </w:pPr>
       <w:r>
-        <w:t>#include &lt;omp.h&gt;</w:t>
+        <w:t>#include &lt;</w:t>
+      </w:r>
+      <w:proofErr w:type="spellStart"/>
+      <w:r>
+        <w:t>omp.h</w:t>
+      </w:r>
+      <w:proofErr w:type="spellEnd"/>
+      <w:r>
+        <w:t>&gt;</w:t>
       </w:r>
     </w:p>
     <w:p>
@@ -1118,45 +1254,34 @@
       <w:pPr>
         <w:pStyle w:val="NoSpacing"/>
       </w:pPr>
-      <w:r>
-        <w:t>const int MAX = 100000;</w:t>
-      </w:r>
-    </w:p>
-    <w:p>
-      <w:pPr>
-        <w:pStyle w:val="NoSpacing"/>
-      </w:pPr>
-    </w:p>
-    <w:p>
-      <w:pPr>
-        <w:pStyle w:val="NoSpacing"/>
-      </w:pPr>
-      <w:r>
-        <w:t xml:space="preserve">vector&lt;int&gt; </w:t>
-      </w:r>
-      <w:proofErr w:type="gramStart"/>
-      <w:r>
-        <w:t>graph[</w:t>
-      </w:r>
-      <w:proofErr w:type="gramEnd"/>
-      <w:r>
-        <w:t>MAX];</w:t>
-      </w:r>
-    </w:p>
-    <w:p>
-      <w:pPr>
-        <w:pStyle w:val="NoSpacing"/>
-      </w:pPr>
-      <w:r>
-        <w:t xml:space="preserve">bool </w:t>
-      </w:r>
-      <w:proofErr w:type="gramStart"/>
-      <w:r>
-        <w:t>visited[</w:t>
-      </w:r>
-      <w:proofErr w:type="gramEnd"/>
-      <w:r>
-        <w:t>MAX];</w:t>
+      <w:proofErr w:type="spellStart"/>
+      <w:r>
+        <w:t>const</w:t>
+      </w:r>
+      <w:proofErr w:type="spellEnd"/>
+      <w:r>
+        <w:t xml:space="preserve"> int MAX = 100000;</w:t>
+      </w:r>
+    </w:p>
+    <w:p>
+      <w:pPr>
+        <w:pStyle w:val="NoSpacing"/>
+      </w:pPr>
+    </w:p>
+    <w:p>
+      <w:pPr>
+        <w:pStyle w:val="NoSpacing"/>
+      </w:pPr>
+      <w:r>
+        <w:t>vector&lt;int&gt; graph[MAX];</w:t>
+      </w:r>
+    </w:p>
+    <w:p>
+      <w:pPr>
+        <w:pStyle w:val="NoSpacing"/>
+      </w:pPr>
+      <w:r>
+        <w:t>bool visited[MAX];</w:t>
       </w:r>
     </w:p>
     <w:p>
@@ -1179,13 +1304,13 @@
       <w:r>
         <w:t xml:space="preserve">void </w:t>
       </w:r>
-      <w:proofErr w:type="gramStart"/>
-      <w:r>
-        <w:t>dfs(</w:t>
-      </w:r>
-      <w:proofErr w:type="gramEnd"/>
-      <w:r>
-        <w:t>int start) {</w:t>
+      <w:proofErr w:type="spellStart"/>
+      <w:r>
+        <w:t>dfs</w:t>
+      </w:r>
+      <w:proofErr w:type="spellEnd"/>
+      <w:r>
+        <w:t>(int start) {</w:t>
       </w:r>
     </w:p>
     <w:p>
@@ -1203,11 +1328,11 @@
       <w:r>
         <w:t xml:space="preserve">    </w:t>
       </w:r>
-      <w:proofErr w:type="gramStart"/>
+      <w:proofErr w:type="spellStart"/>
       <w:r>
         <w:t>s.push</w:t>
       </w:r>
-      <w:proofErr w:type="gramEnd"/>
+      <w:proofErr w:type="spellEnd"/>
       <w:r>
         <w:t>(start);</w:t>
       </w:r>
@@ -1222,37 +1347,289 @@
         <w:pStyle w:val="NoSpacing"/>
       </w:pPr>
       <w:r>
-        <w:t xml:space="preserve">    while </w:t>
-      </w:r>
-      <w:proofErr w:type="gramStart"/>
-      <w:r>
-        <w:t>(!s</w:t>
-      </w:r>
-      <w:proofErr w:type="gramEnd"/>
-      <w:r>
-        <w:t>.</w:t>
-      </w:r>
-      <w:proofErr w:type="gramStart"/>
-      <w:r>
-        <w:t>empty(</w:t>
-      </w:r>
-      <w:proofErr w:type="gramEnd"/>
-      <w:r>
-        <w:t>)) {</w:t>
-      </w:r>
-    </w:p>
-    <w:p>
-      <w:pPr>
-        <w:pStyle w:val="NoSpacing"/>
-      </w:pPr>
-      <w:r>
-        <w:t xml:space="preserve">        int curr = </w:t>
-      </w:r>
-      <w:proofErr w:type="gramStart"/>
-      <w:r>
-        <w:t>s.top(</w:t>
-      </w:r>
-      <w:proofErr w:type="gramEnd"/>
+        <w:t xml:space="preserve">    while (!</w:t>
+      </w:r>
+      <w:proofErr w:type="spellStart"/>
+      <w:r>
+        <w:t>s.empty</w:t>
+      </w:r>
+      <w:proofErr w:type="spellEnd"/>
+      <w:r>
+        <w:t>()) {</w:t>
+      </w:r>
+    </w:p>
+    <w:p>
+      <w:pPr>
+        <w:pStyle w:val="NoSpacing"/>
+      </w:pPr>
+      <w:r>
+        <w:t xml:space="preserve">        int </w:t>
+      </w:r>
+      <w:proofErr w:type="spellStart"/>
+      <w:r>
+        <w:t>curr</w:t>
+      </w:r>
+      <w:proofErr w:type="spellEnd"/>
+      <w:r>
+        <w:t xml:space="preserve"> = </w:t>
+      </w:r>
+      <w:proofErr w:type="spellStart"/>
+      <w:r>
+        <w:t>s.top</w:t>
+      </w:r>
+      <w:proofErr w:type="spellEnd"/>
+      <w:r>
+        <w:t>();</w:t>
+      </w:r>
+    </w:p>
+    <w:p>
+      <w:pPr>
+        <w:pStyle w:val="NoSpacing"/>
+      </w:pPr>
+      <w:r>
+        <w:t xml:space="preserve">        </w:t>
+      </w:r>
+      <w:proofErr w:type="spellStart"/>
+      <w:r>
+        <w:t>s.pop</w:t>
+      </w:r>
+      <w:proofErr w:type="spellEnd"/>
+      <w:r>
+        <w:t>();</w:t>
+      </w:r>
+    </w:p>
+    <w:p>
+      <w:pPr>
+        <w:pStyle w:val="NoSpacing"/>
+      </w:pPr>
+    </w:p>
+    <w:p>
+      <w:pPr>
+        <w:pStyle w:val="NoSpacing"/>
+      </w:pPr>
+      <w:r>
+        <w:t xml:space="preserve">        if (!visited[</w:t>
+      </w:r>
+      <w:proofErr w:type="spellStart"/>
+      <w:r>
+        <w:t>curr</w:t>
+      </w:r>
+      <w:proofErr w:type="spellEnd"/>
+      <w:r>
+        <w:t>]) {</w:t>
+      </w:r>
+    </w:p>
+    <w:p>
+      <w:pPr>
+        <w:pStyle w:val="NoSpacing"/>
+      </w:pPr>
+      <w:r>
+        <w:t xml:space="preserve">            visited[</w:t>
+      </w:r>
+      <w:proofErr w:type="spellStart"/>
+      <w:r>
+        <w:t>curr</w:t>
+      </w:r>
+      <w:proofErr w:type="spellEnd"/>
+      <w:r>
+        <w:t>] = true;</w:t>
+      </w:r>
+    </w:p>
+    <w:p>
+      <w:pPr>
+        <w:pStyle w:val="NoSpacing"/>
+      </w:pPr>
+    </w:p>
+    <w:p>
+      <w:pPr>
+        <w:pStyle w:val="NoSpacing"/>
+      </w:pPr>
+      <w:r>
+        <w:t xml:space="preserve">            // Print node</w:t>
+      </w:r>
+    </w:p>
+    <w:p>
+      <w:pPr>
+        <w:pStyle w:val="NoSpacing"/>
+      </w:pPr>
+      <w:r>
+        <w:t xml:space="preserve">            </w:t>
+      </w:r>
+      <w:proofErr w:type="spellStart"/>
+      <w:r>
+        <w:t>cout</w:t>
+      </w:r>
+      <w:proofErr w:type="spellEnd"/>
+      <w:r>
+        <w:t xml:space="preserve"> &lt;&lt; </w:t>
+      </w:r>
+      <w:proofErr w:type="spellStart"/>
+      <w:r>
+        <w:t>curr</w:t>
+      </w:r>
+      <w:proofErr w:type="spellEnd"/>
+      <w:r>
+        <w:t xml:space="preserve"> &lt;&lt; " ";</w:t>
+      </w:r>
+    </w:p>
+    <w:p>
+      <w:pPr>
+        <w:pStyle w:val="NoSpacing"/>
+      </w:pPr>
+    </w:p>
+    <w:p>
+      <w:pPr>
+        <w:pStyle w:val="NoSpacing"/>
+      </w:pPr>
+      <w:r>
+        <w:t xml:space="preserve">            // Explore adjacent nodes in parallel</w:t>
+      </w:r>
+    </w:p>
+    <w:p>
+      <w:pPr>
+        <w:pStyle w:val="NoSpacing"/>
+      </w:pPr>
+      <w:r>
+        <w:t xml:space="preserve">            #pragma </w:t>
+      </w:r>
+      <w:proofErr w:type="spellStart"/>
+      <w:r>
+        <w:t>omp</w:t>
+      </w:r>
+      <w:proofErr w:type="spellEnd"/>
+      <w:r>
+        <w:t xml:space="preserve"> parallel for</w:t>
+      </w:r>
+    </w:p>
+    <w:p>
+      <w:pPr>
+        <w:pStyle w:val="NoSpacing"/>
+      </w:pPr>
+      <w:r>
+        <w:t xml:space="preserve">            for (int </w:t>
+      </w:r>
+      <w:proofErr w:type="spellStart"/>
+      <w:r>
+        <w:t>i</w:t>
+      </w:r>
+      <w:proofErr w:type="spellEnd"/>
+      <w:r>
+        <w:t xml:space="preserve"> = 0; </w:t>
+      </w:r>
+      <w:proofErr w:type="spellStart"/>
+      <w:r>
+        <w:t>i</w:t>
+      </w:r>
+      <w:proofErr w:type="spellEnd"/>
+      <w:r>
+        <w:t xml:space="preserve"> &lt; graph[</w:t>
+      </w:r>
+      <w:proofErr w:type="spellStart"/>
+      <w:r>
+        <w:t>curr</w:t>
+      </w:r>
+      <w:proofErr w:type="spellEnd"/>
+      <w:r>
+        <w:t xml:space="preserve">].size(); </w:t>
+      </w:r>
+      <w:proofErr w:type="spellStart"/>
+      <w:r>
+        <w:t>i</w:t>
+      </w:r>
+      <w:proofErr w:type="spellEnd"/>
+      <w:r>
+        <w:t>++) {</w:t>
+      </w:r>
+    </w:p>
+    <w:p>
+      <w:pPr>
+        <w:pStyle w:val="NoSpacing"/>
+      </w:pPr>
+      <w:r>
+        <w:t xml:space="preserve">                int </w:t>
+      </w:r>
+      <w:proofErr w:type="spellStart"/>
+      <w:r>
+        <w:t>adj</w:t>
+      </w:r>
+      <w:proofErr w:type="spellEnd"/>
+      <w:r>
+        <w:t xml:space="preserve"> = graph[</w:t>
+      </w:r>
+      <w:proofErr w:type="spellStart"/>
+      <w:r>
+        <w:t>curr</w:t>
+      </w:r>
+      <w:proofErr w:type="spellEnd"/>
+      <w:r>
+        <w:t>][</w:t>
+      </w:r>
+      <w:proofErr w:type="spellStart"/>
+      <w:r>
+        <w:t>i</w:t>
+      </w:r>
+      <w:proofErr w:type="spellEnd"/>
+      <w:r>
+        <w:t>];</w:t>
+      </w:r>
+    </w:p>
+    <w:p>
+      <w:pPr>
+        <w:pStyle w:val="NoSpacing"/>
+      </w:pPr>
+    </w:p>
+    <w:p>
+      <w:pPr>
+        <w:pStyle w:val="NoSpacing"/>
+      </w:pPr>
+      <w:r>
+        <w:t xml:space="preserve">                if (!visited[</w:t>
+      </w:r>
+      <w:proofErr w:type="spellStart"/>
+      <w:r>
+        <w:t>adj</w:t>
+      </w:r>
+      <w:proofErr w:type="spellEnd"/>
+      <w:r>
+        <w:t>]) {</w:t>
+      </w:r>
+    </w:p>
+    <w:p>
+      <w:pPr>
+        <w:pStyle w:val="NoSpacing"/>
+      </w:pPr>
+      <w:r>
+        <w:t xml:space="preserve">                    #pragma </w:t>
+      </w:r>
+      <w:proofErr w:type="spellStart"/>
+      <w:r>
+        <w:t>omp</w:t>
+      </w:r>
+      <w:proofErr w:type="spellEnd"/>
+      <w:r>
+        <w:t xml:space="preserve"> critical</w:t>
+      </w:r>
+    </w:p>
+    <w:p>
+      <w:pPr>
+        <w:pStyle w:val="NoSpacing"/>
+      </w:pPr>
+      <w:r>
+        <w:t xml:space="preserve">                    </w:t>
+      </w:r>
+      <w:proofErr w:type="spellStart"/>
+      <w:r>
+        <w:t>s.push</w:t>
+      </w:r>
+      <w:proofErr w:type="spellEnd"/>
+      <w:r>
+        <w:t>(</w:t>
+      </w:r>
+      <w:proofErr w:type="spellStart"/>
+      <w:r>
+        <w:t>adj</w:t>
+      </w:r>
+      <w:proofErr w:type="spellEnd"/>
       <w:r>
         <w:t>);</w:t>
       </w:r>
@@ -1262,179 +1639,225 @@
         <w:pStyle w:val="NoSpacing"/>
       </w:pPr>
       <w:r>
+        <w:t xml:space="preserve">                }</w:t>
+      </w:r>
+    </w:p>
+    <w:p>
+      <w:pPr>
+        <w:pStyle w:val="NoSpacing"/>
+      </w:pPr>
+      <w:r>
+        <w:t xml:space="preserve">            }</w:t>
+      </w:r>
+    </w:p>
+    <w:p>
+      <w:pPr>
+        <w:pStyle w:val="NoSpacing"/>
+      </w:pPr>
+      <w:r>
+        <w:t xml:space="preserve">        }</w:t>
+      </w:r>
+    </w:p>
+    <w:p>
+      <w:pPr>
+        <w:pStyle w:val="NoSpacing"/>
+      </w:pPr>
+      <w:r>
+        <w:t xml:space="preserve">    }</w:t>
+      </w:r>
+    </w:p>
+    <w:p>
+      <w:pPr>
+        <w:pStyle w:val="NoSpacing"/>
+      </w:pPr>
+      <w:r>
+        <w:t>}</w:t>
+      </w:r>
+    </w:p>
+    <w:p>
+      <w:pPr>
+        <w:pStyle w:val="NoSpacing"/>
+      </w:pPr>
+    </w:p>
+    <w:p>
+      <w:pPr>
+        <w:pStyle w:val="NoSpacing"/>
+      </w:pPr>
+      <w:r>
+        <w:t>int main() {</w:t>
+      </w:r>
+    </w:p>
+    <w:p>
+      <w:pPr>
+        <w:pStyle w:val="NoSpacing"/>
+      </w:pPr>
+      <w:r>
+        <w:t xml:space="preserve">    int n, m, start;</w:t>
+      </w:r>
+    </w:p>
+    <w:p>
+      <w:pPr>
+        <w:pStyle w:val="NoSpacing"/>
+      </w:pPr>
+    </w:p>
+    <w:p>
+      <w:pPr>
+        <w:pStyle w:val="NoSpacing"/>
+      </w:pPr>
+      <w:r>
+        <w:t xml:space="preserve">    </w:t>
+      </w:r>
+      <w:proofErr w:type="spellStart"/>
+      <w:r>
+        <w:t>cout</w:t>
+      </w:r>
+      <w:proofErr w:type="spellEnd"/>
+      <w:r>
+        <w:t xml:space="preserve"> &lt;&lt; "Enter number of nodes, edges and starting node:\n";</w:t>
+      </w:r>
+    </w:p>
+    <w:p>
+      <w:pPr>
+        <w:pStyle w:val="NoSpacing"/>
+      </w:pPr>
+      <w:r>
+        <w:t xml:space="preserve">    </w:t>
+      </w:r>
+      <w:proofErr w:type="spellStart"/>
+      <w:r>
+        <w:t>cin</w:t>
+      </w:r>
+      <w:proofErr w:type="spellEnd"/>
+      <w:r>
+        <w:t xml:space="preserve"> &gt;&gt; n &gt;&gt; m &gt;&gt; start;</w:t>
+      </w:r>
+    </w:p>
+    <w:p>
+      <w:pPr>
+        <w:pStyle w:val="NoSpacing"/>
+      </w:pPr>
+    </w:p>
+    <w:p>
+      <w:pPr>
+        <w:pStyle w:val="NoSpacing"/>
+      </w:pPr>
+      <w:r>
+        <w:t xml:space="preserve">    </w:t>
+      </w:r>
+      <w:proofErr w:type="spellStart"/>
+      <w:r>
+        <w:t>cout</w:t>
+      </w:r>
+      <w:proofErr w:type="spellEnd"/>
+      <w:r>
+        <w:t xml:space="preserve"> &lt;&lt; "Enter edges (u v):\n";</w:t>
+      </w:r>
+    </w:p>
+    <w:p>
+      <w:pPr>
+        <w:pStyle w:val="NoSpacing"/>
+      </w:pPr>
+    </w:p>
+    <w:p>
+      <w:pPr>
+        <w:pStyle w:val="NoSpacing"/>
+      </w:pPr>
+      <w:r>
+        <w:t xml:space="preserve">    for (int </w:t>
+      </w:r>
+      <w:proofErr w:type="spellStart"/>
+      <w:r>
+        <w:t>i</w:t>
+      </w:r>
+      <w:proofErr w:type="spellEnd"/>
+      <w:r>
+        <w:t xml:space="preserve"> = 0; </w:t>
+      </w:r>
+      <w:proofErr w:type="spellStart"/>
+      <w:r>
+        <w:t>i</w:t>
+      </w:r>
+      <w:proofErr w:type="spellEnd"/>
+      <w:r>
+        <w:t xml:space="preserve"> &lt; m; </w:t>
+      </w:r>
+      <w:proofErr w:type="spellStart"/>
+      <w:r>
+        <w:t>i</w:t>
+      </w:r>
+      <w:proofErr w:type="spellEnd"/>
+      <w:r>
+        <w:t>++) {</w:t>
+      </w:r>
+    </w:p>
+    <w:p>
+      <w:pPr>
+        <w:pStyle w:val="NoSpacing"/>
+      </w:pPr>
+      <w:r>
+        <w:t xml:space="preserve">        int u, v;</w:t>
+      </w:r>
+    </w:p>
+    <w:p>
+      <w:pPr>
+        <w:pStyle w:val="NoSpacing"/>
+      </w:pPr>
+      <w:r>
         <w:t xml:space="preserve">        </w:t>
       </w:r>
-      <w:proofErr w:type="gramStart"/>
-      <w:r>
-        <w:t>s.pop(</w:t>
-      </w:r>
-      <w:proofErr w:type="gramEnd"/>
-      <w:r>
-        <w:t>);</w:t>
-      </w:r>
-    </w:p>
-    <w:p>
-      <w:pPr>
-        <w:pStyle w:val="NoSpacing"/>
-      </w:pPr>
-    </w:p>
-    <w:p>
-      <w:pPr>
-        <w:pStyle w:val="NoSpacing"/>
-      </w:pPr>
-      <w:r>
-        <w:t xml:space="preserve">        if </w:t>
-      </w:r>
-      <w:proofErr w:type="gramStart"/>
-      <w:r>
-        <w:t>(!visited</w:t>
-      </w:r>
-      <w:proofErr w:type="gramEnd"/>
-      <w:r>
-        <w:t>[curr]) {</w:t>
-      </w:r>
-    </w:p>
-    <w:p>
-      <w:pPr>
-        <w:pStyle w:val="NoSpacing"/>
-      </w:pPr>
-      <w:r>
-        <w:t xml:space="preserve">            visited[curr] = true;</w:t>
-      </w:r>
-    </w:p>
-    <w:p>
-      <w:pPr>
-        <w:pStyle w:val="NoSpacing"/>
-      </w:pPr>
-    </w:p>
-    <w:p>
-      <w:pPr>
-        <w:pStyle w:val="NoSpacing"/>
-      </w:pPr>
-      <w:r>
-        <w:t xml:space="preserve">            // Print node</w:t>
-      </w:r>
-    </w:p>
-    <w:p>
-      <w:pPr>
-        <w:pStyle w:val="NoSpacing"/>
-      </w:pPr>
-      <w:r>
-        <w:t xml:space="preserve">            cout &lt;&lt; curr &lt;&lt; " ";</w:t>
-      </w:r>
-    </w:p>
-    <w:p>
-      <w:pPr>
-        <w:pStyle w:val="NoSpacing"/>
-      </w:pPr>
-    </w:p>
-    <w:p>
-      <w:pPr>
-        <w:pStyle w:val="NoSpacing"/>
-      </w:pPr>
-      <w:r>
-        <w:t xml:space="preserve">            // Explore adjacent nodes in parallel</w:t>
-      </w:r>
-    </w:p>
-    <w:p>
-      <w:pPr>
-        <w:pStyle w:val="NoSpacing"/>
-      </w:pPr>
-      <w:r>
-        <w:t xml:space="preserve">            #pragma omp parallel for</w:t>
-      </w:r>
-    </w:p>
-    <w:p>
-      <w:pPr>
-        <w:pStyle w:val="NoSpacing"/>
-      </w:pPr>
-      <w:r>
-        <w:t xml:space="preserve">            for (int i = 0; i &lt; graph[curr</w:t>
-      </w:r>
-      <w:proofErr w:type="gramStart"/>
-      <w:r>
-        <w:t>].size</w:t>
-      </w:r>
-      <w:proofErr w:type="gramEnd"/>
-      <w:r>
-        <w:t>(); i++) {</w:t>
-      </w:r>
-    </w:p>
-    <w:p>
-      <w:pPr>
-        <w:pStyle w:val="NoSpacing"/>
-      </w:pPr>
-      <w:r>
-        <w:t xml:space="preserve">                int adj = graph[curr][i];</w:t>
-      </w:r>
-    </w:p>
-    <w:p>
-      <w:pPr>
-        <w:pStyle w:val="NoSpacing"/>
-      </w:pPr>
-    </w:p>
-    <w:p>
-      <w:pPr>
-        <w:pStyle w:val="NoSpacing"/>
-      </w:pPr>
-      <w:r>
-        <w:t xml:space="preserve">                if </w:t>
-      </w:r>
-      <w:proofErr w:type="gramStart"/>
-      <w:r>
-        <w:t>(!visited</w:t>
-      </w:r>
-      <w:proofErr w:type="gramEnd"/>
-      <w:r>
-        <w:t>[adj]) {</w:t>
-      </w:r>
-    </w:p>
-    <w:p>
-      <w:pPr>
-        <w:pStyle w:val="NoSpacing"/>
-      </w:pPr>
-      <w:r>
-        <w:t xml:space="preserve">                    #pragma omp critical</w:t>
-      </w:r>
-    </w:p>
-    <w:p>
-      <w:pPr>
-        <w:pStyle w:val="NoSpacing"/>
-      </w:pPr>
-      <w:r>
-        <w:t xml:space="preserve">                    </w:t>
-      </w:r>
-      <w:proofErr w:type="gramStart"/>
-      <w:r>
-        <w:t>s.push</w:t>
-      </w:r>
-      <w:proofErr w:type="gramEnd"/>
-      <w:r>
-        <w:t>(adj);</w:t>
-      </w:r>
-    </w:p>
-    <w:p>
-      <w:pPr>
-        <w:pStyle w:val="NoSpacing"/>
-      </w:pPr>
-      <w:r>
-        <w:t xml:space="preserve">                }</w:t>
-      </w:r>
-    </w:p>
-    <w:p>
-      <w:pPr>
-        <w:pStyle w:val="NoSpacing"/>
-      </w:pPr>
-      <w:r>
-        <w:t xml:space="preserve">            }</w:t>
-      </w:r>
-    </w:p>
-    <w:p>
-      <w:pPr>
-        <w:pStyle w:val="NoSpacing"/>
-      </w:pPr>
-      <w:r>
-        <w:t xml:space="preserve">        }</w:t>
+      <w:proofErr w:type="spellStart"/>
+      <w:r>
+        <w:t>cin</w:t>
+      </w:r>
+      <w:proofErr w:type="spellEnd"/>
+      <w:r>
+        <w:t xml:space="preserve"> &gt;&gt; u &gt;&gt; v;</w:t>
+      </w:r>
+    </w:p>
+    <w:p>
+      <w:pPr>
+        <w:pStyle w:val="NoSpacing"/>
+      </w:pPr>
+    </w:p>
+    <w:p>
+      <w:pPr>
+        <w:pStyle w:val="NoSpacing"/>
+      </w:pPr>
+      <w:r>
+        <w:t xml:space="preserve">        // Undirected graph</w:t>
+      </w:r>
+    </w:p>
+    <w:p>
+      <w:pPr>
+        <w:pStyle w:val="NoSpacing"/>
+      </w:pPr>
+      <w:r>
+        <w:t xml:space="preserve">        graph[u].</w:t>
+      </w:r>
+      <w:proofErr w:type="spellStart"/>
+      <w:r>
+        <w:t>push_back</w:t>
+      </w:r>
+      <w:proofErr w:type="spellEnd"/>
+      <w:r>
+        <w:t>(v);</w:t>
+      </w:r>
+    </w:p>
+    <w:p>
+      <w:pPr>
+        <w:pStyle w:val="NoSpacing"/>
+      </w:pPr>
+      <w:r>
+        <w:lastRenderedPageBreak/>
+        <w:t xml:space="preserve">        graph[v].</w:t>
+      </w:r>
+      <w:proofErr w:type="spellStart"/>
+      <w:r>
+        <w:t>push_back</w:t>
+      </w:r>
+      <w:proofErr w:type="spellEnd"/>
+      <w:r>
+        <w:t>(u);</w:t>
       </w:r>
     </w:p>
     <w:p>
@@ -1449,154 +1872,77 @@
       <w:pPr>
         <w:pStyle w:val="NoSpacing"/>
       </w:pPr>
-      <w:r>
-        <w:t>}</w:t>
-      </w:r>
-    </w:p>
-    <w:p>
-      <w:pPr>
-        <w:pStyle w:val="NoSpacing"/>
-      </w:pPr>
-    </w:p>
-    <w:p>
-      <w:pPr>
-        <w:pStyle w:val="NoSpacing"/>
-      </w:pPr>
-      <w:r>
-        <w:t xml:space="preserve">int </w:t>
-      </w:r>
-      <w:proofErr w:type="gramStart"/>
-      <w:r>
-        <w:t>main(</w:t>
-      </w:r>
-      <w:proofErr w:type="gramEnd"/>
-      <w:r>
-        <w:t>) {</w:t>
-      </w:r>
-    </w:p>
-    <w:p>
-      <w:pPr>
-        <w:pStyle w:val="NoSpacing"/>
-      </w:pPr>
-      <w:r>
-        <w:t xml:space="preserve">    int n, m, start;</w:t>
-      </w:r>
-    </w:p>
-    <w:p>
-      <w:pPr>
-        <w:pStyle w:val="NoSpacing"/>
-      </w:pPr>
-    </w:p>
-    <w:p>
-      <w:pPr>
-        <w:pStyle w:val="NoSpacing"/>
-      </w:pPr>
-      <w:r>
-        <w:t xml:space="preserve">    cout &lt;&lt; "Enter number of nodes, edges and starting node:\n";</w:t>
-      </w:r>
-    </w:p>
-    <w:p>
-      <w:pPr>
-        <w:pStyle w:val="NoSpacing"/>
-      </w:pPr>
-      <w:r>
-        <w:t xml:space="preserve">    cin &gt;&gt; n &gt;&gt; m &gt;&gt; start;</w:t>
-      </w:r>
-    </w:p>
-    <w:p>
-      <w:pPr>
-        <w:pStyle w:val="NoSpacing"/>
-      </w:pPr>
-    </w:p>
-    <w:p>
-      <w:pPr>
-        <w:pStyle w:val="NoSpacing"/>
-      </w:pPr>
-      <w:r>
-        <w:t xml:space="preserve">    cout &lt;&lt; "Enter edges (u v</w:t>
-      </w:r>
-      <w:proofErr w:type="gramStart"/>
-      <w:r>
-        <w:t>):\</w:t>
-      </w:r>
-      <w:proofErr w:type="gramEnd"/>
-      <w:r>
-        <w:t>n";</w:t>
-      </w:r>
-    </w:p>
-    <w:p>
-      <w:pPr>
-        <w:pStyle w:val="NoSpacing"/>
-      </w:pPr>
-    </w:p>
-    <w:p>
-      <w:pPr>
-        <w:pStyle w:val="NoSpacing"/>
-      </w:pPr>
-      <w:r>
-        <w:t xml:space="preserve">    for (int i = 0; i &lt; m; i++) {</w:t>
-      </w:r>
-    </w:p>
-    <w:p>
-      <w:pPr>
-        <w:pStyle w:val="NoSpacing"/>
-      </w:pPr>
-      <w:r>
-        <w:t xml:space="preserve">        int u, v;</w:t>
-      </w:r>
-    </w:p>
-    <w:p>
-      <w:pPr>
-        <w:pStyle w:val="NoSpacing"/>
-      </w:pPr>
-      <w:r>
-        <w:t xml:space="preserve">        cin &gt;&gt; u &gt;&gt; v;</w:t>
-      </w:r>
-    </w:p>
-    <w:p>
-      <w:pPr>
-        <w:pStyle w:val="NoSpacing"/>
-      </w:pPr>
-    </w:p>
-    <w:p>
-      <w:pPr>
-        <w:pStyle w:val="NoSpacing"/>
-      </w:pPr>
-      <w:r>
-        <w:t xml:space="preserve">        // Undirected graph</w:t>
-      </w:r>
-    </w:p>
-    <w:p>
-      <w:pPr>
-        <w:pStyle w:val="NoSpacing"/>
-      </w:pPr>
-      <w:r>
-        <w:t xml:space="preserve">        graph[u</w:t>
-      </w:r>
-      <w:proofErr w:type="gramStart"/>
-      <w:r>
-        <w:t>].push</w:t>
-      </w:r>
-      <w:proofErr w:type="gramEnd"/>
-      <w:r>
-        <w:t>_back(v);</w:t>
-      </w:r>
-    </w:p>
-    <w:p>
-      <w:pPr>
-        <w:pStyle w:val="NoSpacing"/>
-      </w:pPr>
-      <w:r>
-        <w:lastRenderedPageBreak/>
-        <w:t xml:space="preserve">        graph[v</w:t>
-      </w:r>
-      <w:proofErr w:type="gramStart"/>
-      <w:r>
-        <w:t>].push</w:t>
-      </w:r>
-      <w:proofErr w:type="gramEnd"/>
-      <w:r>
-        <w:t>_back(u);</w:t>
+    </w:p>
+    <w:p>
+      <w:pPr>
+        <w:pStyle w:val="NoSpacing"/>
+      </w:pPr>
+      <w:r>
+        <w:t xml:space="preserve">    // Initialize visited</w:t>
+      </w:r>
+    </w:p>
+    <w:p>
+      <w:pPr>
+        <w:pStyle w:val="NoSpacing"/>
+      </w:pPr>
+      <w:r>
+        <w:t xml:space="preserve">    #pragma </w:t>
+      </w:r>
+      <w:proofErr w:type="spellStart"/>
+      <w:r>
+        <w:t>omp</w:t>
+      </w:r>
+      <w:proofErr w:type="spellEnd"/>
+      <w:r>
+        <w:t xml:space="preserve"> parallel for</w:t>
+      </w:r>
+    </w:p>
+    <w:p>
+      <w:pPr>
+        <w:pStyle w:val="NoSpacing"/>
+      </w:pPr>
+      <w:r>
+        <w:t xml:space="preserve">    for (int </w:t>
+      </w:r>
+      <w:proofErr w:type="spellStart"/>
+      <w:r>
+        <w:t>i</w:t>
+      </w:r>
+      <w:proofErr w:type="spellEnd"/>
+      <w:r>
+        <w:t xml:space="preserve"> = 0; </w:t>
+      </w:r>
+      <w:proofErr w:type="spellStart"/>
+      <w:r>
+        <w:t>i</w:t>
+      </w:r>
+      <w:proofErr w:type="spellEnd"/>
+      <w:r>
+        <w:t xml:space="preserve"> &lt; n; </w:t>
+      </w:r>
+      <w:proofErr w:type="spellStart"/>
+      <w:r>
+        <w:t>i</w:t>
+      </w:r>
+      <w:proofErr w:type="spellEnd"/>
+      <w:r>
+        <w:t>++) {</w:t>
+      </w:r>
+    </w:p>
+    <w:p>
+      <w:pPr>
+        <w:pStyle w:val="NoSpacing"/>
+      </w:pPr>
+      <w:r>
+        <w:t xml:space="preserve">        visited[</w:t>
+      </w:r>
+      <w:proofErr w:type="spellStart"/>
+      <w:r>
+        <w:t>i</w:t>
+      </w:r>
+      <w:proofErr w:type="spellEnd"/>
+      <w:r>
+        <w:t>] = false;</w:t>
       </w:r>
     </w:p>
     <w:p>
@@ -1617,60 +1963,39 @@
         <w:pStyle w:val="NoSpacing"/>
       </w:pPr>
       <w:r>
-        <w:t xml:space="preserve">    // Initialize visited</w:t>
-      </w:r>
-    </w:p>
-    <w:p>
-      <w:pPr>
-        <w:pStyle w:val="NoSpacing"/>
-      </w:pPr>
-      <w:r>
-        <w:t xml:space="preserve">    #pragma omp parallel for</w:t>
-      </w:r>
-    </w:p>
-    <w:p>
-      <w:pPr>
-        <w:pStyle w:val="NoSpacing"/>
-      </w:pPr>
-      <w:r>
-        <w:t xml:space="preserve">    for (int i = 0; i &lt; n; i++) {</w:t>
-      </w:r>
-    </w:p>
-    <w:p>
-      <w:pPr>
-        <w:pStyle w:val="NoSpacing"/>
-      </w:pPr>
-      <w:r>
-        <w:t xml:space="preserve">        visited[i] = false;</w:t>
-      </w:r>
-    </w:p>
-    <w:p>
-      <w:pPr>
-        <w:pStyle w:val="NoSpacing"/>
-      </w:pPr>
-      <w:r>
-        <w:t xml:space="preserve">    }</w:t>
-      </w:r>
-    </w:p>
-    <w:p>
-      <w:pPr>
-        <w:pStyle w:val="NoSpacing"/>
-      </w:pPr>
-    </w:p>
-    <w:p>
-      <w:pPr>
-        <w:pStyle w:val="NoSpacing"/>
-      </w:pPr>
-      <w:r>
-        <w:t xml:space="preserve">    cout &lt;&lt; "\nDFS Traversal:\n";</w:t>
-      </w:r>
-    </w:p>
-    <w:p>
-      <w:pPr>
-        <w:pStyle w:val="NoSpacing"/>
-      </w:pPr>
-      <w:r>
-        <w:t xml:space="preserve">    dfs(start);</w:t>
+        <w:t xml:space="preserve">    </w:t>
+      </w:r>
+      <w:proofErr w:type="spellStart"/>
+      <w:r>
+        <w:t>cout</w:t>
+      </w:r>
+      <w:proofErr w:type="spellEnd"/>
+      <w:r>
+        <w:t xml:space="preserve"> &lt;&lt; "\</w:t>
+      </w:r>
+      <w:proofErr w:type="spellStart"/>
+      <w:r>
+        <w:t>nDFS</w:t>
+      </w:r>
+      <w:proofErr w:type="spellEnd"/>
+      <w:r>
+        <w:t xml:space="preserve"> Traversal:\n";</w:t>
+      </w:r>
+    </w:p>
+    <w:p>
+      <w:pPr>
+        <w:pStyle w:val="NoSpacing"/>
+      </w:pPr>
+      <w:r>
+        <w:t xml:space="preserve">    </w:t>
+      </w:r>
+      <w:proofErr w:type="spellStart"/>
+      <w:r>
+        <w:t>dfs</w:t>
+      </w:r>
+      <w:proofErr w:type="spellEnd"/>
+      <w:r>
+        <w:t>(start);</w:t>
       </w:r>
     </w:p>
     <w:p>
@@ -1972,7 +2297,15 @@
         <w:pStyle w:val="NoSpacing"/>
       </w:pPr>
       <w:r>
-        <w:t>#include &lt;omp.h&gt;   // For OpenMP (parallel programming)</w:t>
+        <w:t>#include &lt;</w:t>
+      </w:r>
+      <w:proofErr w:type="spellStart"/>
+      <w:r>
+        <w:t>omp.h</w:t>
+      </w:r>
+      <w:proofErr w:type="spellEnd"/>
+      <w:r>
+        <w:t>&gt;   // For OpenMP (parallel programming)</w:t>
       </w:r>
     </w:p>
     <w:p>
@@ -2008,13 +2341,13 @@
       <w:r>
         <w:t xml:space="preserve">void </w:t>
       </w:r>
-      <w:proofErr w:type="gramStart"/>
-      <w:r>
-        <w:t>swapValues(</w:t>
-      </w:r>
-      <w:proofErr w:type="gramEnd"/>
-      <w:r>
-        <w:t>int &amp;a, int &amp;b)</w:t>
+      <w:proofErr w:type="spellStart"/>
+      <w:r>
+        <w:t>swapValues</w:t>
+      </w:r>
+      <w:proofErr w:type="spellEnd"/>
+      <w:r>
+        <w:t>(int &amp;a, int &amp;b)</w:t>
       </w:r>
     </w:p>
     <w:p>
@@ -2077,21 +2410,21 @@
       <w:r>
         <w:t xml:space="preserve">void </w:t>
       </w:r>
-      <w:proofErr w:type="gramStart"/>
-      <w:r>
-        <w:t>sequentialBubbleSort(</w:t>
-      </w:r>
-      <w:proofErr w:type="gramEnd"/>
-      <w:r>
-        <w:t xml:space="preserve">int </w:t>
-      </w:r>
-      <w:proofErr w:type="gramStart"/>
-      <w:r>
-        <w:t>arr[</w:t>
-      </w:r>
-      <w:proofErr w:type="gramEnd"/>
-      <w:r>
-        <w:t>], int n)</w:t>
+      <w:proofErr w:type="spellStart"/>
+      <w:r>
+        <w:t>sequentialBubbleSort</w:t>
+      </w:r>
+      <w:proofErr w:type="spellEnd"/>
+      <w:r>
+        <w:t xml:space="preserve">(int </w:t>
+      </w:r>
+      <w:proofErr w:type="spellStart"/>
+      <w:r>
+        <w:t>arr</w:t>
+      </w:r>
+      <w:proofErr w:type="spellEnd"/>
+      <w:r>
+        <w:t>[], int n)</w:t>
       </w:r>
     </w:p>
     <w:p>
@@ -2107,7 +2440,31 @@
         <w:pStyle w:val="NoSpacing"/>
       </w:pPr>
       <w:r>
-        <w:t xml:space="preserve">    for (int i = 0; i &lt; n - 1; i++)</w:t>
+        <w:t xml:space="preserve">    for (int </w:t>
+      </w:r>
+      <w:proofErr w:type="spellStart"/>
+      <w:r>
+        <w:t>i</w:t>
+      </w:r>
+      <w:proofErr w:type="spellEnd"/>
+      <w:r>
+        <w:t xml:space="preserve"> = 0; </w:t>
+      </w:r>
+      <w:proofErr w:type="spellStart"/>
+      <w:r>
+        <w:t>i</w:t>
+      </w:r>
+      <w:proofErr w:type="spellEnd"/>
+      <w:r>
+        <w:t xml:space="preserve"> &lt; n - 1; </w:t>
+      </w:r>
+      <w:proofErr w:type="spellStart"/>
+      <w:r>
+        <w:t>i</w:t>
+      </w:r>
+      <w:proofErr w:type="spellEnd"/>
+      <w:r>
+        <w:t>++)</w:t>
       </w:r>
     </w:p>
     <w:p>
@@ -2136,7 +2493,23 @@
         <w:pStyle w:val="NoSpacing"/>
       </w:pPr>
       <w:r>
-        <w:t xml:space="preserve">        for (int j = 0; j &lt; n - i - 1; j++)</w:t>
+        <w:t xml:space="preserve">        for (int j = 0; j &lt; n - </w:t>
+      </w:r>
+      <w:proofErr w:type="spellStart"/>
+      <w:r>
+        <w:t>i</w:t>
+      </w:r>
+      <w:proofErr w:type="spellEnd"/>
+      <w:r>
+        <w:t xml:space="preserve"> - 1; </w:t>
+      </w:r>
+      <w:proofErr w:type="spellStart"/>
+      <w:r>
+        <w:t>j++</w:t>
+      </w:r>
+      <w:proofErr w:type="spellEnd"/>
+      <w:r>
+        <w:t>)</w:t>
       </w:r>
     </w:p>
     <w:p>
@@ -2152,15 +2525,23 @@
         <w:pStyle w:val="NoSpacing"/>
       </w:pPr>
       <w:r>
-        <w:t xml:space="preserve">            if (arr[j] &gt; </w:t>
-      </w:r>
-      <w:proofErr w:type="gramStart"/>
-      <w:r>
-        <w:t>arr[</w:t>
-      </w:r>
-      <w:proofErr w:type="gramEnd"/>
-      <w:r>
-        <w:t>j + 1])</w:t>
+        <w:t xml:space="preserve">            if (</w:t>
+      </w:r>
+      <w:proofErr w:type="spellStart"/>
+      <w:r>
+        <w:t>arr</w:t>
+      </w:r>
+      <w:proofErr w:type="spellEnd"/>
+      <w:r>
+        <w:t xml:space="preserve">[j] &gt; </w:t>
+      </w:r>
+      <w:proofErr w:type="spellStart"/>
+      <w:r>
+        <w:t>arr</w:t>
+      </w:r>
+      <w:proofErr w:type="spellEnd"/>
+      <w:r>
+        <w:t>[j + 1])</w:t>
       </w:r>
     </w:p>
     <w:p>
@@ -2176,15 +2557,31 @@
         <w:pStyle w:val="NoSpacing"/>
       </w:pPr>
       <w:r>
-        <w:t xml:space="preserve">                swapValues(arr[j], </w:t>
-      </w:r>
-      <w:proofErr w:type="gramStart"/>
-      <w:r>
-        <w:t>arr[</w:t>
-      </w:r>
-      <w:proofErr w:type="gramEnd"/>
-      <w:r>
-        <w:t>j + 1]);</w:t>
+        <w:t xml:space="preserve">                </w:t>
+      </w:r>
+      <w:proofErr w:type="spellStart"/>
+      <w:r>
+        <w:t>swapValues</w:t>
+      </w:r>
+      <w:proofErr w:type="spellEnd"/>
+      <w:r>
+        <w:t>(</w:t>
+      </w:r>
+      <w:proofErr w:type="spellStart"/>
+      <w:r>
+        <w:t>arr</w:t>
+      </w:r>
+      <w:proofErr w:type="spellEnd"/>
+      <w:r>
+        <w:t xml:space="preserve">[j], </w:t>
+      </w:r>
+      <w:proofErr w:type="spellStart"/>
+      <w:r>
+        <w:t>arr</w:t>
+      </w:r>
+      <w:proofErr w:type="spellEnd"/>
+      <w:r>
+        <w:t>[j + 1]);</w:t>
       </w:r>
     </w:p>
     <w:p>
@@ -2229,15 +2626,7 @@
         <w:pStyle w:val="NoSpacing"/>
       </w:pPr>
       <w:r>
-        <w:t xml:space="preserve">        if </w:t>
-      </w:r>
-      <w:proofErr w:type="gramStart"/>
-      <w:r>
-        <w:t>(!swapped</w:t>
-      </w:r>
-      <w:proofErr w:type="gramEnd"/>
-      <w:r>
-        <w:t>)</w:t>
+        <w:t xml:space="preserve">        if (!swapped)</w:t>
       </w:r>
     </w:p>
     <w:p>
@@ -2284,21 +2673,21 @@
       <w:r>
         <w:t xml:space="preserve">void </w:t>
       </w:r>
-      <w:proofErr w:type="gramStart"/>
-      <w:r>
-        <w:t>parallelBubbleSort(</w:t>
-      </w:r>
-      <w:proofErr w:type="gramEnd"/>
-      <w:r>
-        <w:t xml:space="preserve">int </w:t>
-      </w:r>
-      <w:proofErr w:type="gramStart"/>
-      <w:r>
-        <w:t>arr[</w:t>
-      </w:r>
-      <w:proofErr w:type="gramEnd"/>
-      <w:r>
-        <w:t>], int n)</w:t>
+      <w:proofErr w:type="spellStart"/>
+      <w:r>
+        <w:t>parallelBubbleSort</w:t>
+      </w:r>
+      <w:proofErr w:type="spellEnd"/>
+      <w:r>
+        <w:t xml:space="preserve">(int </w:t>
+      </w:r>
+      <w:proofErr w:type="spellStart"/>
+      <w:r>
+        <w:t>arr</w:t>
+      </w:r>
+      <w:proofErr w:type="spellEnd"/>
+      <w:r>
+        <w:t>[], int n)</w:t>
       </w:r>
     </w:p>
     <w:p>
@@ -2314,7 +2703,31 @@
         <w:pStyle w:val="NoSpacing"/>
       </w:pPr>
       <w:r>
-        <w:t xml:space="preserve">    for (int i = 0; i &lt; n; i++)</w:t>
+        <w:t xml:space="preserve">    for (int </w:t>
+      </w:r>
+      <w:proofErr w:type="spellStart"/>
+      <w:r>
+        <w:t>i</w:t>
+      </w:r>
+      <w:proofErr w:type="spellEnd"/>
+      <w:r>
+        <w:t xml:space="preserve"> = 0; </w:t>
+      </w:r>
+      <w:proofErr w:type="spellStart"/>
+      <w:r>
+        <w:t>i</w:t>
+      </w:r>
+      <w:proofErr w:type="spellEnd"/>
+      <w:r>
+        <w:t xml:space="preserve"> &lt; n; </w:t>
+      </w:r>
+      <w:proofErr w:type="spellStart"/>
+      <w:r>
+        <w:t>i</w:t>
+      </w:r>
+      <w:proofErr w:type="spellEnd"/>
+      <w:r>
+        <w:t>++)</w:t>
       </w:r>
     </w:p>
     <w:p>
@@ -2338,7 +2751,15 @@
         <w:pStyle w:val="NoSpacing"/>
       </w:pPr>
       <w:r>
-        <w:t xml:space="preserve">        #pragma omp parallel for</w:t>
+        <w:t xml:space="preserve">        #pragma </w:t>
+      </w:r>
+      <w:proofErr w:type="spellStart"/>
+      <w:r>
+        <w:t>omp</w:t>
+      </w:r>
+      <w:proofErr w:type="spellEnd"/>
+      <w:r>
+        <w:t xml:space="preserve"> parallel for</w:t>
       </w:r>
     </w:p>
     <w:p>
@@ -2362,15 +2783,23 @@
         <w:pStyle w:val="NoSpacing"/>
       </w:pPr>
       <w:r>
-        <w:t xml:space="preserve">            if (arr[j] &gt; </w:t>
-      </w:r>
-      <w:proofErr w:type="gramStart"/>
-      <w:r>
-        <w:t>arr[</w:t>
-      </w:r>
-      <w:proofErr w:type="gramEnd"/>
-      <w:r>
-        <w:t>j + 1])</w:t>
+        <w:t xml:space="preserve">            if (</w:t>
+      </w:r>
+      <w:proofErr w:type="spellStart"/>
+      <w:r>
+        <w:t>arr</w:t>
+      </w:r>
+      <w:proofErr w:type="spellEnd"/>
+      <w:r>
+        <w:t xml:space="preserve">[j] &gt; </w:t>
+      </w:r>
+      <w:proofErr w:type="spellStart"/>
+      <w:r>
+        <w:t>arr</w:t>
+      </w:r>
+      <w:proofErr w:type="spellEnd"/>
+      <w:r>
+        <w:t>[j + 1])</w:t>
       </w:r>
     </w:p>
     <w:p>
@@ -2386,15 +2815,31 @@
         <w:pStyle w:val="NoSpacing"/>
       </w:pPr>
       <w:r>
-        <w:t xml:space="preserve">                swapValues(arr[j], </w:t>
-      </w:r>
-      <w:proofErr w:type="gramStart"/>
-      <w:r>
-        <w:t>arr[</w:t>
-      </w:r>
-      <w:proofErr w:type="gramEnd"/>
-      <w:r>
-        <w:t>j + 1]);</w:t>
+        <w:t xml:space="preserve">                </w:t>
+      </w:r>
+      <w:proofErr w:type="spellStart"/>
+      <w:r>
+        <w:t>swapValues</w:t>
+      </w:r>
+      <w:proofErr w:type="spellEnd"/>
+      <w:r>
+        <w:t>(</w:t>
+      </w:r>
+      <w:proofErr w:type="spellStart"/>
+      <w:r>
+        <w:t>arr</w:t>
+      </w:r>
+      <w:proofErr w:type="spellEnd"/>
+      <w:r>
+        <w:t xml:space="preserve">[j], </w:t>
+      </w:r>
+      <w:proofErr w:type="spellStart"/>
+      <w:r>
+        <w:t>arr</w:t>
+      </w:r>
+      <w:proofErr w:type="spellEnd"/>
+      <w:r>
+        <w:t>[j + 1]);</w:t>
       </w:r>
     </w:p>
     <w:p>
@@ -2431,7 +2876,15 @@
         <w:pStyle w:val="NoSpacing"/>
       </w:pPr>
       <w:r>
-        <w:t xml:space="preserve">        #pragma omp parallel for</w:t>
+        <w:t xml:space="preserve">        #pragma </w:t>
+      </w:r>
+      <w:proofErr w:type="spellStart"/>
+      <w:r>
+        <w:t>omp</w:t>
+      </w:r>
+      <w:proofErr w:type="spellEnd"/>
+      <w:r>
+        <w:t xml:space="preserve"> parallel for</w:t>
       </w:r>
     </w:p>
     <w:p>
@@ -2455,15 +2908,23 @@
         <w:pStyle w:val="NoSpacing"/>
       </w:pPr>
       <w:r>
-        <w:t xml:space="preserve">            if (arr[j] &gt; </w:t>
-      </w:r>
-      <w:proofErr w:type="gramStart"/>
-      <w:r>
-        <w:t>arr[</w:t>
-      </w:r>
-      <w:proofErr w:type="gramEnd"/>
-      <w:r>
-        <w:t>j + 1])</w:t>
+        <w:t xml:space="preserve">            if (</w:t>
+      </w:r>
+      <w:proofErr w:type="spellStart"/>
+      <w:r>
+        <w:t>arr</w:t>
+      </w:r>
+      <w:proofErr w:type="spellEnd"/>
+      <w:r>
+        <w:t xml:space="preserve">[j] &gt; </w:t>
+      </w:r>
+      <w:proofErr w:type="spellStart"/>
+      <w:r>
+        <w:t>arr</w:t>
+      </w:r>
+      <w:proofErr w:type="spellEnd"/>
+      <w:r>
+        <w:t>[j + 1])</w:t>
       </w:r>
     </w:p>
     <w:p>
@@ -2479,15 +2940,31 @@
         <w:pStyle w:val="NoSpacing"/>
       </w:pPr>
       <w:r>
-        <w:t xml:space="preserve">                swapValues(arr[j], </w:t>
-      </w:r>
-      <w:proofErr w:type="gramStart"/>
-      <w:r>
-        <w:t>arr[</w:t>
-      </w:r>
-      <w:proofErr w:type="gramEnd"/>
-      <w:r>
-        <w:t>j + 1]);</w:t>
+        <w:t xml:space="preserve">                </w:t>
+      </w:r>
+      <w:proofErr w:type="spellStart"/>
+      <w:r>
+        <w:t>swapValues</w:t>
+      </w:r>
+      <w:proofErr w:type="spellEnd"/>
+      <w:r>
+        <w:t>(</w:t>
+      </w:r>
+      <w:proofErr w:type="spellStart"/>
+      <w:r>
+        <w:t>arr</w:t>
+      </w:r>
+      <w:proofErr w:type="spellEnd"/>
+      <w:r>
+        <w:t xml:space="preserve">[j], </w:t>
+      </w:r>
+      <w:proofErr w:type="spellStart"/>
+      <w:r>
+        <w:t>arr</w:t>
+      </w:r>
+      <w:proofErr w:type="spellEnd"/>
+      <w:r>
+        <w:t>[j + 1]);</w:t>
       </w:r>
     </w:p>
     <w:p>
@@ -2533,15 +3010,7 @@
         <w:pStyle w:val="NoSpacing"/>
       </w:pPr>
       <w:r>
-        <w:t xml:space="preserve">int </w:t>
-      </w:r>
-      <w:proofErr w:type="gramStart"/>
-      <w:r>
-        <w:t>main(</w:t>
-      </w:r>
-      <w:proofErr w:type="gramEnd"/>
-      <w:r>
-        <w:t>)</w:t>
+        <w:t>int main()</w:t>
       </w:r>
     </w:p>
     <w:p>
@@ -2570,73 +3039,105 @@
         <w:pStyle w:val="NoSpacing"/>
       </w:pPr>
       <w:r>
-        <w:t xml:space="preserve">    cout &lt;&lt; "Enter number of elements: ";</w:t>
-      </w:r>
-    </w:p>
-    <w:p>
-      <w:pPr>
-        <w:pStyle w:val="NoSpacing"/>
-      </w:pPr>
-      <w:r>
-        <w:t xml:space="preserve">    cin &gt;&gt; n;</w:t>
-      </w:r>
-    </w:p>
-    <w:p>
-      <w:pPr>
-        <w:pStyle w:val="NoSpacing"/>
-      </w:pPr>
-    </w:p>
-    <w:p>
-      <w:pPr>
-        <w:pStyle w:val="NoSpacing"/>
-      </w:pPr>
-      <w:r>
-        <w:t xml:space="preserve">    int *arr1 = new int[n</w:t>
-      </w:r>
-      <w:proofErr w:type="gramStart"/>
-      <w:r>
-        <w:t>];  /</w:t>
-      </w:r>
-      <w:proofErr w:type="gramEnd"/>
-      <w:r>
-        <w:t>/ For sequential</w:t>
-      </w:r>
-    </w:p>
-    <w:p>
-      <w:pPr>
-        <w:pStyle w:val="NoSpacing"/>
-      </w:pPr>
-      <w:r>
-        <w:t xml:space="preserve">    int *arr2 = new int[n</w:t>
-      </w:r>
-      <w:proofErr w:type="gramStart"/>
-      <w:r>
-        <w:t>];  /</w:t>
-      </w:r>
-      <w:proofErr w:type="gramEnd"/>
-      <w:r>
-        <w:t>/ For parallel</w:t>
-      </w:r>
-    </w:p>
-    <w:p>
-      <w:pPr>
-        <w:pStyle w:val="NoSpacing"/>
-      </w:pPr>
-    </w:p>
-    <w:p>
-      <w:pPr>
-        <w:pStyle w:val="NoSpacing"/>
-      </w:pPr>
-      <w:r>
-        <w:t xml:space="preserve">    cout &lt;&lt; "Enter elements:\n";</w:t>
-      </w:r>
-    </w:p>
-    <w:p>
-      <w:pPr>
-        <w:pStyle w:val="NoSpacing"/>
-      </w:pPr>
-      <w:r>
-        <w:t xml:space="preserve">    for (int i = 0; i &lt; n; i++)</w:t>
+        <w:t xml:space="preserve">    </w:t>
+      </w:r>
+      <w:proofErr w:type="spellStart"/>
+      <w:r>
+        <w:t>cout</w:t>
+      </w:r>
+      <w:proofErr w:type="spellEnd"/>
+      <w:r>
+        <w:t xml:space="preserve"> &lt;&lt; "Enter number of elements: ";</w:t>
+      </w:r>
+    </w:p>
+    <w:p>
+      <w:pPr>
+        <w:pStyle w:val="NoSpacing"/>
+      </w:pPr>
+      <w:r>
+        <w:t xml:space="preserve">    </w:t>
+      </w:r>
+      <w:proofErr w:type="spellStart"/>
+      <w:r>
+        <w:t>cin</w:t>
+      </w:r>
+      <w:proofErr w:type="spellEnd"/>
+      <w:r>
+        <w:t xml:space="preserve"> &gt;&gt; n;</w:t>
+      </w:r>
+    </w:p>
+    <w:p>
+      <w:pPr>
+        <w:pStyle w:val="NoSpacing"/>
+      </w:pPr>
+    </w:p>
+    <w:p>
+      <w:pPr>
+        <w:pStyle w:val="NoSpacing"/>
+      </w:pPr>
+      <w:r>
+        <w:t xml:space="preserve">    int *arr1 = new int[n];  // For sequential</w:t>
+      </w:r>
+    </w:p>
+    <w:p>
+      <w:pPr>
+        <w:pStyle w:val="NoSpacing"/>
+      </w:pPr>
+      <w:r>
+        <w:t xml:space="preserve">    int *arr2 = new int[n];  // For parallel</w:t>
+      </w:r>
+    </w:p>
+    <w:p>
+      <w:pPr>
+        <w:pStyle w:val="NoSpacing"/>
+      </w:pPr>
+    </w:p>
+    <w:p>
+      <w:pPr>
+        <w:pStyle w:val="NoSpacing"/>
+      </w:pPr>
+      <w:r>
+        <w:t xml:space="preserve">    </w:t>
+      </w:r>
+      <w:proofErr w:type="spellStart"/>
+      <w:r>
+        <w:t>cout</w:t>
+      </w:r>
+      <w:proofErr w:type="spellEnd"/>
+      <w:r>
+        <w:t xml:space="preserve"> &lt;&lt; "Enter elements:\n";</w:t>
+      </w:r>
+    </w:p>
+    <w:p>
+      <w:pPr>
+        <w:pStyle w:val="NoSpacing"/>
+      </w:pPr>
+      <w:r>
+        <w:t xml:space="preserve">    for (int </w:t>
+      </w:r>
+      <w:proofErr w:type="spellStart"/>
+      <w:r>
+        <w:t>i</w:t>
+      </w:r>
+      <w:proofErr w:type="spellEnd"/>
+      <w:r>
+        <w:t xml:space="preserve"> = 0; </w:t>
+      </w:r>
+      <w:proofErr w:type="spellStart"/>
+      <w:r>
+        <w:t>i</w:t>
+      </w:r>
+      <w:proofErr w:type="spellEnd"/>
+      <w:r>
+        <w:t xml:space="preserve"> &lt; n; </w:t>
+      </w:r>
+      <w:proofErr w:type="spellStart"/>
+      <w:r>
+        <w:t>i</w:t>
+      </w:r>
+      <w:proofErr w:type="spellEnd"/>
+      <w:r>
+        <w:t>++)</w:t>
       </w:r>
     </w:p>
     <w:p>
@@ -2652,23 +3153,47 @@
         <w:pStyle w:val="NoSpacing"/>
       </w:pPr>
       <w:r>
-        <w:t xml:space="preserve">        cin &gt;&gt; arr1[i];</w:t>
-      </w:r>
-    </w:p>
-    <w:p>
-      <w:pPr>
-        <w:pStyle w:val="NoSpacing"/>
-      </w:pPr>
-      <w:r>
-        <w:t xml:space="preserve">        arr2[i] = arr1[i</w:t>
-      </w:r>
-      <w:proofErr w:type="gramStart"/>
-      <w:r>
-        <w:t>];  /</w:t>
-      </w:r>
-      <w:proofErr w:type="gramEnd"/>
-      <w:r>
-        <w:t>/ Copy same data</w:t>
+        <w:t xml:space="preserve">        </w:t>
+      </w:r>
+      <w:proofErr w:type="spellStart"/>
+      <w:r>
+        <w:t>cin</w:t>
+      </w:r>
+      <w:proofErr w:type="spellEnd"/>
+      <w:r>
+        <w:t xml:space="preserve"> &gt;&gt; arr1[</w:t>
+      </w:r>
+      <w:proofErr w:type="spellStart"/>
+      <w:r>
+        <w:t>i</w:t>
+      </w:r>
+      <w:proofErr w:type="spellEnd"/>
+      <w:r>
+        <w:t>];</w:t>
+      </w:r>
+    </w:p>
+    <w:p>
+      <w:pPr>
+        <w:pStyle w:val="NoSpacing"/>
+      </w:pPr>
+      <w:r>
+        <w:t xml:space="preserve">        arr2[</w:t>
+      </w:r>
+      <w:proofErr w:type="spellStart"/>
+      <w:r>
+        <w:t>i</w:t>
+      </w:r>
+      <w:proofErr w:type="spellEnd"/>
+      <w:r>
+        <w:t>] = arr1[</w:t>
+      </w:r>
+      <w:proofErr w:type="spellStart"/>
+      <w:r>
+        <w:t>i</w:t>
+      </w:r>
+      <w:proofErr w:type="spellEnd"/>
+      <w:r>
+        <w:t>];  // Copy same data</w:t>
       </w:r>
     </w:p>
     <w:p>
@@ -2697,15 +3222,15 @@
         <w:pStyle w:val="NoSpacing"/>
       </w:pPr>
       <w:r>
-        <w:t xml:space="preserve">    double start = omp_get_</w:t>
-      </w:r>
-      <w:proofErr w:type="gramStart"/>
-      <w:r>
-        <w:t>wtime(</w:t>
-      </w:r>
-      <w:proofErr w:type="gramEnd"/>
-      <w:r>
-        <w:t>);</w:t>
+        <w:t xml:space="preserve">    double start = </w:t>
+      </w:r>
+      <w:proofErr w:type="spellStart"/>
+      <w:r>
+        <w:t>omp_get_wtime</w:t>
+      </w:r>
+      <w:proofErr w:type="spellEnd"/>
+      <w:r>
+        <w:t>();</w:t>
       </w:r>
     </w:p>
     <w:p>
@@ -2715,71 +3240,143 @@
       <w:r>
         <w:t xml:space="preserve">    </w:t>
       </w:r>
-      <w:proofErr w:type="gramStart"/>
-      <w:r>
-        <w:t>sequentialBubbleSort(</w:t>
-      </w:r>
-      <w:proofErr w:type="gramEnd"/>
-      <w:r>
-        <w:t>arr1, n);</w:t>
-      </w:r>
-    </w:p>
-    <w:p>
-      <w:pPr>
-        <w:pStyle w:val="NoSpacing"/>
-      </w:pPr>
-      <w:r>
-        <w:t xml:space="preserve">    double end = omp_get_</w:t>
-      </w:r>
-      <w:proofErr w:type="gramStart"/>
-      <w:r>
-        <w:t>wtime(</w:t>
-      </w:r>
-      <w:proofErr w:type="gramEnd"/>
-      <w:r>
-        <w:t>);</w:t>
-      </w:r>
-    </w:p>
-    <w:p>
-      <w:pPr>
-        <w:pStyle w:val="NoSpacing"/>
-      </w:pPr>
-    </w:p>
-    <w:p>
-      <w:pPr>
-        <w:pStyle w:val="NoSpacing"/>
-      </w:pPr>
-      <w:r>
-        <w:t xml:space="preserve">    cout &lt;&lt; "\nSequential Sorted Array:\n";</w:t>
-      </w:r>
-    </w:p>
-    <w:p>
-      <w:pPr>
-        <w:pStyle w:val="NoSpacing"/>
-      </w:pPr>
-      <w:r>
-        <w:t xml:space="preserve">    for (int i = 0; i &lt; n; i++)</w:t>
-      </w:r>
-    </w:p>
-    <w:p>
-      <w:pPr>
-        <w:pStyle w:val="NoSpacing"/>
-      </w:pPr>
-      <w:r>
-        <w:t xml:space="preserve">        cout &lt;&lt; arr1[i] &lt;&lt; " ";</w:t>
-      </w:r>
-    </w:p>
-    <w:p>
-      <w:pPr>
-        <w:pStyle w:val="NoSpacing"/>
-      </w:pPr>
-    </w:p>
-    <w:p>
-      <w:pPr>
-        <w:pStyle w:val="NoSpacing"/>
-      </w:pPr>
-      <w:r>
-        <w:t xml:space="preserve">    cout &lt;&lt; "\nTime (Sequential): " &lt;&lt; end - start &lt;&lt; " seconds\n";</w:t>
+      <w:proofErr w:type="spellStart"/>
+      <w:r>
+        <w:t>sequentialBubbleSort</w:t>
+      </w:r>
+      <w:proofErr w:type="spellEnd"/>
+      <w:r>
+        <w:t>(arr1, n);</w:t>
+      </w:r>
+    </w:p>
+    <w:p>
+      <w:pPr>
+        <w:pStyle w:val="NoSpacing"/>
+      </w:pPr>
+      <w:r>
+        <w:t xml:space="preserve">    double end = </w:t>
+      </w:r>
+      <w:proofErr w:type="spellStart"/>
+      <w:r>
+        <w:t>omp_get_wtime</w:t>
+      </w:r>
+      <w:proofErr w:type="spellEnd"/>
+      <w:r>
+        <w:t>();</w:t>
+      </w:r>
+    </w:p>
+    <w:p>
+      <w:pPr>
+        <w:pStyle w:val="NoSpacing"/>
+      </w:pPr>
+    </w:p>
+    <w:p>
+      <w:pPr>
+        <w:pStyle w:val="NoSpacing"/>
+      </w:pPr>
+      <w:r>
+        <w:t xml:space="preserve">    </w:t>
+      </w:r>
+      <w:proofErr w:type="spellStart"/>
+      <w:r>
+        <w:t>cout</w:t>
+      </w:r>
+      <w:proofErr w:type="spellEnd"/>
+      <w:r>
+        <w:t xml:space="preserve"> &lt;&lt; "\</w:t>
+      </w:r>
+      <w:proofErr w:type="spellStart"/>
+      <w:r>
+        <w:t>nSequential</w:t>
+      </w:r>
+      <w:proofErr w:type="spellEnd"/>
+      <w:r>
+        <w:t xml:space="preserve"> Sorted Array:\n";</w:t>
+      </w:r>
+    </w:p>
+    <w:p>
+      <w:pPr>
+        <w:pStyle w:val="NoSpacing"/>
+      </w:pPr>
+      <w:r>
+        <w:t xml:space="preserve">    for (int </w:t>
+      </w:r>
+      <w:proofErr w:type="spellStart"/>
+      <w:r>
+        <w:t>i</w:t>
+      </w:r>
+      <w:proofErr w:type="spellEnd"/>
+      <w:r>
+        <w:t xml:space="preserve"> = 0; </w:t>
+      </w:r>
+      <w:proofErr w:type="spellStart"/>
+      <w:r>
+        <w:t>i</w:t>
+      </w:r>
+      <w:proofErr w:type="spellEnd"/>
+      <w:r>
+        <w:t xml:space="preserve"> &lt; n; </w:t>
+      </w:r>
+      <w:proofErr w:type="spellStart"/>
+      <w:r>
+        <w:t>i</w:t>
+      </w:r>
+      <w:proofErr w:type="spellEnd"/>
+      <w:r>
+        <w:t>++)</w:t>
+      </w:r>
+    </w:p>
+    <w:p>
+      <w:pPr>
+        <w:pStyle w:val="NoSpacing"/>
+      </w:pPr>
+      <w:r>
+        <w:t xml:space="preserve">        </w:t>
+      </w:r>
+      <w:proofErr w:type="spellStart"/>
+      <w:r>
+        <w:t>cout</w:t>
+      </w:r>
+      <w:proofErr w:type="spellEnd"/>
+      <w:r>
+        <w:t xml:space="preserve"> &lt;&lt; arr1[</w:t>
+      </w:r>
+      <w:proofErr w:type="spellStart"/>
+      <w:r>
+        <w:t>i</w:t>
+      </w:r>
+      <w:proofErr w:type="spellEnd"/>
+      <w:r>
+        <w:t>] &lt;&lt; " ";</w:t>
+      </w:r>
+    </w:p>
+    <w:p>
+      <w:pPr>
+        <w:pStyle w:val="NoSpacing"/>
+      </w:pPr>
+    </w:p>
+    <w:p>
+      <w:pPr>
+        <w:pStyle w:val="NoSpacing"/>
+      </w:pPr>
+      <w:r>
+        <w:t xml:space="preserve">    </w:t>
+      </w:r>
+      <w:proofErr w:type="spellStart"/>
+      <w:r>
+        <w:t>cout</w:t>
+      </w:r>
+      <w:proofErr w:type="spellEnd"/>
+      <w:r>
+        <w:t xml:space="preserve"> &lt;&lt; "\</w:t>
+      </w:r>
+      <w:proofErr w:type="spellStart"/>
+      <w:r>
+        <w:t>nTime</w:t>
+      </w:r>
+      <w:proofErr w:type="spellEnd"/>
+      <w:r>
+        <w:t xml:space="preserve"> (Sequential): " &lt;&lt; end - start &lt;&lt; " seconds\n";</w:t>
       </w:r>
     </w:p>
     <w:p>
@@ -2800,15 +3397,15 @@
         <w:pStyle w:val="NoSpacing"/>
       </w:pPr>
       <w:r>
-        <w:t xml:space="preserve">    start = omp_get_</w:t>
-      </w:r>
-      <w:proofErr w:type="gramStart"/>
-      <w:r>
-        <w:t>wtime(</w:t>
-      </w:r>
-      <w:proofErr w:type="gramEnd"/>
-      <w:r>
-        <w:t>);</w:t>
+        <w:t xml:space="preserve">    start = </w:t>
+      </w:r>
+      <w:proofErr w:type="spellStart"/>
+      <w:r>
+        <w:t>omp_get_wtime</w:t>
+      </w:r>
+      <w:proofErr w:type="spellEnd"/>
+      <w:r>
+        <w:t>();</w:t>
       </w:r>
     </w:p>
     <w:p>
@@ -2818,71 +3415,29 @@
       <w:r>
         <w:t xml:space="preserve">    </w:t>
       </w:r>
-      <w:proofErr w:type="gramStart"/>
-      <w:r>
-        <w:t>parallelBubbleSort(</w:t>
-      </w:r>
-      <w:proofErr w:type="gramEnd"/>
-      <w:r>
-        <w:t>arr2, n);</w:t>
-      </w:r>
-    </w:p>
-    <w:p>
-      <w:pPr>
-        <w:pStyle w:val="NoSpacing"/>
-      </w:pPr>
-      <w:r>
-        <w:t xml:space="preserve">    end = omp_get_</w:t>
-      </w:r>
-      <w:proofErr w:type="gramStart"/>
-      <w:r>
-        <w:t>wtime(</w:t>
-      </w:r>
-      <w:proofErr w:type="gramEnd"/>
-      <w:r>
-        <w:t>);</w:t>
-      </w:r>
-    </w:p>
-    <w:p>
-      <w:pPr>
-        <w:pStyle w:val="NoSpacing"/>
-      </w:pPr>
-    </w:p>
-    <w:p>
-      <w:pPr>
-        <w:pStyle w:val="NoSpacing"/>
-      </w:pPr>
-      <w:r>
-        <w:t xml:space="preserve">    cout &lt;&lt; "\nParallel Sorted Array:\n";</w:t>
-      </w:r>
-    </w:p>
-    <w:p>
-      <w:pPr>
-        <w:pStyle w:val="NoSpacing"/>
-      </w:pPr>
-      <w:r>
-        <w:t xml:space="preserve">    for (int i = 0; i &lt; n; i++)</w:t>
-      </w:r>
-    </w:p>
-    <w:p>
-      <w:pPr>
-        <w:pStyle w:val="NoSpacing"/>
-      </w:pPr>
-      <w:r>
-        <w:t xml:space="preserve">        cout &lt;&lt; arr2[i] &lt;&lt; " ";</w:t>
-      </w:r>
-    </w:p>
-    <w:p>
-      <w:pPr>
-        <w:pStyle w:val="NoSpacing"/>
-      </w:pPr>
-    </w:p>
-    <w:p>
-      <w:pPr>
-        <w:pStyle w:val="NoSpacing"/>
-      </w:pPr>
-      <w:r>
-        <w:t xml:space="preserve">    cout &lt;&lt; "\nTime (Parallel): " &lt;&lt; end - start &lt;&lt; " seconds\n";</w:t>
+      <w:proofErr w:type="spellStart"/>
+      <w:r>
+        <w:t>parallelBubbleSort</w:t>
+      </w:r>
+      <w:proofErr w:type="spellEnd"/>
+      <w:r>
+        <w:t>(arr2, n);</w:t>
+      </w:r>
+    </w:p>
+    <w:p>
+      <w:pPr>
+        <w:pStyle w:val="NoSpacing"/>
+      </w:pPr>
+      <w:r>
+        <w:t xml:space="preserve">    end = </w:t>
+      </w:r>
+      <w:proofErr w:type="spellStart"/>
+      <w:r>
+        <w:t>omp_get_wtime</w:t>
+      </w:r>
+      <w:proofErr w:type="spellEnd"/>
+      <w:r>
+        <w:t>();</w:t>
       </w:r>
     </w:p>
     <w:p>
@@ -2897,14 +3452,83 @@
       <w:r>
         <w:t xml:space="preserve">    </w:t>
       </w:r>
-      <w:proofErr w:type="gramStart"/>
-      <w:r>
-        <w:t>delete[</w:t>
-      </w:r>
-      <w:proofErr w:type="gramEnd"/>
-      <w:r>
-        <w:t>] arr1;</w:t>
-      </w:r>
+      <w:proofErr w:type="spellStart"/>
+      <w:r>
+        <w:t>cout</w:t>
+      </w:r>
+      <w:proofErr w:type="spellEnd"/>
+      <w:r>
+        <w:t xml:space="preserve"> &lt;&lt; "\</w:t>
+      </w:r>
+      <w:proofErr w:type="spellStart"/>
+      <w:r>
+        <w:t>nParallel</w:t>
+      </w:r>
+      <w:proofErr w:type="spellEnd"/>
+      <w:r>
+        <w:t xml:space="preserve"> Sorted Array:\n";</w:t>
+      </w:r>
+    </w:p>
+    <w:p>
+      <w:pPr>
+        <w:pStyle w:val="NoSpacing"/>
+      </w:pPr>
+      <w:r>
+        <w:t xml:space="preserve">    for (int </w:t>
+      </w:r>
+      <w:proofErr w:type="spellStart"/>
+      <w:r>
+        <w:t>i</w:t>
+      </w:r>
+      <w:proofErr w:type="spellEnd"/>
+      <w:r>
+        <w:t xml:space="preserve"> = 0; </w:t>
+      </w:r>
+      <w:proofErr w:type="spellStart"/>
+      <w:r>
+        <w:t>i</w:t>
+      </w:r>
+      <w:proofErr w:type="spellEnd"/>
+      <w:r>
+        <w:t xml:space="preserve"> &lt; n; </w:t>
+      </w:r>
+      <w:proofErr w:type="spellStart"/>
+      <w:r>
+        <w:t>i</w:t>
+      </w:r>
+      <w:proofErr w:type="spellEnd"/>
+      <w:r>
+        <w:t>++)</w:t>
+      </w:r>
+    </w:p>
+    <w:p>
+      <w:pPr>
+        <w:pStyle w:val="NoSpacing"/>
+      </w:pPr>
+      <w:r>
+        <w:t xml:space="preserve">        </w:t>
+      </w:r>
+      <w:proofErr w:type="spellStart"/>
+      <w:r>
+        <w:t>cout</w:t>
+      </w:r>
+      <w:proofErr w:type="spellEnd"/>
+      <w:r>
+        <w:t xml:space="preserve"> &lt;&lt; arr2[</w:t>
+      </w:r>
+      <w:proofErr w:type="spellStart"/>
+      <w:r>
+        <w:t>i</w:t>
+      </w:r>
+      <w:proofErr w:type="spellEnd"/>
+      <w:r>
+        <w:t>] &lt;&lt; " ";</w:t>
+      </w:r>
+    </w:p>
+    <w:p>
+      <w:pPr>
+        <w:pStyle w:val="NoSpacing"/>
+      </w:pPr>
     </w:p>
     <w:p>
       <w:pPr>
@@ -2913,13 +3537,42 @@
       <w:r>
         <w:t xml:space="preserve">    </w:t>
       </w:r>
-      <w:proofErr w:type="gramStart"/>
-      <w:r>
-        <w:t>delete[</w:t>
-      </w:r>
-      <w:proofErr w:type="gramEnd"/>
-      <w:r>
-        <w:t>] arr2;</w:t>
+      <w:proofErr w:type="spellStart"/>
+      <w:r>
+        <w:t>cout</w:t>
+      </w:r>
+      <w:proofErr w:type="spellEnd"/>
+      <w:r>
+        <w:t xml:space="preserve"> &lt;&lt; "\</w:t>
+      </w:r>
+      <w:proofErr w:type="spellStart"/>
+      <w:r>
+        <w:t>nTime</w:t>
+      </w:r>
+      <w:proofErr w:type="spellEnd"/>
+      <w:r>
+        <w:t xml:space="preserve"> (Parallel): " &lt;&lt; end - start &lt;&lt; " seconds\n";</w:t>
+      </w:r>
+    </w:p>
+    <w:p>
+      <w:pPr>
+        <w:pStyle w:val="NoSpacing"/>
+      </w:pPr>
+    </w:p>
+    <w:p>
+      <w:pPr>
+        <w:pStyle w:val="NoSpacing"/>
+      </w:pPr>
+      <w:r>
+        <w:t xml:space="preserve">    delete[] arr1;</w:t>
+      </w:r>
+    </w:p>
+    <w:p>
+      <w:pPr>
+        <w:pStyle w:val="NoSpacing"/>
+      </w:pPr>
+      <w:r>
+        <w:t xml:space="preserve">    delete[] arr2;</w:t>
       </w:r>
     </w:p>
     <w:p>
@@ -3099,7 +3752,15 @@
         <w:pStyle w:val="NoSpacing"/>
       </w:pPr>
       <w:r>
-        <w:t>#include &lt;omp.h&gt;   // OpenMP library for parallelism</w:t>
+        <w:t>#include &lt;</w:t>
+      </w:r>
+      <w:proofErr w:type="spellStart"/>
+      <w:r>
+        <w:t>omp.h</w:t>
+      </w:r>
+      <w:proofErr w:type="spellEnd"/>
+      <w:r>
+        <w:t>&gt;   // OpenMP library for parallelism</w:t>
       </w:r>
     </w:p>
     <w:p>
@@ -3133,23 +3794,468 @@
         <w:pStyle w:val="NoSpacing"/>
       </w:pPr>
       <w:r>
+        <w:t xml:space="preserve">void merge(int </w:t>
+      </w:r>
+      <w:proofErr w:type="spellStart"/>
+      <w:r>
+        <w:t>arr</w:t>
+      </w:r>
+      <w:proofErr w:type="spellEnd"/>
+      <w:r>
+        <w:t>[], int l, int m, int r)</w:t>
+      </w:r>
+    </w:p>
+    <w:p>
+      <w:pPr>
+        <w:pStyle w:val="NoSpacing"/>
+      </w:pPr>
+      <w:r>
+        <w:t>{</w:t>
+      </w:r>
+    </w:p>
+    <w:p>
+      <w:pPr>
+        <w:pStyle w:val="NoSpacing"/>
+      </w:pPr>
+      <w:r>
+        <w:t xml:space="preserve">    int n1 = m - l + 1;</w:t>
+      </w:r>
+    </w:p>
+    <w:p>
+      <w:pPr>
+        <w:pStyle w:val="NoSpacing"/>
+      </w:pPr>
+      <w:r>
+        <w:t xml:space="preserve">    int n2 = r - m;</w:t>
+      </w:r>
+    </w:p>
+    <w:p>
+      <w:pPr>
+        <w:pStyle w:val="NoSpacing"/>
+      </w:pPr>
+    </w:p>
+    <w:p>
+      <w:pPr>
+        <w:pStyle w:val="NoSpacing"/>
+      </w:pPr>
+      <w:r>
+        <w:t xml:space="preserve">    int *L = new int[n1];</w:t>
+      </w:r>
+    </w:p>
+    <w:p>
+      <w:pPr>
+        <w:pStyle w:val="NoSpacing"/>
+      </w:pPr>
+      <w:r>
+        <w:t xml:space="preserve">    int *R = new int[n2];</w:t>
+      </w:r>
+    </w:p>
+    <w:p>
+      <w:pPr>
+        <w:pStyle w:val="NoSpacing"/>
+      </w:pPr>
+    </w:p>
+    <w:p>
+      <w:pPr>
+        <w:pStyle w:val="NoSpacing"/>
+      </w:pPr>
+      <w:r>
+        <w:t xml:space="preserve">    // Copy data into temp arrays</w:t>
+      </w:r>
+    </w:p>
+    <w:p>
+      <w:pPr>
+        <w:pStyle w:val="NoSpacing"/>
+      </w:pPr>
+      <w:r>
+        <w:t xml:space="preserve">    for (int </w:t>
+      </w:r>
+      <w:proofErr w:type="spellStart"/>
+      <w:r>
+        <w:t>i</w:t>
+      </w:r>
+      <w:proofErr w:type="spellEnd"/>
+      <w:r>
+        <w:t xml:space="preserve"> = 0; </w:t>
+      </w:r>
+      <w:proofErr w:type="spellStart"/>
+      <w:r>
+        <w:t>i</w:t>
+      </w:r>
+      <w:proofErr w:type="spellEnd"/>
+      <w:r>
+        <w:t xml:space="preserve"> &lt; n1; </w:t>
+      </w:r>
+      <w:proofErr w:type="spellStart"/>
+      <w:r>
+        <w:t>i</w:t>
+      </w:r>
+      <w:proofErr w:type="spellEnd"/>
+      <w:r>
+        <w:t>++)</w:t>
+      </w:r>
+    </w:p>
+    <w:p>
+      <w:pPr>
+        <w:pStyle w:val="NoSpacing"/>
+      </w:pPr>
+      <w:r>
+        <w:t xml:space="preserve">        L[</w:t>
+      </w:r>
+      <w:proofErr w:type="spellStart"/>
+      <w:r>
+        <w:t>i</w:t>
+      </w:r>
+      <w:proofErr w:type="spellEnd"/>
+      <w:r>
+        <w:t xml:space="preserve">] = </w:t>
+      </w:r>
+      <w:proofErr w:type="spellStart"/>
+      <w:r>
+        <w:t>arr</w:t>
+      </w:r>
+      <w:proofErr w:type="spellEnd"/>
+      <w:r>
+        <w:t xml:space="preserve">[l + </w:t>
+      </w:r>
+      <w:proofErr w:type="spellStart"/>
+      <w:r>
+        <w:t>i</w:t>
+      </w:r>
+      <w:proofErr w:type="spellEnd"/>
+      <w:r>
+        <w:t>];</w:t>
+      </w:r>
+    </w:p>
+    <w:p>
+      <w:pPr>
+        <w:pStyle w:val="NoSpacing"/>
+      </w:pPr>
+    </w:p>
+    <w:p>
+      <w:pPr>
+        <w:pStyle w:val="NoSpacing"/>
+      </w:pPr>
+      <w:r>
+        <w:t xml:space="preserve">    for (int j = 0; j &lt; n2; </w:t>
+      </w:r>
+      <w:proofErr w:type="spellStart"/>
+      <w:r>
+        <w:t>j++</w:t>
+      </w:r>
+      <w:proofErr w:type="spellEnd"/>
+      <w:r>
+        <w:t>)</w:t>
+      </w:r>
+    </w:p>
+    <w:p>
+      <w:pPr>
+        <w:pStyle w:val="NoSpacing"/>
+      </w:pPr>
+      <w:r>
+        <w:t xml:space="preserve">        R[j] = </w:t>
+      </w:r>
+      <w:proofErr w:type="spellStart"/>
+      <w:r>
+        <w:t>arr</w:t>
+      </w:r>
+      <w:proofErr w:type="spellEnd"/>
+      <w:r>
+        <w:t>[m + 1 + j];</w:t>
+      </w:r>
+    </w:p>
+    <w:p>
+      <w:pPr>
+        <w:pStyle w:val="NoSpacing"/>
+      </w:pPr>
+    </w:p>
+    <w:p>
+      <w:pPr>
+        <w:pStyle w:val="NoSpacing"/>
+      </w:pPr>
+      <w:r>
+        <w:t xml:space="preserve">    int </w:t>
+      </w:r>
+      <w:proofErr w:type="spellStart"/>
+      <w:r>
+        <w:t>i</w:t>
+      </w:r>
+      <w:proofErr w:type="spellEnd"/>
+      <w:r>
+        <w:t xml:space="preserve"> = 0, j = 0, k = l;</w:t>
+      </w:r>
+    </w:p>
+    <w:p>
+      <w:pPr>
+        <w:pStyle w:val="NoSpacing"/>
+      </w:pPr>
+    </w:p>
+    <w:p>
+      <w:pPr>
+        <w:pStyle w:val="NoSpacing"/>
+      </w:pPr>
+      <w:r>
+        <w:t xml:space="preserve">    // Merge the arrays</w:t>
+      </w:r>
+    </w:p>
+    <w:p>
+      <w:pPr>
+        <w:pStyle w:val="NoSpacing"/>
+      </w:pPr>
+      <w:r>
+        <w:t xml:space="preserve">    while (</w:t>
+      </w:r>
+      <w:proofErr w:type="spellStart"/>
+      <w:r>
+        <w:t>i</w:t>
+      </w:r>
+      <w:proofErr w:type="spellEnd"/>
+      <w:r>
+        <w:t xml:space="preserve"> &lt; n1 &amp;&amp; j &lt; n2)</w:t>
+      </w:r>
+    </w:p>
+    <w:p>
+      <w:pPr>
+        <w:pStyle w:val="NoSpacing"/>
+      </w:pPr>
+      <w:r>
+        <w:t xml:space="preserve">    {</w:t>
+      </w:r>
+    </w:p>
+    <w:p>
+      <w:pPr>
+        <w:pStyle w:val="NoSpacing"/>
+      </w:pPr>
+      <w:r>
+        <w:t xml:space="preserve">        if (L[</w:t>
+      </w:r>
+      <w:proofErr w:type="spellStart"/>
+      <w:r>
+        <w:t>i</w:t>
+      </w:r>
+      <w:proofErr w:type="spellEnd"/>
+      <w:r>
+        <w:t>] &lt;= R[j])</w:t>
+      </w:r>
+    </w:p>
+    <w:p>
+      <w:pPr>
+        <w:pStyle w:val="NoSpacing"/>
+      </w:pPr>
+      <w:r>
+        <w:t xml:space="preserve">            </w:t>
+      </w:r>
+      <w:proofErr w:type="spellStart"/>
+      <w:r>
+        <w:t>arr</w:t>
+      </w:r>
+      <w:proofErr w:type="spellEnd"/>
+      <w:r>
+        <w:t>[k++] = L[</w:t>
+      </w:r>
+      <w:proofErr w:type="spellStart"/>
+      <w:r>
+        <w:t>i</w:t>
+      </w:r>
+      <w:proofErr w:type="spellEnd"/>
+      <w:r>
+        <w:t>++];</w:t>
+      </w:r>
+    </w:p>
+    <w:p>
+      <w:pPr>
+        <w:pStyle w:val="NoSpacing"/>
+      </w:pPr>
+      <w:r>
+        <w:t xml:space="preserve">        else</w:t>
+      </w:r>
+    </w:p>
+    <w:p>
+      <w:pPr>
+        <w:pStyle w:val="NoSpacing"/>
+      </w:pPr>
+      <w:r>
+        <w:t xml:space="preserve">            </w:t>
+      </w:r>
+      <w:proofErr w:type="spellStart"/>
+      <w:r>
+        <w:t>arr</w:t>
+      </w:r>
+      <w:proofErr w:type="spellEnd"/>
+      <w:r>
+        <w:t>[k++] = R[</w:t>
+      </w:r>
+      <w:proofErr w:type="spellStart"/>
+      <w:r>
+        <w:t>j++</w:t>
+      </w:r>
+      <w:proofErr w:type="spellEnd"/>
+      <w:r>
+        <w:t>];</w:t>
+      </w:r>
+    </w:p>
+    <w:p>
+      <w:pPr>
+        <w:pStyle w:val="NoSpacing"/>
+      </w:pPr>
+      <w:r>
+        <w:t xml:space="preserve">    }</w:t>
+      </w:r>
+    </w:p>
+    <w:p>
+      <w:pPr>
+        <w:pStyle w:val="NoSpacing"/>
+      </w:pPr>
+    </w:p>
+    <w:p>
+      <w:pPr>
+        <w:pStyle w:val="NoSpacing"/>
+      </w:pPr>
+      <w:r>
+        <w:t xml:space="preserve">    // Copy remaining elements</w:t>
+      </w:r>
+    </w:p>
+    <w:p>
+      <w:pPr>
+        <w:pStyle w:val="NoSpacing"/>
+      </w:pPr>
+      <w:r>
+        <w:t xml:space="preserve">    while (</w:t>
+      </w:r>
+      <w:proofErr w:type="spellStart"/>
+      <w:r>
+        <w:t>i</w:t>
+      </w:r>
+      <w:proofErr w:type="spellEnd"/>
+      <w:r>
+        <w:t xml:space="preserve"> &lt; n1)</w:t>
+      </w:r>
+    </w:p>
+    <w:p>
+      <w:pPr>
+        <w:pStyle w:val="NoSpacing"/>
+      </w:pPr>
+      <w:r>
+        <w:t xml:space="preserve">        </w:t>
+      </w:r>
+      <w:proofErr w:type="spellStart"/>
+      <w:r>
+        <w:t>arr</w:t>
+      </w:r>
+      <w:proofErr w:type="spellEnd"/>
+      <w:r>
+        <w:t>[k++] = L[</w:t>
+      </w:r>
+      <w:proofErr w:type="spellStart"/>
+      <w:r>
+        <w:t>i</w:t>
+      </w:r>
+      <w:proofErr w:type="spellEnd"/>
+      <w:r>
+        <w:t>++];</w:t>
+      </w:r>
+    </w:p>
+    <w:p>
+      <w:pPr>
+        <w:pStyle w:val="NoSpacing"/>
+      </w:pPr>
+    </w:p>
+    <w:p>
+      <w:pPr>
+        <w:pStyle w:val="NoSpacing"/>
+      </w:pPr>
+      <w:r>
+        <w:t xml:space="preserve">    while (j &lt; n2)</w:t>
+      </w:r>
+    </w:p>
+    <w:p>
+      <w:pPr>
+        <w:pStyle w:val="NoSpacing"/>
+      </w:pPr>
+      <w:r>
+        <w:t xml:space="preserve">        </w:t>
+      </w:r>
+      <w:proofErr w:type="spellStart"/>
+      <w:r>
+        <w:t>arr</w:t>
+      </w:r>
+      <w:proofErr w:type="spellEnd"/>
+      <w:r>
+        <w:t>[k++] = R[</w:t>
+      </w:r>
+      <w:proofErr w:type="spellStart"/>
+      <w:r>
+        <w:t>j++</w:t>
+      </w:r>
+      <w:proofErr w:type="spellEnd"/>
+      <w:r>
+        <w:t>];</w:t>
+      </w:r>
+    </w:p>
+    <w:p>
+      <w:pPr>
+        <w:pStyle w:val="NoSpacing"/>
+      </w:pPr>
+    </w:p>
+    <w:p>
+      <w:pPr>
+        <w:pStyle w:val="NoSpacing"/>
+      </w:pPr>
+      <w:r>
+        <w:t xml:space="preserve">    delete[] L;</w:t>
+      </w:r>
+    </w:p>
+    <w:p>
+      <w:pPr>
+        <w:pStyle w:val="NoSpacing"/>
+      </w:pPr>
+      <w:r>
+        <w:t xml:space="preserve">    delete[] R;</w:t>
+      </w:r>
+    </w:p>
+    <w:p>
+      <w:pPr>
+        <w:pStyle w:val="NoSpacing"/>
+      </w:pPr>
+      <w:r>
+        <w:t>}</w:t>
+      </w:r>
+    </w:p>
+    <w:p>
+      <w:pPr>
+        <w:pStyle w:val="NoSpacing"/>
+      </w:pPr>
+    </w:p>
+    <w:p>
+      <w:pPr>
+        <w:pStyle w:val="NoSpacing"/>
+      </w:pPr>
+      <w:r>
+        <w:t>// ---------- SEQUENTIAL MERGE SORT ----------</w:t>
+      </w:r>
+    </w:p>
+    <w:p>
+      <w:pPr>
+        <w:pStyle w:val="NoSpacing"/>
+      </w:pPr>
+      <w:r>
         <w:t xml:space="preserve">void </w:t>
       </w:r>
-      <w:proofErr w:type="gramStart"/>
-      <w:r>
-        <w:t>merge(</w:t>
-      </w:r>
-      <w:proofErr w:type="gramEnd"/>
-      <w:r>
-        <w:t xml:space="preserve">int </w:t>
-      </w:r>
-      <w:proofErr w:type="gramStart"/>
-      <w:r>
-        <w:t>arr[</w:t>
-      </w:r>
-      <w:proofErr w:type="gramEnd"/>
-      <w:r>
-        <w:t>], int l, int m, int r)</w:t>
+      <w:proofErr w:type="spellStart"/>
+      <w:r>
+        <w:t>sequentialMergeSort</w:t>
+      </w:r>
+      <w:proofErr w:type="spellEnd"/>
+      <w:r>
+        <w:t xml:space="preserve">(int </w:t>
+      </w:r>
+      <w:proofErr w:type="spellStart"/>
+      <w:r>
+        <w:t>arr</w:t>
+      </w:r>
+      <w:proofErr w:type="spellEnd"/>
+      <w:r>
+        <w:t>[], int l, int r)</w:t>
       </w:r>
     </w:p>
     <w:p>
@@ -3165,136 +4271,7 @@
         <w:pStyle w:val="NoSpacing"/>
       </w:pPr>
       <w:r>
-        <w:t xml:space="preserve">    int n1 = m - l + 1;</w:t>
-      </w:r>
-    </w:p>
-    <w:p>
-      <w:pPr>
-        <w:pStyle w:val="NoSpacing"/>
-      </w:pPr>
-      <w:r>
-        <w:t xml:space="preserve">    int n2 = r - m;</w:t>
-      </w:r>
-    </w:p>
-    <w:p>
-      <w:pPr>
-        <w:pStyle w:val="NoSpacing"/>
-      </w:pPr>
-    </w:p>
-    <w:p>
-      <w:pPr>
-        <w:pStyle w:val="NoSpacing"/>
-      </w:pPr>
-      <w:r>
-        <w:t xml:space="preserve">    int *L = new int[n1];</w:t>
-      </w:r>
-    </w:p>
-    <w:p>
-      <w:pPr>
-        <w:pStyle w:val="NoSpacing"/>
-      </w:pPr>
-      <w:r>
-        <w:t xml:space="preserve">    int *R = new int[n2];</w:t>
-      </w:r>
-    </w:p>
-    <w:p>
-      <w:pPr>
-        <w:pStyle w:val="NoSpacing"/>
-      </w:pPr>
-    </w:p>
-    <w:p>
-      <w:pPr>
-        <w:pStyle w:val="NoSpacing"/>
-      </w:pPr>
-      <w:r>
-        <w:t xml:space="preserve">    // Copy data into temp arrays</w:t>
-      </w:r>
-    </w:p>
-    <w:p>
-      <w:pPr>
-        <w:pStyle w:val="NoSpacing"/>
-      </w:pPr>
-      <w:r>
-        <w:t xml:space="preserve">    for (int i = 0; i &lt; n1; i++)</w:t>
-      </w:r>
-    </w:p>
-    <w:p>
-      <w:pPr>
-        <w:pStyle w:val="NoSpacing"/>
-      </w:pPr>
-      <w:r>
-        <w:t xml:space="preserve">        L[i] = </w:t>
-      </w:r>
-      <w:proofErr w:type="gramStart"/>
-      <w:r>
-        <w:t>arr[</w:t>
-      </w:r>
-      <w:proofErr w:type="gramEnd"/>
-      <w:r>
-        <w:t>l + i];</w:t>
-      </w:r>
-    </w:p>
-    <w:p>
-      <w:pPr>
-        <w:pStyle w:val="NoSpacing"/>
-      </w:pPr>
-    </w:p>
-    <w:p>
-      <w:pPr>
-        <w:pStyle w:val="NoSpacing"/>
-      </w:pPr>
-      <w:r>
-        <w:t xml:space="preserve">    for (int j = 0; j &lt; n2; j++)</w:t>
-      </w:r>
-    </w:p>
-    <w:p>
-      <w:pPr>
-        <w:pStyle w:val="NoSpacing"/>
-      </w:pPr>
-      <w:r>
-        <w:t xml:space="preserve">        R[j] = </w:t>
-      </w:r>
-      <w:proofErr w:type="gramStart"/>
-      <w:r>
-        <w:t>arr[</w:t>
-      </w:r>
-      <w:proofErr w:type="gramEnd"/>
-      <w:r>
-        <w:t>m + 1 + j];</w:t>
-      </w:r>
-    </w:p>
-    <w:p>
-      <w:pPr>
-        <w:pStyle w:val="NoSpacing"/>
-      </w:pPr>
-    </w:p>
-    <w:p>
-      <w:pPr>
-        <w:pStyle w:val="NoSpacing"/>
-      </w:pPr>
-      <w:r>
-        <w:t xml:space="preserve">    int i = 0, j = 0, k = l;</w:t>
-      </w:r>
-    </w:p>
-    <w:p>
-      <w:pPr>
-        <w:pStyle w:val="NoSpacing"/>
-      </w:pPr>
-    </w:p>
-    <w:p>
-      <w:pPr>
-        <w:pStyle w:val="NoSpacing"/>
-      </w:pPr>
-      <w:r>
-        <w:t xml:space="preserve">    // Merge the arrays</w:t>
-      </w:r>
-    </w:p>
-    <w:p>
-      <w:pPr>
-        <w:pStyle w:val="NoSpacing"/>
-      </w:pPr>
-      <w:r>
-        <w:t xml:space="preserve">    while (i &lt; n1 &amp;&amp; j &lt; n2)</w:t>
+        <w:t xml:space="preserve">    if (l &lt; r)</w:t>
       </w:r>
     </w:p>
     <w:p>
@@ -3310,202 +4287,6 @@
         <w:pStyle w:val="NoSpacing"/>
       </w:pPr>
       <w:r>
-        <w:t xml:space="preserve">        if (L[i] &lt;= R[j])</w:t>
-      </w:r>
-    </w:p>
-    <w:p>
-      <w:pPr>
-        <w:pStyle w:val="NoSpacing"/>
-      </w:pPr>
-      <w:r>
-        <w:t xml:space="preserve">            arr[k++] = L[i++];</w:t>
-      </w:r>
-    </w:p>
-    <w:p>
-      <w:pPr>
-        <w:pStyle w:val="NoSpacing"/>
-      </w:pPr>
-      <w:r>
-        <w:t xml:space="preserve">        else</w:t>
-      </w:r>
-    </w:p>
-    <w:p>
-      <w:pPr>
-        <w:pStyle w:val="NoSpacing"/>
-      </w:pPr>
-      <w:r>
-        <w:t xml:space="preserve">            arr[k++] = R[j++];</w:t>
-      </w:r>
-    </w:p>
-    <w:p>
-      <w:pPr>
-        <w:pStyle w:val="NoSpacing"/>
-      </w:pPr>
-      <w:r>
-        <w:t xml:space="preserve">    }</w:t>
-      </w:r>
-    </w:p>
-    <w:p>
-      <w:pPr>
-        <w:pStyle w:val="NoSpacing"/>
-      </w:pPr>
-    </w:p>
-    <w:p>
-      <w:pPr>
-        <w:pStyle w:val="NoSpacing"/>
-      </w:pPr>
-      <w:r>
-        <w:t xml:space="preserve">    // Copy remaining elements</w:t>
-      </w:r>
-    </w:p>
-    <w:p>
-      <w:pPr>
-        <w:pStyle w:val="NoSpacing"/>
-      </w:pPr>
-      <w:r>
-        <w:t xml:space="preserve">    while (i &lt; n1)</w:t>
-      </w:r>
-    </w:p>
-    <w:p>
-      <w:pPr>
-        <w:pStyle w:val="NoSpacing"/>
-      </w:pPr>
-      <w:r>
-        <w:t xml:space="preserve">        arr[k++] = L[i++];</w:t>
-      </w:r>
-    </w:p>
-    <w:p>
-      <w:pPr>
-        <w:pStyle w:val="NoSpacing"/>
-      </w:pPr>
-    </w:p>
-    <w:p>
-      <w:pPr>
-        <w:pStyle w:val="NoSpacing"/>
-      </w:pPr>
-      <w:r>
-        <w:t xml:space="preserve">    while (j &lt; n2)</w:t>
-      </w:r>
-    </w:p>
-    <w:p>
-      <w:pPr>
-        <w:pStyle w:val="NoSpacing"/>
-      </w:pPr>
-      <w:r>
-        <w:t xml:space="preserve">        arr[k++] = R[j++];</w:t>
-      </w:r>
-    </w:p>
-    <w:p>
-      <w:pPr>
-        <w:pStyle w:val="NoSpacing"/>
-      </w:pPr>
-    </w:p>
-    <w:p>
-      <w:pPr>
-        <w:pStyle w:val="NoSpacing"/>
-      </w:pPr>
-      <w:r>
-        <w:t xml:space="preserve">    </w:t>
-      </w:r>
-      <w:proofErr w:type="gramStart"/>
-      <w:r>
-        <w:t>delete[</w:t>
-      </w:r>
-      <w:proofErr w:type="gramEnd"/>
-      <w:r>
-        <w:t>] L;</w:t>
-      </w:r>
-    </w:p>
-    <w:p>
-      <w:pPr>
-        <w:pStyle w:val="NoSpacing"/>
-      </w:pPr>
-      <w:r>
-        <w:t xml:space="preserve">    </w:t>
-      </w:r>
-      <w:proofErr w:type="gramStart"/>
-      <w:r>
-        <w:t>delete[</w:t>
-      </w:r>
-      <w:proofErr w:type="gramEnd"/>
-      <w:r>
-        <w:t>] R;</w:t>
-      </w:r>
-    </w:p>
-    <w:p>
-      <w:pPr>
-        <w:pStyle w:val="NoSpacing"/>
-      </w:pPr>
-      <w:r>
-        <w:t>}</w:t>
-      </w:r>
-    </w:p>
-    <w:p>
-      <w:pPr>
-        <w:pStyle w:val="NoSpacing"/>
-      </w:pPr>
-    </w:p>
-    <w:p>
-      <w:pPr>
-        <w:pStyle w:val="NoSpacing"/>
-      </w:pPr>
-      <w:r>
-        <w:t>// ---------- SEQUENTIAL MERGE SORT ----------</w:t>
-      </w:r>
-    </w:p>
-    <w:p>
-      <w:pPr>
-        <w:pStyle w:val="NoSpacing"/>
-      </w:pPr>
-      <w:r>
-        <w:t xml:space="preserve">void </w:t>
-      </w:r>
-      <w:proofErr w:type="gramStart"/>
-      <w:r>
-        <w:t>sequentialMergeSort(</w:t>
-      </w:r>
-      <w:proofErr w:type="gramEnd"/>
-      <w:r>
-        <w:t xml:space="preserve">int </w:t>
-      </w:r>
-      <w:proofErr w:type="gramStart"/>
-      <w:r>
-        <w:t>arr[</w:t>
-      </w:r>
-      <w:proofErr w:type="gramEnd"/>
-      <w:r>
-        <w:t>], int l, int r)</w:t>
-      </w:r>
-    </w:p>
-    <w:p>
-      <w:pPr>
-        <w:pStyle w:val="NoSpacing"/>
-      </w:pPr>
-      <w:r>
-        <w:t>{</w:t>
-      </w:r>
-    </w:p>
-    <w:p>
-      <w:pPr>
-        <w:pStyle w:val="NoSpacing"/>
-      </w:pPr>
-      <w:r>
-        <w:t xml:space="preserve">    if (l &lt; r)</w:t>
-      </w:r>
-    </w:p>
-    <w:p>
-      <w:pPr>
-        <w:pStyle w:val="NoSpacing"/>
-      </w:pPr>
-      <w:r>
-        <w:t xml:space="preserve">    {</w:t>
-      </w:r>
-    </w:p>
-    <w:p>
-      <w:pPr>
-        <w:pStyle w:val="NoSpacing"/>
-      </w:pPr>
-      <w:r>
         <w:t xml:space="preserve">        int m = (l + r) / 2;</w:t>
       </w:r>
     </w:p>
@@ -3521,13 +4302,21 @@
       <w:r>
         <w:t xml:space="preserve">        </w:t>
       </w:r>
-      <w:proofErr w:type="gramStart"/>
-      <w:r>
-        <w:t>sequentialMergeSort(</w:t>
-      </w:r>
-      <w:proofErr w:type="gramEnd"/>
-      <w:r>
-        <w:t>arr, l, m);</w:t>
+      <w:proofErr w:type="spellStart"/>
+      <w:r>
+        <w:t>sequentialMergeSort</w:t>
+      </w:r>
+      <w:proofErr w:type="spellEnd"/>
+      <w:r>
+        <w:t>(</w:t>
+      </w:r>
+      <w:proofErr w:type="spellStart"/>
+      <w:r>
+        <w:t>arr</w:t>
+      </w:r>
+      <w:proofErr w:type="spellEnd"/>
+      <w:r>
+        <w:t>, l, m);</w:t>
       </w:r>
     </w:p>
     <w:p>
@@ -3537,34 +4326,42 @@
       <w:r>
         <w:t xml:space="preserve">        </w:t>
       </w:r>
-      <w:proofErr w:type="gramStart"/>
-      <w:r>
-        <w:t>sequentialMergeSort(</w:t>
-      </w:r>
-      <w:proofErr w:type="gramEnd"/>
-      <w:r>
-        <w:t>arr, m + 1, r);</w:t>
-      </w:r>
-    </w:p>
-    <w:p>
-      <w:pPr>
-        <w:pStyle w:val="NoSpacing"/>
-      </w:pPr>
-    </w:p>
-    <w:p>
-      <w:pPr>
-        <w:pStyle w:val="NoSpacing"/>
-      </w:pPr>
-      <w:r>
-        <w:t xml:space="preserve">        </w:t>
-      </w:r>
-      <w:proofErr w:type="gramStart"/>
-      <w:r>
-        <w:t>merge(</w:t>
-      </w:r>
-      <w:proofErr w:type="gramEnd"/>
-      <w:r>
-        <w:t>arr, l, m, r);</w:t>
+      <w:proofErr w:type="spellStart"/>
+      <w:r>
+        <w:t>sequentialMergeSort</w:t>
+      </w:r>
+      <w:proofErr w:type="spellEnd"/>
+      <w:r>
+        <w:t>(</w:t>
+      </w:r>
+      <w:proofErr w:type="spellStart"/>
+      <w:r>
+        <w:t>arr</w:t>
+      </w:r>
+      <w:proofErr w:type="spellEnd"/>
+      <w:r>
+        <w:t>, m + 1, r);</w:t>
+      </w:r>
+    </w:p>
+    <w:p>
+      <w:pPr>
+        <w:pStyle w:val="NoSpacing"/>
+      </w:pPr>
+    </w:p>
+    <w:p>
+      <w:pPr>
+        <w:pStyle w:val="NoSpacing"/>
+      </w:pPr>
+      <w:r>
+        <w:t xml:space="preserve">        merge(</w:t>
+      </w:r>
+      <w:proofErr w:type="spellStart"/>
+      <w:r>
+        <w:t>arr</w:t>
+      </w:r>
+      <w:proofErr w:type="spellEnd"/>
+      <w:r>
+        <w:t>, l, m, r);</w:t>
       </w:r>
     </w:p>
     <w:p>
@@ -3604,21 +4401,21 @@
       <w:r>
         <w:t xml:space="preserve">void </w:t>
       </w:r>
-      <w:proofErr w:type="gramStart"/>
-      <w:r>
-        <w:t>parallelMergeSort(</w:t>
-      </w:r>
-      <w:proofErr w:type="gramEnd"/>
-      <w:r>
-        <w:t xml:space="preserve">int </w:t>
-      </w:r>
-      <w:proofErr w:type="gramStart"/>
-      <w:r>
-        <w:t>arr[</w:t>
-      </w:r>
-      <w:proofErr w:type="gramEnd"/>
-      <w:r>
-        <w:t>], int l, int r)</w:t>
+      <w:proofErr w:type="spellStart"/>
+      <w:r>
+        <w:t>parallelMergeSort</w:t>
+      </w:r>
+      <w:proofErr w:type="spellEnd"/>
+      <w:r>
+        <w:t xml:space="preserve">(int </w:t>
+      </w:r>
+      <w:proofErr w:type="spellStart"/>
+      <w:r>
+        <w:t>arr</w:t>
+      </w:r>
+      <w:proofErr w:type="spellEnd"/>
+      <w:r>
+        <w:t>[], int l, int r)</w:t>
       </w:r>
     </w:p>
     <w:p>
@@ -3671,7 +4468,15 @@
         <w:pStyle w:val="NoSpacing"/>
       </w:pPr>
       <w:r>
-        <w:t xml:space="preserve">        #pragma omp parallel sections</w:t>
+        <w:t xml:space="preserve">        #pragma </w:t>
+      </w:r>
+      <w:proofErr w:type="spellStart"/>
+      <w:r>
+        <w:t>omp</w:t>
+      </w:r>
+      <w:proofErr w:type="spellEnd"/>
+      <w:r>
+        <w:t xml:space="preserve"> parallel sections</w:t>
       </w:r>
     </w:p>
     <w:p>
@@ -3687,7 +4492,15 @@
         <w:pStyle w:val="NoSpacing"/>
       </w:pPr>
       <w:r>
-        <w:t xml:space="preserve">            #pragma omp section</w:t>
+        <w:t xml:space="preserve">            #pragma </w:t>
+      </w:r>
+      <w:proofErr w:type="spellStart"/>
+      <w:r>
+        <w:t>omp</w:t>
+      </w:r>
+      <w:proofErr w:type="spellEnd"/>
+      <w:r>
+        <w:t xml:space="preserve"> section</w:t>
       </w:r>
     </w:p>
     <w:p>
@@ -3697,26 +4510,42 @@
       <w:r>
         <w:t xml:space="preserve">            </w:t>
       </w:r>
-      <w:proofErr w:type="gramStart"/>
-      <w:r>
-        <w:t>parallelMergeSort(</w:t>
-      </w:r>
-      <w:proofErr w:type="gramEnd"/>
-      <w:r>
-        <w:t>arr, l, m);</w:t>
-      </w:r>
-    </w:p>
-    <w:p>
-      <w:pPr>
-        <w:pStyle w:val="NoSpacing"/>
-      </w:pPr>
-    </w:p>
-    <w:p>
-      <w:pPr>
-        <w:pStyle w:val="NoSpacing"/>
-      </w:pPr>
-      <w:r>
-        <w:t xml:space="preserve">            #pragma omp section</w:t>
+      <w:proofErr w:type="spellStart"/>
+      <w:r>
+        <w:t>parallelMergeSort</w:t>
+      </w:r>
+      <w:proofErr w:type="spellEnd"/>
+      <w:r>
+        <w:t>(</w:t>
+      </w:r>
+      <w:proofErr w:type="spellStart"/>
+      <w:r>
+        <w:t>arr</w:t>
+      </w:r>
+      <w:proofErr w:type="spellEnd"/>
+      <w:r>
+        <w:t>, l, m);</w:t>
+      </w:r>
+    </w:p>
+    <w:p>
+      <w:pPr>
+        <w:pStyle w:val="NoSpacing"/>
+      </w:pPr>
+    </w:p>
+    <w:p>
+      <w:pPr>
+        <w:pStyle w:val="NoSpacing"/>
+      </w:pPr>
+      <w:r>
+        <w:t xml:space="preserve">            #pragma </w:t>
+      </w:r>
+      <w:proofErr w:type="spellStart"/>
+      <w:r>
+        <w:t>omp</w:t>
+      </w:r>
+      <w:proofErr w:type="spellEnd"/>
+      <w:r>
+        <w:t xml:space="preserve"> section</w:t>
       </w:r>
     </w:p>
     <w:p>
@@ -3726,13 +4555,21 @@
       <w:r>
         <w:t xml:space="preserve">            </w:t>
       </w:r>
-      <w:proofErr w:type="gramStart"/>
-      <w:r>
-        <w:t>parallelMergeSort(</w:t>
-      </w:r>
-      <w:proofErr w:type="gramEnd"/>
-      <w:r>
-        <w:t>arr, m + 1, r);</w:t>
+      <w:proofErr w:type="spellStart"/>
+      <w:r>
+        <w:t>parallelMergeSort</w:t>
+      </w:r>
+      <w:proofErr w:type="spellEnd"/>
+      <w:r>
+        <w:t>(</w:t>
+      </w:r>
+      <w:proofErr w:type="spellStart"/>
+      <w:r>
+        <w:t>arr</w:t>
+      </w:r>
+      <w:proofErr w:type="spellEnd"/>
+      <w:r>
+        <w:t>, m + 1, r);</w:t>
       </w:r>
     </w:p>
     <w:p>
@@ -3753,15 +4590,235 @@
         <w:pStyle w:val="NoSpacing"/>
       </w:pPr>
       <w:r>
+        <w:t xml:space="preserve">        merge(</w:t>
+      </w:r>
+      <w:proofErr w:type="spellStart"/>
+      <w:r>
+        <w:t>arr</w:t>
+      </w:r>
+      <w:proofErr w:type="spellEnd"/>
+      <w:r>
+        <w:t>, l, m, r);</w:t>
+      </w:r>
+    </w:p>
+    <w:p>
+      <w:pPr>
+        <w:pStyle w:val="NoSpacing"/>
+      </w:pPr>
+      <w:r>
+        <w:t xml:space="preserve">    }</w:t>
+      </w:r>
+    </w:p>
+    <w:p>
+      <w:pPr>
+        <w:pStyle w:val="NoSpacing"/>
+      </w:pPr>
+      <w:r>
+        <w:t>}</w:t>
+      </w:r>
+    </w:p>
+    <w:p>
+      <w:pPr>
+        <w:pStyle w:val="NoSpacing"/>
+      </w:pPr>
+    </w:p>
+    <w:p>
+      <w:pPr>
+        <w:pStyle w:val="NoSpacing"/>
+      </w:pPr>
+      <w:r>
+        <w:t>// ---------- MAIN FUNCTION ----------</w:t>
+      </w:r>
+    </w:p>
+    <w:p>
+      <w:pPr>
+        <w:pStyle w:val="NoSpacing"/>
+      </w:pPr>
+      <w:r>
+        <w:t>int main()</w:t>
+      </w:r>
+    </w:p>
+    <w:p>
+      <w:pPr>
+        <w:pStyle w:val="NoSpacing"/>
+      </w:pPr>
+      <w:r>
+        <w:t>{</w:t>
+      </w:r>
+    </w:p>
+    <w:p>
+      <w:pPr>
+        <w:pStyle w:val="NoSpacing"/>
+      </w:pPr>
+      <w:r>
+        <w:t xml:space="preserve">    int n;</w:t>
+      </w:r>
+    </w:p>
+    <w:p>
+      <w:pPr>
+        <w:pStyle w:val="NoSpacing"/>
+      </w:pPr>
+    </w:p>
+    <w:p>
+      <w:pPr>
+        <w:pStyle w:val="NoSpacing"/>
+      </w:pPr>
+      <w:r>
+        <w:t xml:space="preserve">    </w:t>
+      </w:r>
+      <w:proofErr w:type="spellStart"/>
+      <w:r>
+        <w:t>cout</w:t>
+      </w:r>
+      <w:proofErr w:type="spellEnd"/>
+      <w:r>
+        <w:t xml:space="preserve"> &lt;&lt; "Enter number of elements: ";</w:t>
+      </w:r>
+    </w:p>
+    <w:p>
+      <w:pPr>
+        <w:pStyle w:val="NoSpacing"/>
+      </w:pPr>
+      <w:r>
+        <w:t xml:space="preserve">    </w:t>
+      </w:r>
+      <w:proofErr w:type="spellStart"/>
+      <w:r>
+        <w:t>cin</w:t>
+      </w:r>
+      <w:proofErr w:type="spellEnd"/>
+      <w:r>
+        <w:t xml:space="preserve"> &gt;&gt; n;</w:t>
+      </w:r>
+    </w:p>
+    <w:p>
+      <w:pPr>
+        <w:pStyle w:val="NoSpacing"/>
+      </w:pPr>
+    </w:p>
+    <w:p>
+      <w:pPr>
+        <w:pStyle w:val="NoSpacing"/>
+      </w:pPr>
+      <w:r>
+        <w:t xml:space="preserve">    int *arr1 = new int[n];  // Sequential array</w:t>
+      </w:r>
+    </w:p>
+    <w:p>
+      <w:pPr>
+        <w:pStyle w:val="NoSpacing"/>
+      </w:pPr>
+      <w:r>
+        <w:t xml:space="preserve">    int *arr2 = new int[n];  // Parallel array</w:t>
+      </w:r>
+    </w:p>
+    <w:p>
+      <w:pPr>
+        <w:pStyle w:val="NoSpacing"/>
+      </w:pPr>
+    </w:p>
+    <w:p>
+      <w:pPr>
+        <w:pStyle w:val="NoSpacing"/>
+      </w:pPr>
+      <w:r>
+        <w:t xml:space="preserve">    </w:t>
+      </w:r>
+      <w:proofErr w:type="spellStart"/>
+      <w:r>
+        <w:t>cout</w:t>
+      </w:r>
+      <w:proofErr w:type="spellEnd"/>
+      <w:r>
+        <w:t xml:space="preserve"> &lt;&lt; "Enter elements:\n";</w:t>
+      </w:r>
+    </w:p>
+    <w:p>
+      <w:pPr>
+        <w:pStyle w:val="NoSpacing"/>
+      </w:pPr>
+      <w:r>
+        <w:t xml:space="preserve">    for (int </w:t>
+      </w:r>
+      <w:proofErr w:type="spellStart"/>
+      <w:r>
+        <w:t>i</w:t>
+      </w:r>
+      <w:proofErr w:type="spellEnd"/>
+      <w:r>
+        <w:t xml:space="preserve"> = 0; </w:t>
+      </w:r>
+      <w:proofErr w:type="spellStart"/>
+      <w:r>
+        <w:t>i</w:t>
+      </w:r>
+      <w:proofErr w:type="spellEnd"/>
+      <w:r>
+        <w:t xml:space="preserve"> &lt; n; </w:t>
+      </w:r>
+      <w:proofErr w:type="spellStart"/>
+      <w:r>
+        <w:t>i</w:t>
+      </w:r>
+      <w:proofErr w:type="spellEnd"/>
+      <w:r>
+        <w:t>++)</w:t>
+      </w:r>
+    </w:p>
+    <w:p>
+      <w:pPr>
+        <w:pStyle w:val="NoSpacing"/>
+      </w:pPr>
+      <w:r>
+        <w:t xml:space="preserve">    {</w:t>
+      </w:r>
+    </w:p>
+    <w:p>
+      <w:pPr>
+        <w:pStyle w:val="NoSpacing"/>
+      </w:pPr>
+      <w:r>
         <w:t xml:space="preserve">        </w:t>
       </w:r>
-      <w:proofErr w:type="gramStart"/>
-      <w:r>
-        <w:t>merge(</w:t>
-      </w:r>
-      <w:proofErr w:type="gramEnd"/>
-      <w:r>
-        <w:t>arr, l, m, r);</w:t>
+      <w:proofErr w:type="spellStart"/>
+      <w:r>
+        <w:t>cin</w:t>
+      </w:r>
+      <w:proofErr w:type="spellEnd"/>
+      <w:r>
+        <w:t xml:space="preserve"> &gt;&gt; arr1[</w:t>
+      </w:r>
+      <w:proofErr w:type="spellStart"/>
+      <w:r>
+        <w:t>i</w:t>
+      </w:r>
+      <w:proofErr w:type="spellEnd"/>
+      <w:r>
+        <w:t>];</w:t>
+      </w:r>
+    </w:p>
+    <w:p>
+      <w:pPr>
+        <w:pStyle w:val="NoSpacing"/>
+      </w:pPr>
+      <w:r>
+        <w:t xml:space="preserve">        arr2[</w:t>
+      </w:r>
+      <w:proofErr w:type="spellStart"/>
+      <w:r>
+        <w:t>i</w:t>
+      </w:r>
+      <w:proofErr w:type="spellEnd"/>
+      <w:r>
+        <w:t>] = arr1[</w:t>
+      </w:r>
+      <w:proofErr w:type="spellStart"/>
+      <w:r>
+        <w:t>i</w:t>
+      </w:r>
+      <w:proofErr w:type="spellEnd"/>
+      <w:r>
+        <w:t>];  // Copy data</w:t>
       </w:r>
     </w:p>
     <w:p>
@@ -3776,132 +4833,225 @@
       <w:pPr>
         <w:pStyle w:val="NoSpacing"/>
       </w:pPr>
-      <w:r>
-        <w:t>}</w:t>
-      </w:r>
-    </w:p>
-    <w:p>
-      <w:pPr>
-        <w:pStyle w:val="NoSpacing"/>
-      </w:pPr>
-    </w:p>
-    <w:p>
-      <w:pPr>
-        <w:pStyle w:val="NoSpacing"/>
-      </w:pPr>
-      <w:r>
-        <w:t>// ---------- MAIN FUNCTION ----------</w:t>
-      </w:r>
-    </w:p>
-    <w:p>
-      <w:pPr>
-        <w:pStyle w:val="NoSpacing"/>
-      </w:pPr>
-      <w:r>
-        <w:t xml:space="preserve">int </w:t>
-      </w:r>
-      <w:proofErr w:type="gramStart"/>
-      <w:r>
-        <w:t>main(</w:t>
-      </w:r>
-      <w:proofErr w:type="gramEnd"/>
-      <w:r>
-        <w:t>)</w:t>
-      </w:r>
-    </w:p>
-    <w:p>
-      <w:pPr>
-        <w:pStyle w:val="NoSpacing"/>
-      </w:pPr>
-      <w:r>
-        <w:t>{</w:t>
-      </w:r>
-    </w:p>
-    <w:p>
-      <w:pPr>
-        <w:pStyle w:val="NoSpacing"/>
-      </w:pPr>
-      <w:r>
-        <w:t xml:space="preserve">    int n;</w:t>
-      </w:r>
-    </w:p>
-    <w:p>
-      <w:pPr>
-        <w:pStyle w:val="NoSpacing"/>
-      </w:pPr>
-    </w:p>
-    <w:p>
-      <w:pPr>
-        <w:pStyle w:val="NoSpacing"/>
-      </w:pPr>
-      <w:r>
-        <w:t xml:space="preserve">    cout &lt;&lt; "Enter number of elements: ";</w:t>
-      </w:r>
-    </w:p>
-    <w:p>
-      <w:pPr>
-        <w:pStyle w:val="NoSpacing"/>
-      </w:pPr>
-      <w:r>
-        <w:t xml:space="preserve">    cin &gt;&gt; n;</w:t>
-      </w:r>
-    </w:p>
-    <w:p>
-      <w:pPr>
-        <w:pStyle w:val="NoSpacing"/>
-      </w:pPr>
-    </w:p>
-    <w:p>
-      <w:pPr>
-        <w:pStyle w:val="NoSpacing"/>
-      </w:pPr>
-      <w:r>
-        <w:t xml:space="preserve">    int *arr1 = new int[n</w:t>
-      </w:r>
-      <w:proofErr w:type="gramStart"/>
-      <w:r>
-        <w:t>];  /</w:t>
-      </w:r>
-      <w:proofErr w:type="gramEnd"/>
-      <w:r>
-        <w:t>/ Sequential array</w:t>
-      </w:r>
-    </w:p>
-    <w:p>
-      <w:pPr>
-        <w:pStyle w:val="NoSpacing"/>
-      </w:pPr>
-      <w:r>
-        <w:t xml:space="preserve">    int *arr2 = new int[n</w:t>
-      </w:r>
-      <w:proofErr w:type="gramStart"/>
-      <w:r>
-        <w:t>];  /</w:t>
-      </w:r>
-      <w:proofErr w:type="gramEnd"/>
-      <w:r>
-        <w:t>/ Parallel array</w:t>
-      </w:r>
-    </w:p>
-    <w:p>
-      <w:pPr>
-        <w:pStyle w:val="NoSpacing"/>
-      </w:pPr>
-    </w:p>
-    <w:p>
-      <w:pPr>
-        <w:pStyle w:val="NoSpacing"/>
-      </w:pPr>
-      <w:r>
-        <w:t xml:space="preserve">    cout &lt;&lt; "Enter elements:\n";</w:t>
-      </w:r>
-    </w:p>
-    <w:p>
-      <w:pPr>
-        <w:pStyle w:val="NoSpacing"/>
-      </w:pPr>
-      <w:r>
-        <w:t xml:space="preserve">    for (int i = 0; i &lt; n; i++)</w:t>
+    </w:p>
+    <w:p>
+      <w:pPr>
+        <w:pStyle w:val="NoSpacing"/>
+      </w:pPr>
+      <w:r>
+        <w:t xml:space="preserve">    // -------- Sequential Execution --------</w:t>
+      </w:r>
+    </w:p>
+    <w:p>
+      <w:pPr>
+        <w:pStyle w:val="NoSpacing"/>
+      </w:pPr>
+      <w:r>
+        <w:t xml:space="preserve">    double start = </w:t>
+      </w:r>
+      <w:proofErr w:type="spellStart"/>
+      <w:r>
+        <w:t>omp_get_wtime</w:t>
+      </w:r>
+      <w:proofErr w:type="spellEnd"/>
+      <w:r>
+        <w:t>();</w:t>
+      </w:r>
+    </w:p>
+    <w:p>
+      <w:pPr>
+        <w:pStyle w:val="NoSpacing"/>
+      </w:pPr>
+      <w:r>
+        <w:t xml:space="preserve">    </w:t>
+      </w:r>
+      <w:proofErr w:type="spellStart"/>
+      <w:r>
+        <w:t>sequentialMergeSort</w:t>
+      </w:r>
+      <w:proofErr w:type="spellEnd"/>
+      <w:r>
+        <w:t>(arr1, 0, n - 1);</w:t>
+      </w:r>
+    </w:p>
+    <w:p>
+      <w:pPr>
+        <w:pStyle w:val="NoSpacing"/>
+      </w:pPr>
+      <w:r>
+        <w:t xml:space="preserve">    double end = </w:t>
+      </w:r>
+      <w:proofErr w:type="spellStart"/>
+      <w:r>
+        <w:t>omp_get_wtime</w:t>
+      </w:r>
+      <w:proofErr w:type="spellEnd"/>
+      <w:r>
+        <w:t>();</w:t>
+      </w:r>
+    </w:p>
+    <w:p>
+      <w:pPr>
+        <w:pStyle w:val="NoSpacing"/>
+      </w:pPr>
+    </w:p>
+    <w:p>
+      <w:pPr>
+        <w:pStyle w:val="NoSpacing"/>
+      </w:pPr>
+      <w:r>
+        <w:t xml:space="preserve">    </w:t>
+      </w:r>
+      <w:proofErr w:type="spellStart"/>
+      <w:r>
+        <w:t>cout</w:t>
+      </w:r>
+      <w:proofErr w:type="spellEnd"/>
+      <w:r>
+        <w:t xml:space="preserve"> &lt;&lt; "\</w:t>
+      </w:r>
+      <w:proofErr w:type="spellStart"/>
+      <w:r>
+        <w:t>nSequential</w:t>
+      </w:r>
+      <w:proofErr w:type="spellEnd"/>
+      <w:r>
+        <w:t xml:space="preserve"> Sorted Array:\n";</w:t>
+      </w:r>
+    </w:p>
+    <w:p>
+      <w:pPr>
+        <w:pStyle w:val="NoSpacing"/>
+      </w:pPr>
+      <w:r>
+        <w:t xml:space="preserve">    for (int </w:t>
+      </w:r>
+      <w:proofErr w:type="spellStart"/>
+      <w:r>
+        <w:t>i</w:t>
+      </w:r>
+      <w:proofErr w:type="spellEnd"/>
+      <w:r>
+        <w:t xml:space="preserve"> = 0; </w:t>
+      </w:r>
+      <w:proofErr w:type="spellStart"/>
+      <w:r>
+        <w:t>i</w:t>
+      </w:r>
+      <w:proofErr w:type="spellEnd"/>
+      <w:r>
+        <w:t xml:space="preserve"> &lt; n; </w:t>
+      </w:r>
+      <w:proofErr w:type="spellStart"/>
+      <w:r>
+        <w:t>i</w:t>
+      </w:r>
+      <w:proofErr w:type="spellEnd"/>
+      <w:r>
+        <w:t>++)</w:t>
+      </w:r>
+    </w:p>
+    <w:p>
+      <w:pPr>
+        <w:pStyle w:val="NoSpacing"/>
+      </w:pPr>
+      <w:r>
+        <w:t xml:space="preserve">        </w:t>
+      </w:r>
+      <w:proofErr w:type="spellStart"/>
+      <w:r>
+        <w:t>cout</w:t>
+      </w:r>
+      <w:proofErr w:type="spellEnd"/>
+      <w:r>
+        <w:t xml:space="preserve"> &lt;&lt; arr1[</w:t>
+      </w:r>
+      <w:proofErr w:type="spellStart"/>
+      <w:r>
+        <w:t>i</w:t>
+      </w:r>
+      <w:proofErr w:type="spellEnd"/>
+      <w:r>
+        <w:t>] &lt;&lt; " ";</w:t>
+      </w:r>
+    </w:p>
+    <w:p>
+      <w:pPr>
+        <w:pStyle w:val="NoSpacing"/>
+      </w:pPr>
+    </w:p>
+    <w:p>
+      <w:pPr>
+        <w:pStyle w:val="NoSpacing"/>
+      </w:pPr>
+      <w:r>
+        <w:t xml:space="preserve">    </w:t>
+      </w:r>
+      <w:proofErr w:type="spellStart"/>
+      <w:r>
+        <w:t>cout</w:t>
+      </w:r>
+      <w:proofErr w:type="spellEnd"/>
+      <w:r>
+        <w:t xml:space="preserve"> &lt;&lt; "\</w:t>
+      </w:r>
+      <w:proofErr w:type="spellStart"/>
+      <w:r>
+        <w:t>nTime</w:t>
+      </w:r>
+      <w:proofErr w:type="spellEnd"/>
+      <w:r>
+        <w:t xml:space="preserve"> (Sequential): " &lt;&lt; end - start &lt;&lt; " seconds\n";</w:t>
+      </w:r>
+    </w:p>
+    <w:p>
+      <w:pPr>
+        <w:pStyle w:val="NoSpacing"/>
+      </w:pPr>
+    </w:p>
+    <w:p>
+      <w:pPr>
+        <w:pStyle w:val="NoSpacing"/>
+      </w:pPr>
+      <w:r>
+        <w:t xml:space="preserve">    // -------- Parallel Execution --------</w:t>
+      </w:r>
+    </w:p>
+    <w:p>
+      <w:pPr>
+        <w:pStyle w:val="NoSpacing"/>
+      </w:pPr>
+      <w:r>
+        <w:t xml:space="preserve">    start = </w:t>
+      </w:r>
+      <w:proofErr w:type="spellStart"/>
+      <w:r>
+        <w:t>omp_get_wtime</w:t>
+      </w:r>
+      <w:proofErr w:type="spellEnd"/>
+      <w:r>
+        <w:t>();</w:t>
+      </w:r>
+    </w:p>
+    <w:p>
+      <w:pPr>
+        <w:pStyle w:val="NoSpacing"/>
+      </w:pPr>
+    </w:p>
+    <w:p>
+      <w:pPr>
+        <w:pStyle w:val="NoSpacing"/>
+      </w:pPr>
+      <w:r>
+        <w:t xml:space="preserve">    #pragma </w:t>
+      </w:r>
+      <w:proofErr w:type="spellStart"/>
+      <w:r>
+        <w:t>omp</w:t>
+      </w:r>
+      <w:proofErr w:type="spellEnd"/>
+      <w:r>
+        <w:t xml:space="preserve"> parallel</w:t>
       </w:r>
     </w:p>
     <w:p>
@@ -3917,23 +5067,31 @@
         <w:pStyle w:val="NoSpacing"/>
       </w:pPr>
       <w:r>
-        <w:t xml:space="preserve">        cin &gt;&gt; arr1[i];</w:t>
-      </w:r>
-    </w:p>
-    <w:p>
-      <w:pPr>
-        <w:pStyle w:val="NoSpacing"/>
-      </w:pPr>
-      <w:r>
-        <w:t xml:space="preserve">        arr2[i] = arr1[i</w:t>
-      </w:r>
-      <w:proofErr w:type="gramStart"/>
-      <w:r>
-        <w:t>];  /</w:t>
-      </w:r>
-      <w:proofErr w:type="gramEnd"/>
-      <w:r>
-        <w:t>/ Copy data</w:t>
+        <w:t xml:space="preserve">        #pragma </w:t>
+      </w:r>
+      <w:proofErr w:type="spellStart"/>
+      <w:r>
+        <w:t>omp</w:t>
+      </w:r>
+      <w:proofErr w:type="spellEnd"/>
+      <w:r>
+        <w:t xml:space="preserve"> single</w:t>
+      </w:r>
+    </w:p>
+    <w:p>
+      <w:pPr>
+        <w:pStyle w:val="NoSpacing"/>
+      </w:pPr>
+      <w:r>
+        <w:t xml:space="preserve">        </w:t>
+      </w:r>
+      <w:proofErr w:type="spellStart"/>
+      <w:r>
+        <w:t>parallelMergeSort</w:t>
+      </w:r>
+      <w:proofErr w:type="spellEnd"/>
+      <w:r>
+        <w:t>(arr2, 0, n - 1);</w:t>
       </w:r>
     </w:p>
     <w:p>
@@ -3954,194 +5112,129 @@
         <w:pStyle w:val="NoSpacing"/>
       </w:pPr>
       <w:r>
-        <w:t xml:space="preserve">    // -------- Sequential Execution --------</w:t>
-      </w:r>
-    </w:p>
-    <w:p>
-      <w:pPr>
-        <w:pStyle w:val="NoSpacing"/>
-      </w:pPr>
-      <w:r>
-        <w:t xml:space="preserve">    double start = omp_get_wtime();</w:t>
-      </w:r>
-    </w:p>
-    <w:p>
-      <w:pPr>
-        <w:pStyle w:val="NoSpacing"/>
-      </w:pPr>
-      <w:r>
-        <w:t xml:space="preserve">    sequentialMergeSort(arr1, 0, n - 1);</w:t>
-      </w:r>
-    </w:p>
-    <w:p>
-      <w:pPr>
-        <w:pStyle w:val="NoSpacing"/>
-      </w:pPr>
-      <w:r>
-        <w:t xml:space="preserve">    double end = omp_get_wtime();</w:t>
-      </w:r>
-    </w:p>
-    <w:p>
-      <w:pPr>
-        <w:pStyle w:val="NoSpacing"/>
-      </w:pPr>
-    </w:p>
-    <w:p>
-      <w:pPr>
-        <w:pStyle w:val="NoSpacing"/>
-      </w:pPr>
-      <w:r>
-        <w:t xml:space="preserve">    cout &lt;&lt; "\nSequential Sorted Array:\n";</w:t>
-      </w:r>
-    </w:p>
-    <w:p>
-      <w:pPr>
-        <w:pStyle w:val="NoSpacing"/>
-      </w:pPr>
-      <w:r>
-        <w:t xml:space="preserve">    for (int i = 0; i &lt; n; i++)</w:t>
-      </w:r>
-    </w:p>
-    <w:p>
-      <w:pPr>
-        <w:pStyle w:val="NoSpacing"/>
-      </w:pPr>
-      <w:r>
-        <w:t xml:space="preserve">        cout &lt;&lt; arr1[i] &lt;&lt; " ";</w:t>
-      </w:r>
-    </w:p>
-    <w:p>
-      <w:pPr>
-        <w:pStyle w:val="NoSpacing"/>
-      </w:pPr>
-    </w:p>
-    <w:p>
-      <w:pPr>
-        <w:pStyle w:val="NoSpacing"/>
-      </w:pPr>
-      <w:r>
-        <w:t xml:space="preserve">    cout &lt;&lt; "\nTime (Sequential): " &lt;&lt; end - start &lt;&lt; " seconds\n";</w:t>
-      </w:r>
-    </w:p>
-    <w:p>
-      <w:pPr>
-        <w:pStyle w:val="NoSpacing"/>
-      </w:pPr>
-    </w:p>
-    <w:p>
-      <w:pPr>
-        <w:pStyle w:val="NoSpacing"/>
-      </w:pPr>
-      <w:r>
-        <w:t xml:space="preserve">    // -------- Parallel Execution --------</w:t>
-      </w:r>
-    </w:p>
-    <w:p>
-      <w:pPr>
-        <w:pStyle w:val="NoSpacing"/>
-      </w:pPr>
-      <w:r>
-        <w:t xml:space="preserve">    start = omp_get_wtime();</w:t>
-      </w:r>
-    </w:p>
-    <w:p>
-      <w:pPr>
-        <w:pStyle w:val="NoSpacing"/>
-      </w:pPr>
-    </w:p>
-    <w:p>
-      <w:pPr>
-        <w:pStyle w:val="NoSpacing"/>
-      </w:pPr>
-      <w:r>
-        <w:t xml:space="preserve">    #pragma omp parallel</w:t>
-      </w:r>
-    </w:p>
-    <w:p>
-      <w:pPr>
-        <w:pStyle w:val="NoSpacing"/>
-      </w:pPr>
-      <w:r>
-        <w:t xml:space="preserve">    {</w:t>
-      </w:r>
-    </w:p>
-    <w:p>
-      <w:pPr>
-        <w:pStyle w:val="NoSpacing"/>
-      </w:pPr>
-      <w:r>
-        <w:t xml:space="preserve">        #pragma omp single</w:t>
-      </w:r>
-    </w:p>
-    <w:p>
-      <w:pPr>
-        <w:pStyle w:val="NoSpacing"/>
-      </w:pPr>
-      <w:r>
-        <w:t xml:space="preserve">        parallelMergeSort(arr2, 0, n - 1);</w:t>
-      </w:r>
-    </w:p>
-    <w:p>
-      <w:pPr>
-        <w:pStyle w:val="NoSpacing"/>
-      </w:pPr>
-      <w:r>
-        <w:t xml:space="preserve">    }</w:t>
-      </w:r>
-    </w:p>
-    <w:p>
-      <w:pPr>
-        <w:pStyle w:val="NoSpacing"/>
-      </w:pPr>
-    </w:p>
-    <w:p>
-      <w:pPr>
-        <w:pStyle w:val="NoSpacing"/>
-      </w:pPr>
-      <w:r>
-        <w:t xml:space="preserve">    end = omp_get_wtime();</w:t>
-      </w:r>
-    </w:p>
-    <w:p>
-      <w:pPr>
-        <w:pStyle w:val="NoSpacing"/>
-      </w:pPr>
-    </w:p>
-    <w:p>
-      <w:pPr>
-        <w:pStyle w:val="NoSpacing"/>
-      </w:pPr>
-      <w:r>
-        <w:t xml:space="preserve">    cout &lt;&lt; "\nParallel Sorted Array:\n";</w:t>
-      </w:r>
-    </w:p>
-    <w:p>
-      <w:pPr>
-        <w:pStyle w:val="NoSpacing"/>
-      </w:pPr>
-      <w:r>
-        <w:t xml:space="preserve">    for (int i = 0; i &lt; n; i++)</w:t>
-      </w:r>
-    </w:p>
-    <w:p>
-      <w:pPr>
-        <w:pStyle w:val="NoSpacing"/>
-      </w:pPr>
-      <w:r>
-        <w:t xml:space="preserve">        cout &lt;&lt; arr2[i] &lt;&lt; " ";</w:t>
-      </w:r>
-    </w:p>
-    <w:p>
-      <w:pPr>
-        <w:pStyle w:val="NoSpacing"/>
-      </w:pPr>
-    </w:p>
-    <w:p>
-      <w:pPr>
-        <w:pStyle w:val="NoSpacing"/>
-      </w:pPr>
-      <w:r>
-        <w:t xml:space="preserve">    cout &lt;&lt; "\nTime (Parallel): " &lt;&lt; end - start &lt;&lt; " seconds\n";</w:t>
+        <w:t xml:space="preserve">    end = </w:t>
+      </w:r>
+      <w:proofErr w:type="spellStart"/>
+      <w:r>
+        <w:t>omp_get_wtime</w:t>
+      </w:r>
+      <w:proofErr w:type="spellEnd"/>
+      <w:r>
+        <w:t>();</w:t>
+      </w:r>
+    </w:p>
+    <w:p>
+      <w:pPr>
+        <w:pStyle w:val="NoSpacing"/>
+      </w:pPr>
+    </w:p>
+    <w:p>
+      <w:pPr>
+        <w:pStyle w:val="NoSpacing"/>
+      </w:pPr>
+      <w:r>
+        <w:t xml:space="preserve">    </w:t>
+      </w:r>
+      <w:proofErr w:type="spellStart"/>
+      <w:r>
+        <w:t>cout</w:t>
+      </w:r>
+      <w:proofErr w:type="spellEnd"/>
+      <w:r>
+        <w:t xml:space="preserve"> &lt;&lt; "\</w:t>
+      </w:r>
+      <w:proofErr w:type="spellStart"/>
+      <w:r>
+        <w:t>nParallel</w:t>
+      </w:r>
+      <w:proofErr w:type="spellEnd"/>
+      <w:r>
+        <w:t xml:space="preserve"> Sorted Array:\n";</w:t>
+      </w:r>
+    </w:p>
+    <w:p>
+      <w:pPr>
+        <w:pStyle w:val="NoSpacing"/>
+      </w:pPr>
+      <w:r>
+        <w:t xml:space="preserve">    for (int </w:t>
+      </w:r>
+      <w:proofErr w:type="spellStart"/>
+      <w:r>
+        <w:t>i</w:t>
+      </w:r>
+      <w:proofErr w:type="spellEnd"/>
+      <w:r>
+        <w:t xml:space="preserve"> = 0; </w:t>
+      </w:r>
+      <w:proofErr w:type="spellStart"/>
+      <w:r>
+        <w:t>i</w:t>
+      </w:r>
+      <w:proofErr w:type="spellEnd"/>
+      <w:r>
+        <w:t xml:space="preserve"> &lt; n; </w:t>
+      </w:r>
+      <w:proofErr w:type="spellStart"/>
+      <w:r>
+        <w:t>i</w:t>
+      </w:r>
+      <w:proofErr w:type="spellEnd"/>
+      <w:r>
+        <w:t>++)</w:t>
+      </w:r>
+    </w:p>
+    <w:p>
+      <w:pPr>
+        <w:pStyle w:val="NoSpacing"/>
+      </w:pPr>
+      <w:r>
+        <w:t xml:space="preserve">        </w:t>
+      </w:r>
+      <w:proofErr w:type="spellStart"/>
+      <w:r>
+        <w:t>cout</w:t>
+      </w:r>
+      <w:proofErr w:type="spellEnd"/>
+      <w:r>
+        <w:t xml:space="preserve"> &lt;&lt; arr2[</w:t>
+      </w:r>
+      <w:proofErr w:type="spellStart"/>
+      <w:r>
+        <w:t>i</w:t>
+      </w:r>
+      <w:proofErr w:type="spellEnd"/>
+      <w:r>
+        <w:t>] &lt;&lt; " ";</w:t>
+      </w:r>
+    </w:p>
+    <w:p>
+      <w:pPr>
+        <w:pStyle w:val="NoSpacing"/>
+      </w:pPr>
+    </w:p>
+    <w:p>
+      <w:pPr>
+        <w:pStyle w:val="NoSpacing"/>
+      </w:pPr>
+      <w:r>
+        <w:t xml:space="preserve">    </w:t>
+      </w:r>
+      <w:proofErr w:type="spellStart"/>
+      <w:r>
+        <w:t>cout</w:t>
+      </w:r>
+      <w:proofErr w:type="spellEnd"/>
+      <w:r>
+        <w:t xml:space="preserve"> &lt;&lt; "\</w:t>
+      </w:r>
+      <w:proofErr w:type="spellStart"/>
+      <w:r>
+        <w:t>nTime</w:t>
+      </w:r>
+      <w:proofErr w:type="spellEnd"/>
+      <w:r>
+        <w:t xml:space="preserve"> (Parallel): " &lt;&lt; end - start &lt;&lt; " seconds\n";</w:t>
       </w:r>
     </w:p>
     <w:p>
@@ -4329,15 +5422,31 @@
         <w:pStyle w:val="NoSpacing"/>
       </w:pPr>
       <w:r>
-        <w:t>#include &lt;omp.h&gt;</w:t>
-      </w:r>
-    </w:p>
-    <w:p>
-      <w:pPr>
-        <w:pStyle w:val="NoSpacing"/>
-      </w:pPr>
-      <w:r>
-        <w:t>#include &lt;climits&gt;</w:t>
+        <w:t>#include &lt;</w:t>
+      </w:r>
+      <w:proofErr w:type="spellStart"/>
+      <w:r>
+        <w:t>omp.h</w:t>
+      </w:r>
+      <w:proofErr w:type="spellEnd"/>
+      <w:r>
+        <w:t>&gt;</w:t>
+      </w:r>
+    </w:p>
+    <w:p>
+      <w:pPr>
+        <w:pStyle w:val="NoSpacing"/>
+      </w:pPr>
+      <w:r>
+        <w:t>#include &lt;</w:t>
+      </w:r>
+      <w:proofErr w:type="spellStart"/>
+      <w:r>
+        <w:t>climits</w:t>
+      </w:r>
+      <w:proofErr w:type="spellEnd"/>
+      <w:r>
+        <w:t>&gt;</w:t>
       </w:r>
     </w:p>
     <w:p>
@@ -4371,52 +5480,172 @@
         <w:pStyle w:val="NoSpacing"/>
       </w:pPr>
       <w:r>
-        <w:t>void min_reduction(vector&lt;int&gt;&amp; arr) {</w:t>
-      </w:r>
-    </w:p>
-    <w:p>
-      <w:pPr>
-        <w:pStyle w:val="NoSpacing"/>
-      </w:pPr>
-      <w:r>
-        <w:t xml:space="preserve">    int min_value = INT_MAX;</w:t>
-      </w:r>
-    </w:p>
-    <w:p>
-      <w:pPr>
-        <w:pStyle w:val="NoSpacing"/>
-      </w:pPr>
-    </w:p>
-    <w:p>
-      <w:pPr>
-        <w:pStyle w:val="NoSpacing"/>
-      </w:pPr>
-      <w:r>
-        <w:t xml:space="preserve">    #pragma omp parallel for reduction(min:min_value)</w:t>
-      </w:r>
-    </w:p>
-    <w:p>
-      <w:pPr>
-        <w:pStyle w:val="NoSpacing"/>
-      </w:pPr>
-      <w:r>
-        <w:t xml:space="preserve">    for (int i = 0; i &lt; arr.size(); i++) {</w:t>
-      </w:r>
-    </w:p>
-    <w:p>
-      <w:pPr>
-        <w:pStyle w:val="NoSpacing"/>
-      </w:pPr>
-      <w:r>
-        <w:t xml:space="preserve">        if (arr[i] &lt; min_value) {</w:t>
-      </w:r>
-    </w:p>
-    <w:p>
-      <w:pPr>
-        <w:pStyle w:val="NoSpacing"/>
-      </w:pPr>
-      <w:r>
-        <w:t xml:space="preserve">            min_value = arr[i];</w:t>
+        <w:t xml:space="preserve">void </w:t>
+      </w:r>
+      <w:proofErr w:type="spellStart"/>
+      <w:r>
+        <w:t>min_reduction</w:t>
+      </w:r>
+      <w:proofErr w:type="spellEnd"/>
+      <w:r>
+        <w:t xml:space="preserve">(vector&lt;int&gt;&amp; </w:t>
+      </w:r>
+      <w:proofErr w:type="spellStart"/>
+      <w:r>
+        <w:t>arr</w:t>
+      </w:r>
+      <w:proofErr w:type="spellEnd"/>
+      <w:r>
+        <w:t>) {</w:t>
+      </w:r>
+    </w:p>
+    <w:p>
+      <w:pPr>
+        <w:pStyle w:val="NoSpacing"/>
+      </w:pPr>
+      <w:r>
+        <w:t xml:space="preserve">    int </w:t>
+      </w:r>
+      <w:proofErr w:type="spellStart"/>
+      <w:r>
+        <w:t>min_value</w:t>
+      </w:r>
+      <w:proofErr w:type="spellEnd"/>
+      <w:r>
+        <w:t xml:space="preserve"> = INT_MAX;</w:t>
+      </w:r>
+    </w:p>
+    <w:p>
+      <w:pPr>
+        <w:pStyle w:val="NoSpacing"/>
+      </w:pPr>
+    </w:p>
+    <w:p>
+      <w:pPr>
+        <w:pStyle w:val="NoSpacing"/>
+      </w:pPr>
+      <w:r>
+        <w:t xml:space="preserve">    #pragma </w:t>
+      </w:r>
+      <w:proofErr w:type="spellStart"/>
+      <w:r>
+        <w:t>omp</w:t>
+      </w:r>
+      <w:proofErr w:type="spellEnd"/>
+      <w:r>
+        <w:t xml:space="preserve"> parallel for reduction(</w:t>
+      </w:r>
+      <w:proofErr w:type="spellStart"/>
+      <w:r>
+        <w:t>min:min_value</w:t>
+      </w:r>
+      <w:proofErr w:type="spellEnd"/>
+      <w:r>
+        <w:t>)</w:t>
+      </w:r>
+    </w:p>
+    <w:p>
+      <w:pPr>
+        <w:pStyle w:val="NoSpacing"/>
+      </w:pPr>
+      <w:r>
+        <w:t xml:space="preserve">    for (int </w:t>
+      </w:r>
+      <w:proofErr w:type="spellStart"/>
+      <w:r>
+        <w:t>i</w:t>
+      </w:r>
+      <w:proofErr w:type="spellEnd"/>
+      <w:r>
+        <w:t xml:space="preserve"> = 0; </w:t>
+      </w:r>
+      <w:proofErr w:type="spellStart"/>
+      <w:r>
+        <w:t>i</w:t>
+      </w:r>
+      <w:proofErr w:type="spellEnd"/>
+      <w:r>
+        <w:t xml:space="preserve"> &lt; </w:t>
+      </w:r>
+      <w:proofErr w:type="spellStart"/>
+      <w:r>
+        <w:t>arr.size</w:t>
+      </w:r>
+      <w:proofErr w:type="spellEnd"/>
+      <w:r>
+        <w:t xml:space="preserve">(); </w:t>
+      </w:r>
+      <w:proofErr w:type="spellStart"/>
+      <w:r>
+        <w:t>i</w:t>
+      </w:r>
+      <w:proofErr w:type="spellEnd"/>
+      <w:r>
+        <w:t>++) {</w:t>
+      </w:r>
+    </w:p>
+    <w:p>
+      <w:pPr>
+        <w:pStyle w:val="NoSpacing"/>
+      </w:pPr>
+      <w:r>
+        <w:t xml:space="preserve">        if (</w:t>
+      </w:r>
+      <w:proofErr w:type="spellStart"/>
+      <w:r>
+        <w:t>arr</w:t>
+      </w:r>
+      <w:proofErr w:type="spellEnd"/>
+      <w:r>
+        <w:t>[</w:t>
+      </w:r>
+      <w:proofErr w:type="spellStart"/>
+      <w:r>
+        <w:t>i</w:t>
+      </w:r>
+      <w:proofErr w:type="spellEnd"/>
+      <w:r>
+        <w:t xml:space="preserve">] &lt; </w:t>
+      </w:r>
+      <w:proofErr w:type="spellStart"/>
+      <w:r>
+        <w:t>min_value</w:t>
+      </w:r>
+      <w:proofErr w:type="spellEnd"/>
+      <w:r>
+        <w:t>) {</w:t>
+      </w:r>
+    </w:p>
+    <w:p>
+      <w:pPr>
+        <w:pStyle w:val="NoSpacing"/>
+      </w:pPr>
+      <w:r>
+        <w:t xml:space="preserve">            </w:t>
+      </w:r>
+      <w:proofErr w:type="spellStart"/>
+      <w:r>
+        <w:t>min_value</w:t>
+      </w:r>
+      <w:proofErr w:type="spellEnd"/>
+      <w:r>
+        <w:t xml:space="preserve"> = </w:t>
+      </w:r>
+      <w:proofErr w:type="spellStart"/>
+      <w:r>
+        <w:t>arr</w:t>
+      </w:r>
+      <w:proofErr w:type="spellEnd"/>
+      <w:r>
+        <w:t>[</w:t>
+      </w:r>
+      <w:proofErr w:type="spellStart"/>
+      <w:r>
+        <w:t>i</w:t>
+      </w:r>
+      <w:proofErr w:type="spellEnd"/>
+      <w:r>
+        <w:t>];</w:t>
       </w:r>
     </w:p>
     <w:p>
@@ -4445,7 +5674,31 @@
         <w:pStyle w:val="NoSpacing"/>
       </w:pPr>
       <w:r>
-        <w:t xml:space="preserve">    cout &lt;&lt; "Minimum value: " &lt;&lt; min_value &lt;&lt; endl;</w:t>
+        <w:t xml:space="preserve">    </w:t>
+      </w:r>
+      <w:proofErr w:type="spellStart"/>
+      <w:r>
+        <w:t>cout</w:t>
+      </w:r>
+      <w:proofErr w:type="spellEnd"/>
+      <w:r>
+        <w:t xml:space="preserve"> &lt;&lt; "Minimum value: " &lt;&lt; </w:t>
+      </w:r>
+      <w:proofErr w:type="spellStart"/>
+      <w:r>
+        <w:t>min_value</w:t>
+      </w:r>
+      <w:proofErr w:type="spellEnd"/>
+      <w:r>
+        <w:t xml:space="preserve"> &lt;&lt; </w:t>
+      </w:r>
+      <w:proofErr w:type="spellStart"/>
+      <w:r>
+        <w:t>endl</w:t>
+      </w:r>
+      <w:proofErr w:type="spellEnd"/>
+      <w:r>
+        <w:t>;</w:t>
       </w:r>
     </w:p>
     <w:p>
@@ -4474,52 +5727,172 @@
         <w:pStyle w:val="NoSpacing"/>
       </w:pPr>
       <w:r>
-        <w:t>void max_reduction(vector&lt;int&gt;&amp; arr) {</w:t>
-      </w:r>
-    </w:p>
-    <w:p>
-      <w:pPr>
-        <w:pStyle w:val="NoSpacing"/>
-      </w:pPr>
-      <w:r>
-        <w:t xml:space="preserve">    int max_value = INT_MIN;</w:t>
-      </w:r>
-    </w:p>
-    <w:p>
-      <w:pPr>
-        <w:pStyle w:val="NoSpacing"/>
-      </w:pPr>
-    </w:p>
-    <w:p>
-      <w:pPr>
-        <w:pStyle w:val="NoSpacing"/>
-      </w:pPr>
-      <w:r>
-        <w:t xml:space="preserve">    #pragma omp parallel for reduction(max:max_value)</w:t>
-      </w:r>
-    </w:p>
-    <w:p>
-      <w:pPr>
-        <w:pStyle w:val="NoSpacing"/>
-      </w:pPr>
-      <w:r>
-        <w:t xml:space="preserve">    for (int i = 0; i &lt; arr.size(); i++) {</w:t>
-      </w:r>
-    </w:p>
-    <w:p>
-      <w:pPr>
-        <w:pStyle w:val="NoSpacing"/>
-      </w:pPr>
-      <w:r>
-        <w:t xml:space="preserve">        if (arr[i] &gt; max_value) {</w:t>
-      </w:r>
-    </w:p>
-    <w:p>
-      <w:pPr>
-        <w:pStyle w:val="NoSpacing"/>
-      </w:pPr>
-      <w:r>
-        <w:t xml:space="preserve">            max_value = arr[i];</w:t>
+        <w:t xml:space="preserve">void </w:t>
+      </w:r>
+      <w:proofErr w:type="spellStart"/>
+      <w:r>
+        <w:t>max_reduction</w:t>
+      </w:r>
+      <w:proofErr w:type="spellEnd"/>
+      <w:r>
+        <w:t xml:space="preserve">(vector&lt;int&gt;&amp; </w:t>
+      </w:r>
+      <w:proofErr w:type="spellStart"/>
+      <w:r>
+        <w:t>arr</w:t>
+      </w:r>
+      <w:proofErr w:type="spellEnd"/>
+      <w:r>
+        <w:t>) {</w:t>
+      </w:r>
+    </w:p>
+    <w:p>
+      <w:pPr>
+        <w:pStyle w:val="NoSpacing"/>
+      </w:pPr>
+      <w:r>
+        <w:t xml:space="preserve">    int </w:t>
+      </w:r>
+      <w:proofErr w:type="spellStart"/>
+      <w:r>
+        <w:t>max_value</w:t>
+      </w:r>
+      <w:proofErr w:type="spellEnd"/>
+      <w:r>
+        <w:t xml:space="preserve"> = INT_MIN;</w:t>
+      </w:r>
+    </w:p>
+    <w:p>
+      <w:pPr>
+        <w:pStyle w:val="NoSpacing"/>
+      </w:pPr>
+    </w:p>
+    <w:p>
+      <w:pPr>
+        <w:pStyle w:val="NoSpacing"/>
+      </w:pPr>
+      <w:r>
+        <w:t xml:space="preserve">    #pragma </w:t>
+      </w:r>
+      <w:proofErr w:type="spellStart"/>
+      <w:r>
+        <w:t>omp</w:t>
+      </w:r>
+      <w:proofErr w:type="spellEnd"/>
+      <w:r>
+        <w:t xml:space="preserve"> parallel for reduction(</w:t>
+      </w:r>
+      <w:proofErr w:type="spellStart"/>
+      <w:r>
+        <w:t>max:max_value</w:t>
+      </w:r>
+      <w:proofErr w:type="spellEnd"/>
+      <w:r>
+        <w:t>)</w:t>
+      </w:r>
+    </w:p>
+    <w:p>
+      <w:pPr>
+        <w:pStyle w:val="NoSpacing"/>
+      </w:pPr>
+      <w:r>
+        <w:t xml:space="preserve">    for (int </w:t>
+      </w:r>
+      <w:proofErr w:type="spellStart"/>
+      <w:r>
+        <w:t>i</w:t>
+      </w:r>
+      <w:proofErr w:type="spellEnd"/>
+      <w:r>
+        <w:t xml:space="preserve"> = 0; </w:t>
+      </w:r>
+      <w:proofErr w:type="spellStart"/>
+      <w:r>
+        <w:t>i</w:t>
+      </w:r>
+      <w:proofErr w:type="spellEnd"/>
+      <w:r>
+        <w:t xml:space="preserve"> &lt; </w:t>
+      </w:r>
+      <w:proofErr w:type="spellStart"/>
+      <w:r>
+        <w:t>arr.size</w:t>
+      </w:r>
+      <w:proofErr w:type="spellEnd"/>
+      <w:r>
+        <w:t xml:space="preserve">(); </w:t>
+      </w:r>
+      <w:proofErr w:type="spellStart"/>
+      <w:r>
+        <w:t>i</w:t>
+      </w:r>
+      <w:proofErr w:type="spellEnd"/>
+      <w:r>
+        <w:t>++) {</w:t>
+      </w:r>
+    </w:p>
+    <w:p>
+      <w:pPr>
+        <w:pStyle w:val="NoSpacing"/>
+      </w:pPr>
+      <w:r>
+        <w:t xml:space="preserve">        if (</w:t>
+      </w:r>
+      <w:proofErr w:type="spellStart"/>
+      <w:r>
+        <w:t>arr</w:t>
+      </w:r>
+      <w:proofErr w:type="spellEnd"/>
+      <w:r>
+        <w:t>[</w:t>
+      </w:r>
+      <w:proofErr w:type="spellStart"/>
+      <w:r>
+        <w:t>i</w:t>
+      </w:r>
+      <w:proofErr w:type="spellEnd"/>
+      <w:r>
+        <w:t xml:space="preserve">] &gt; </w:t>
+      </w:r>
+      <w:proofErr w:type="spellStart"/>
+      <w:r>
+        <w:t>max_value</w:t>
+      </w:r>
+      <w:proofErr w:type="spellEnd"/>
+      <w:r>
+        <w:t>) {</w:t>
+      </w:r>
+    </w:p>
+    <w:p>
+      <w:pPr>
+        <w:pStyle w:val="NoSpacing"/>
+      </w:pPr>
+      <w:r>
+        <w:t xml:space="preserve">            </w:t>
+      </w:r>
+      <w:proofErr w:type="spellStart"/>
+      <w:r>
+        <w:t>max_value</w:t>
+      </w:r>
+      <w:proofErr w:type="spellEnd"/>
+      <w:r>
+        <w:t xml:space="preserve"> = </w:t>
+      </w:r>
+      <w:proofErr w:type="spellStart"/>
+      <w:r>
+        <w:t>arr</w:t>
+      </w:r>
+      <w:proofErr w:type="spellEnd"/>
+      <w:r>
+        <w:t>[</w:t>
+      </w:r>
+      <w:proofErr w:type="spellStart"/>
+      <w:r>
+        <w:t>i</w:t>
+      </w:r>
+      <w:proofErr w:type="spellEnd"/>
+      <w:r>
+        <w:t>];</w:t>
       </w:r>
     </w:p>
     <w:p>
@@ -4548,7 +5921,31 @@
         <w:pStyle w:val="NoSpacing"/>
       </w:pPr>
       <w:r>
-        <w:t xml:space="preserve">    cout &lt;&lt; "Maximum value: " &lt;&lt; max_value &lt;&lt; endl;</w:t>
+        <w:t xml:space="preserve">    </w:t>
+      </w:r>
+      <w:proofErr w:type="spellStart"/>
+      <w:r>
+        <w:t>cout</w:t>
+      </w:r>
+      <w:proofErr w:type="spellEnd"/>
+      <w:r>
+        <w:t xml:space="preserve"> &lt;&lt; "Maximum value: " &lt;&lt; </w:t>
+      </w:r>
+      <w:proofErr w:type="spellStart"/>
+      <w:r>
+        <w:t>max_value</w:t>
+      </w:r>
+      <w:proofErr w:type="spellEnd"/>
+      <w:r>
+        <w:t xml:space="preserve"> &lt;&lt; </w:t>
+      </w:r>
+      <w:proofErr w:type="spellStart"/>
+      <w:r>
+        <w:t>endl</w:t>
+      </w:r>
+      <w:proofErr w:type="spellEnd"/>
+      <w:r>
+        <w:t>;</w:t>
       </w:r>
     </w:p>
     <w:p>
@@ -4577,7 +5974,23 @@
         <w:pStyle w:val="NoSpacing"/>
       </w:pPr>
       <w:r>
-        <w:t>void sum_reduction(vector&lt;int&gt;&amp; arr) {</w:t>
+        <w:t xml:space="preserve">void </w:t>
+      </w:r>
+      <w:proofErr w:type="spellStart"/>
+      <w:r>
+        <w:t>sum_reduction</w:t>
+      </w:r>
+      <w:proofErr w:type="spellEnd"/>
+      <w:r>
+        <w:t xml:space="preserve">(vector&lt;int&gt;&amp; </w:t>
+      </w:r>
+      <w:proofErr w:type="spellStart"/>
+      <w:r>
+        <w:t>arr</w:t>
+      </w:r>
+      <w:proofErr w:type="spellEnd"/>
+      <w:r>
+        <w:t>) {</w:t>
       </w:r>
     </w:p>
     <w:p>
@@ -4598,23 +6011,79 @@
         <w:pStyle w:val="NoSpacing"/>
       </w:pPr>
       <w:r>
-        <w:t xml:space="preserve">    #pragma omp parallel for reduction(+:sum)</w:t>
-      </w:r>
-    </w:p>
-    <w:p>
-      <w:pPr>
-        <w:pStyle w:val="NoSpacing"/>
-      </w:pPr>
-      <w:r>
-        <w:t xml:space="preserve">    for (int i = 0; i &lt; arr.size(); i++) {</w:t>
-      </w:r>
-    </w:p>
-    <w:p>
-      <w:pPr>
-        <w:pStyle w:val="NoSpacing"/>
-      </w:pPr>
-      <w:r>
-        <w:t xml:space="preserve">        sum += arr[i];</w:t>
+        <w:t xml:space="preserve">    #pragma </w:t>
+      </w:r>
+      <w:proofErr w:type="spellStart"/>
+      <w:r>
+        <w:t>omp</w:t>
+      </w:r>
+      <w:proofErr w:type="spellEnd"/>
+      <w:r>
+        <w:t xml:space="preserve"> parallel for reduction(+:sum)</w:t>
+      </w:r>
+    </w:p>
+    <w:p>
+      <w:pPr>
+        <w:pStyle w:val="NoSpacing"/>
+      </w:pPr>
+      <w:r>
+        <w:t xml:space="preserve">    for (int </w:t>
+      </w:r>
+      <w:proofErr w:type="spellStart"/>
+      <w:r>
+        <w:t>i</w:t>
+      </w:r>
+      <w:proofErr w:type="spellEnd"/>
+      <w:r>
+        <w:t xml:space="preserve"> = 0; </w:t>
+      </w:r>
+      <w:proofErr w:type="spellStart"/>
+      <w:r>
+        <w:t>i</w:t>
+      </w:r>
+      <w:proofErr w:type="spellEnd"/>
+      <w:r>
+        <w:t xml:space="preserve"> &lt; </w:t>
+      </w:r>
+      <w:proofErr w:type="spellStart"/>
+      <w:r>
+        <w:t>arr.size</w:t>
+      </w:r>
+      <w:proofErr w:type="spellEnd"/>
+      <w:r>
+        <w:t xml:space="preserve">(); </w:t>
+      </w:r>
+      <w:proofErr w:type="spellStart"/>
+      <w:r>
+        <w:t>i</w:t>
+      </w:r>
+      <w:proofErr w:type="spellEnd"/>
+      <w:r>
+        <w:t>++) {</w:t>
+      </w:r>
+    </w:p>
+    <w:p>
+      <w:pPr>
+        <w:pStyle w:val="NoSpacing"/>
+      </w:pPr>
+      <w:r>
+        <w:t xml:space="preserve">        sum += </w:t>
+      </w:r>
+      <w:proofErr w:type="spellStart"/>
+      <w:r>
+        <w:t>arr</w:t>
+      </w:r>
+      <w:proofErr w:type="spellEnd"/>
+      <w:r>
+        <w:t>[</w:t>
+      </w:r>
+      <w:proofErr w:type="spellStart"/>
+      <w:r>
+        <w:t>i</w:t>
+      </w:r>
+      <w:proofErr w:type="spellEnd"/>
+      <w:r>
+        <w:t>];</w:t>
       </w:r>
     </w:p>
     <w:p>
@@ -4635,7 +6104,23 @@
         <w:pStyle w:val="NoSpacing"/>
       </w:pPr>
       <w:r>
-        <w:t xml:space="preserve">    cout &lt;&lt; "Sum: " &lt;&lt; sum &lt;&lt; endl;</w:t>
+        <w:t xml:space="preserve">    </w:t>
+      </w:r>
+      <w:proofErr w:type="spellStart"/>
+      <w:r>
+        <w:t>cout</w:t>
+      </w:r>
+      <w:proofErr w:type="spellEnd"/>
+      <w:r>
+        <w:t xml:space="preserve"> &lt;&lt; "Sum: " &lt;&lt; sum &lt;&lt; </w:t>
+      </w:r>
+      <w:proofErr w:type="spellStart"/>
+      <w:r>
+        <w:t>endl</w:t>
+      </w:r>
+      <w:proofErr w:type="spellEnd"/>
+      <w:r>
+        <w:t>;</w:t>
       </w:r>
     </w:p>
     <w:p>
@@ -4664,7 +6149,23 @@
         <w:pStyle w:val="NoSpacing"/>
       </w:pPr>
       <w:r>
-        <w:t>void average_reduction(vector&lt;int&gt;&amp; arr) {</w:t>
+        <w:t xml:space="preserve">void </w:t>
+      </w:r>
+      <w:proofErr w:type="spellStart"/>
+      <w:r>
+        <w:t>average_reduction</w:t>
+      </w:r>
+      <w:proofErr w:type="spellEnd"/>
+      <w:r>
+        <w:t xml:space="preserve">(vector&lt;int&gt;&amp; </w:t>
+      </w:r>
+      <w:proofErr w:type="spellStart"/>
+      <w:r>
+        <w:t>arr</w:t>
+      </w:r>
+      <w:proofErr w:type="spellEnd"/>
+      <w:r>
+        <w:t>) {</w:t>
       </w:r>
     </w:p>
     <w:p>
@@ -4685,23 +6186,79 @@
         <w:pStyle w:val="NoSpacing"/>
       </w:pPr>
       <w:r>
-        <w:t xml:space="preserve">    #pragma omp parallel for reduction(+:sum)</w:t>
-      </w:r>
-    </w:p>
-    <w:p>
-      <w:pPr>
-        <w:pStyle w:val="NoSpacing"/>
-      </w:pPr>
-      <w:r>
-        <w:t xml:space="preserve">    for (int i = 0; i &lt; arr.size(); i++) {</w:t>
-      </w:r>
-    </w:p>
-    <w:p>
-      <w:pPr>
-        <w:pStyle w:val="NoSpacing"/>
-      </w:pPr>
-      <w:r>
-        <w:t xml:space="preserve">        sum += arr[i];</w:t>
+        <w:t xml:space="preserve">    #pragma </w:t>
+      </w:r>
+      <w:proofErr w:type="spellStart"/>
+      <w:r>
+        <w:t>omp</w:t>
+      </w:r>
+      <w:proofErr w:type="spellEnd"/>
+      <w:r>
+        <w:t xml:space="preserve"> parallel for reduction(+:sum)</w:t>
+      </w:r>
+    </w:p>
+    <w:p>
+      <w:pPr>
+        <w:pStyle w:val="NoSpacing"/>
+      </w:pPr>
+      <w:r>
+        <w:t xml:space="preserve">    for (int </w:t>
+      </w:r>
+      <w:proofErr w:type="spellStart"/>
+      <w:r>
+        <w:t>i</w:t>
+      </w:r>
+      <w:proofErr w:type="spellEnd"/>
+      <w:r>
+        <w:t xml:space="preserve"> = 0; </w:t>
+      </w:r>
+      <w:proofErr w:type="spellStart"/>
+      <w:r>
+        <w:t>i</w:t>
+      </w:r>
+      <w:proofErr w:type="spellEnd"/>
+      <w:r>
+        <w:t xml:space="preserve"> &lt; </w:t>
+      </w:r>
+      <w:proofErr w:type="spellStart"/>
+      <w:r>
+        <w:t>arr.size</w:t>
+      </w:r>
+      <w:proofErr w:type="spellEnd"/>
+      <w:r>
+        <w:t xml:space="preserve">(); </w:t>
+      </w:r>
+      <w:proofErr w:type="spellStart"/>
+      <w:r>
+        <w:t>i</w:t>
+      </w:r>
+      <w:proofErr w:type="spellEnd"/>
+      <w:r>
+        <w:t>++) {</w:t>
+      </w:r>
+    </w:p>
+    <w:p>
+      <w:pPr>
+        <w:pStyle w:val="NoSpacing"/>
+      </w:pPr>
+      <w:r>
+        <w:t xml:space="preserve">        sum += </w:t>
+      </w:r>
+      <w:proofErr w:type="spellStart"/>
+      <w:r>
+        <w:t>arr</w:t>
+      </w:r>
+      <w:proofErr w:type="spellEnd"/>
+      <w:r>
+        <w:t>[</w:t>
+      </w:r>
+      <w:proofErr w:type="spellStart"/>
+      <w:r>
+        <w:t>i</w:t>
+      </w:r>
+      <w:proofErr w:type="spellEnd"/>
+      <w:r>
+        <w:t>];</w:t>
       </w:r>
     </w:p>
     <w:p>
@@ -4722,20 +6279,60 @@
         <w:pStyle w:val="NoSpacing"/>
       </w:pPr>
       <w:r>
-        <w:t xml:space="preserve">    double avg = (double)sum / arr.size();</w:t>
-      </w:r>
-    </w:p>
-    <w:p>
-      <w:pPr>
-        <w:pStyle w:val="NoSpacing"/>
-      </w:pPr>
-    </w:p>
-    <w:p>
-      <w:pPr>
-        <w:pStyle w:val="NoSpacing"/>
-      </w:pPr>
-      <w:r>
-        <w:t xml:space="preserve">    cout &lt;&lt; "Average: " &lt;&lt; avg &lt;&lt; endl;</w:t>
+        <w:t xml:space="preserve">    double </w:t>
+      </w:r>
+      <w:proofErr w:type="spellStart"/>
+      <w:r>
+        <w:t>avg</w:t>
+      </w:r>
+      <w:proofErr w:type="spellEnd"/>
+      <w:r>
+        <w:t xml:space="preserve"> = (double)sum / </w:t>
+      </w:r>
+      <w:proofErr w:type="spellStart"/>
+      <w:r>
+        <w:t>arr.size</w:t>
+      </w:r>
+      <w:proofErr w:type="spellEnd"/>
+      <w:r>
+        <w:t>();</w:t>
+      </w:r>
+    </w:p>
+    <w:p>
+      <w:pPr>
+        <w:pStyle w:val="NoSpacing"/>
+      </w:pPr>
+    </w:p>
+    <w:p>
+      <w:pPr>
+        <w:pStyle w:val="NoSpacing"/>
+      </w:pPr>
+      <w:r>
+        <w:t xml:space="preserve">    </w:t>
+      </w:r>
+      <w:proofErr w:type="spellStart"/>
+      <w:r>
+        <w:t>cout</w:t>
+      </w:r>
+      <w:proofErr w:type="spellEnd"/>
+      <w:r>
+        <w:t xml:space="preserve"> &lt;&lt; "Average: " &lt;&lt; </w:t>
+      </w:r>
+      <w:proofErr w:type="spellStart"/>
+      <w:r>
+        <w:t>avg</w:t>
+      </w:r>
+      <w:proofErr w:type="spellEnd"/>
+      <w:r>
+        <w:t xml:space="preserve"> &lt;&lt; </w:t>
+      </w:r>
+      <w:proofErr w:type="spellStart"/>
+      <w:r>
+        <w:t>endl</w:t>
+      </w:r>
+      <w:proofErr w:type="spellEnd"/>
+      <w:r>
+        <w:t>;</w:t>
       </w:r>
     </w:p>
     <w:p>
@@ -4764,7 +6361,15 @@
         <w:pStyle w:val="NoSpacing"/>
       </w:pPr>
       <w:r>
-        <w:t xml:space="preserve">    vector&lt;int&gt; arr;</w:t>
+        <w:t xml:space="preserve">    vector&lt;int&gt; </w:t>
+      </w:r>
+      <w:proofErr w:type="spellStart"/>
+      <w:r>
+        <w:t>arr</w:t>
+      </w:r>
+      <w:proofErr w:type="spellEnd"/>
+      <w:r>
+        <w:t>;</w:t>
       </w:r>
     </w:p>
     <w:p>
@@ -4785,52 +6390,116 @@
         <w:pStyle w:val="NoSpacing"/>
       </w:pPr>
       <w:r>
-        <w:t xml:space="preserve">    cout &lt;&lt; "Enter number of elements: ";</w:t>
-      </w:r>
-    </w:p>
-    <w:p>
-      <w:pPr>
-        <w:pStyle w:val="NoSpacing"/>
-      </w:pPr>
-      <w:r>
-        <w:t xml:space="preserve">    cin &gt;&gt; n;</w:t>
-      </w:r>
-    </w:p>
-    <w:p>
-      <w:pPr>
-        <w:pStyle w:val="NoSpacing"/>
-      </w:pPr>
-    </w:p>
-    <w:p>
-      <w:pPr>
-        <w:pStyle w:val="NoSpacing"/>
-      </w:pPr>
-      <w:r>
-        <w:t xml:space="preserve">    cout &lt;&lt; "Enter elements:\n";</w:t>
-      </w:r>
-    </w:p>
-    <w:p>
-      <w:pPr>
-        <w:pStyle w:val="NoSpacing"/>
-      </w:pPr>
-      <w:r>
-        <w:t xml:space="preserve">    for (int i = 0; i &lt; n; i++) {</w:t>
-      </w:r>
-    </w:p>
-    <w:p>
-      <w:pPr>
-        <w:pStyle w:val="NoSpacing"/>
-      </w:pPr>
-      <w:r>
-        <w:t xml:space="preserve">        cin &gt;&gt; x;</w:t>
-      </w:r>
-    </w:p>
-    <w:p>
-      <w:pPr>
-        <w:pStyle w:val="NoSpacing"/>
-      </w:pPr>
-      <w:r>
-        <w:t xml:space="preserve">        arr.push_back(x);</w:t>
+        <w:t xml:space="preserve">    </w:t>
+      </w:r>
+      <w:proofErr w:type="spellStart"/>
+      <w:r>
+        <w:t>cout</w:t>
+      </w:r>
+      <w:proofErr w:type="spellEnd"/>
+      <w:r>
+        <w:t xml:space="preserve"> &lt;&lt; "Enter number of elements: ";</w:t>
+      </w:r>
+    </w:p>
+    <w:p>
+      <w:pPr>
+        <w:pStyle w:val="NoSpacing"/>
+      </w:pPr>
+      <w:r>
+        <w:t xml:space="preserve">    </w:t>
+      </w:r>
+      <w:proofErr w:type="spellStart"/>
+      <w:r>
+        <w:t>cin</w:t>
+      </w:r>
+      <w:proofErr w:type="spellEnd"/>
+      <w:r>
+        <w:t xml:space="preserve"> &gt;&gt; n;</w:t>
+      </w:r>
+    </w:p>
+    <w:p>
+      <w:pPr>
+        <w:pStyle w:val="NoSpacing"/>
+      </w:pPr>
+    </w:p>
+    <w:p>
+      <w:pPr>
+        <w:pStyle w:val="NoSpacing"/>
+      </w:pPr>
+      <w:r>
+        <w:t xml:space="preserve">    </w:t>
+      </w:r>
+      <w:proofErr w:type="spellStart"/>
+      <w:r>
+        <w:t>cout</w:t>
+      </w:r>
+      <w:proofErr w:type="spellEnd"/>
+      <w:r>
+        <w:t xml:space="preserve"> &lt;&lt; "Enter elements:\n";</w:t>
+      </w:r>
+    </w:p>
+    <w:p>
+      <w:pPr>
+        <w:pStyle w:val="NoSpacing"/>
+      </w:pPr>
+      <w:r>
+        <w:t xml:space="preserve">    for (int </w:t>
+      </w:r>
+      <w:proofErr w:type="spellStart"/>
+      <w:r>
+        <w:t>i</w:t>
+      </w:r>
+      <w:proofErr w:type="spellEnd"/>
+      <w:r>
+        <w:t xml:space="preserve"> = 0; </w:t>
+      </w:r>
+      <w:proofErr w:type="spellStart"/>
+      <w:r>
+        <w:t>i</w:t>
+      </w:r>
+      <w:proofErr w:type="spellEnd"/>
+      <w:r>
+        <w:t xml:space="preserve"> &lt; n; </w:t>
+      </w:r>
+      <w:proofErr w:type="spellStart"/>
+      <w:r>
+        <w:t>i</w:t>
+      </w:r>
+      <w:proofErr w:type="spellEnd"/>
+      <w:r>
+        <w:t>++) {</w:t>
+      </w:r>
+    </w:p>
+    <w:p>
+      <w:pPr>
+        <w:pStyle w:val="NoSpacing"/>
+      </w:pPr>
+      <w:r>
+        <w:t xml:space="preserve">        </w:t>
+      </w:r>
+      <w:proofErr w:type="spellStart"/>
+      <w:r>
+        <w:t>cin</w:t>
+      </w:r>
+      <w:proofErr w:type="spellEnd"/>
+      <w:r>
+        <w:t xml:space="preserve"> &gt;&gt; x;</w:t>
+      </w:r>
+    </w:p>
+    <w:p>
+      <w:pPr>
+        <w:pStyle w:val="NoSpacing"/>
+      </w:pPr>
+      <w:r>
+        <w:t xml:space="preserve">        </w:t>
+      </w:r>
+      <w:proofErr w:type="spellStart"/>
+      <w:r>
+        <w:t>arr.push_back</w:t>
+      </w:r>
+      <w:proofErr w:type="spellEnd"/>
+      <w:r>
+        <w:t>(x);</w:t>
       </w:r>
     </w:p>
     <w:p>
@@ -4859,31 +6528,95 @@
         <w:pStyle w:val="NoSpacing"/>
       </w:pPr>
       <w:r>
-        <w:t xml:space="preserve">    min_reduction(arr);</w:t>
-      </w:r>
-    </w:p>
-    <w:p>
-      <w:pPr>
-        <w:pStyle w:val="NoSpacing"/>
-      </w:pPr>
-      <w:r>
-        <w:t xml:space="preserve">    max_reduction(arr);</w:t>
-      </w:r>
-    </w:p>
-    <w:p>
-      <w:pPr>
-        <w:pStyle w:val="NoSpacing"/>
-      </w:pPr>
-      <w:r>
-        <w:t xml:space="preserve">    sum_reduction(arr);</w:t>
-      </w:r>
-    </w:p>
-    <w:p>
-      <w:pPr>
-        <w:pStyle w:val="NoSpacing"/>
-      </w:pPr>
-      <w:r>
-        <w:t xml:space="preserve">    average_reduction(arr);</w:t>
+        <w:t xml:space="preserve">    </w:t>
+      </w:r>
+      <w:proofErr w:type="spellStart"/>
+      <w:r>
+        <w:t>min_reduction</w:t>
+      </w:r>
+      <w:proofErr w:type="spellEnd"/>
+      <w:r>
+        <w:t>(</w:t>
+      </w:r>
+      <w:proofErr w:type="spellStart"/>
+      <w:r>
+        <w:t>arr</w:t>
+      </w:r>
+      <w:proofErr w:type="spellEnd"/>
+      <w:r>
+        <w:t>);</w:t>
+      </w:r>
+    </w:p>
+    <w:p>
+      <w:pPr>
+        <w:pStyle w:val="NoSpacing"/>
+      </w:pPr>
+      <w:r>
+        <w:t xml:space="preserve">    </w:t>
+      </w:r>
+      <w:proofErr w:type="spellStart"/>
+      <w:r>
+        <w:t>max_reduction</w:t>
+      </w:r>
+      <w:proofErr w:type="spellEnd"/>
+      <w:r>
+        <w:t>(</w:t>
+      </w:r>
+      <w:proofErr w:type="spellStart"/>
+      <w:r>
+        <w:t>arr</w:t>
+      </w:r>
+      <w:proofErr w:type="spellEnd"/>
+      <w:r>
+        <w:t>);</w:t>
+      </w:r>
+    </w:p>
+    <w:p>
+      <w:pPr>
+        <w:pStyle w:val="NoSpacing"/>
+      </w:pPr>
+      <w:r>
+        <w:t xml:space="preserve">    </w:t>
+      </w:r>
+      <w:proofErr w:type="spellStart"/>
+      <w:r>
+        <w:t>sum_reduction</w:t>
+      </w:r>
+      <w:proofErr w:type="spellEnd"/>
+      <w:r>
+        <w:t>(</w:t>
+      </w:r>
+      <w:proofErr w:type="spellStart"/>
+      <w:r>
+        <w:t>arr</w:t>
+      </w:r>
+      <w:proofErr w:type="spellEnd"/>
+      <w:r>
+        <w:t>);</w:t>
+      </w:r>
+    </w:p>
+    <w:p>
+      <w:pPr>
+        <w:pStyle w:val="NoSpacing"/>
+      </w:pPr>
+      <w:r>
+        <w:t xml:space="preserve">    </w:t>
+      </w:r>
+      <w:proofErr w:type="spellStart"/>
+      <w:r>
+        <w:t>average_reduction</w:t>
+      </w:r>
+      <w:proofErr w:type="spellEnd"/>
+      <w:r>
+        <w:t>(</w:t>
+      </w:r>
+      <w:proofErr w:type="spellStart"/>
+      <w:r>
+        <w:t>arr</w:t>
+      </w:r>
+      <w:proofErr w:type="spellEnd"/>
+      <w:r>
+        <w:t>);</w:t>
       </w:r>
     </w:p>
     <w:p>
@@ -5021,7 +6754,15 @@
         <w:pStyle w:val="NoSpacing"/>
       </w:pPr>
       <w:r>
-        <w:t>#include &lt;cuda_runtime.h&gt;</w:t>
+        <w:t>#include &lt;</w:t>
+      </w:r>
+      <w:proofErr w:type="spellStart"/>
+      <w:r>
+        <w:t>cuda_runtime.h</w:t>
+      </w:r>
+      <w:proofErr w:type="spellEnd"/>
+      <w:r>
+        <w:t>&gt;</w:t>
       </w:r>
     </w:p>
     <w:p>
@@ -5055,36 +6796,108 @@
         <w:pStyle w:val="NoSpacing"/>
       </w:pPr>
       <w:r>
-        <w:t>__global__ void addVectors(int* A, int* B, int* C, int n) {</w:t>
-      </w:r>
-    </w:p>
-    <w:p>
-      <w:pPr>
-        <w:pStyle w:val="NoSpacing"/>
-      </w:pPr>
-      <w:r>
-        <w:t xml:space="preserve">    int i = blockIdx.x * blockDim.x + threadIdx.x; // thread index</w:t>
-      </w:r>
-    </w:p>
-    <w:p>
-      <w:pPr>
-        <w:pStyle w:val="NoSpacing"/>
-      </w:pPr>
-    </w:p>
-    <w:p>
-      <w:pPr>
-        <w:pStyle w:val="NoSpacing"/>
-      </w:pPr>
-      <w:r>
-        <w:t xml:space="preserve">    if (i &lt; n) {</w:t>
-      </w:r>
-    </w:p>
-    <w:p>
-      <w:pPr>
-        <w:pStyle w:val="NoSpacing"/>
-      </w:pPr>
-      <w:r>
-        <w:t xml:space="preserve">        C[i] = A[i] + B[i]; // vector addition</w:t>
+        <w:t xml:space="preserve">__global__ void </w:t>
+      </w:r>
+      <w:proofErr w:type="spellStart"/>
+      <w:r>
+        <w:t>addVectors</w:t>
+      </w:r>
+      <w:proofErr w:type="spellEnd"/>
+      <w:r>
+        <w:t>(int* A, int* B, int* C, int n) {</w:t>
+      </w:r>
+    </w:p>
+    <w:p>
+      <w:pPr>
+        <w:pStyle w:val="NoSpacing"/>
+      </w:pPr>
+      <w:r>
+        <w:t xml:space="preserve">    int </w:t>
+      </w:r>
+      <w:proofErr w:type="spellStart"/>
+      <w:r>
+        <w:t>i</w:t>
+      </w:r>
+      <w:proofErr w:type="spellEnd"/>
+      <w:r>
+        <w:t xml:space="preserve"> = </w:t>
+      </w:r>
+      <w:proofErr w:type="spellStart"/>
+      <w:r>
+        <w:t>blockIdx.x</w:t>
+      </w:r>
+      <w:proofErr w:type="spellEnd"/>
+      <w:r>
+        <w:t xml:space="preserve"> * </w:t>
+      </w:r>
+      <w:proofErr w:type="spellStart"/>
+      <w:r>
+        <w:t>blockDim.x</w:t>
+      </w:r>
+      <w:proofErr w:type="spellEnd"/>
+      <w:r>
+        <w:t xml:space="preserve"> + </w:t>
+      </w:r>
+      <w:proofErr w:type="spellStart"/>
+      <w:r>
+        <w:t>threadIdx.x</w:t>
+      </w:r>
+      <w:proofErr w:type="spellEnd"/>
+      <w:r>
+        <w:t>; // thread index</w:t>
+      </w:r>
+    </w:p>
+    <w:p>
+      <w:pPr>
+        <w:pStyle w:val="NoSpacing"/>
+      </w:pPr>
+    </w:p>
+    <w:p>
+      <w:pPr>
+        <w:pStyle w:val="NoSpacing"/>
+      </w:pPr>
+      <w:r>
+        <w:t xml:space="preserve">    if (</w:t>
+      </w:r>
+      <w:proofErr w:type="spellStart"/>
+      <w:r>
+        <w:t>i</w:t>
+      </w:r>
+      <w:proofErr w:type="spellEnd"/>
+      <w:r>
+        <w:t xml:space="preserve"> &lt; n) {</w:t>
+      </w:r>
+    </w:p>
+    <w:p>
+      <w:pPr>
+        <w:pStyle w:val="NoSpacing"/>
+      </w:pPr>
+      <w:r>
+        <w:t xml:space="preserve">        C[</w:t>
+      </w:r>
+      <w:proofErr w:type="spellStart"/>
+      <w:r>
+        <w:t>i</w:t>
+      </w:r>
+      <w:proofErr w:type="spellEnd"/>
+      <w:r>
+        <w:t>] = A[</w:t>
+      </w:r>
+      <w:proofErr w:type="spellStart"/>
+      <w:r>
+        <w:t>i</w:t>
+      </w:r>
+      <w:proofErr w:type="spellEnd"/>
+      <w:r>
+        <w:t>] + B[</w:t>
+      </w:r>
+      <w:proofErr w:type="spellStart"/>
+      <w:r>
+        <w:t>i</w:t>
+      </w:r>
+      <w:proofErr w:type="spellEnd"/>
+      <w:r>
+        <w:t>]; // vector addition</w:t>
       </w:r>
     </w:p>
     <w:p>
@@ -5129,7 +6942,15 @@
         <w:pStyle w:val="NoSpacing"/>
       </w:pPr>
       <w:r>
-        <w:t xml:space="preserve">    int size = n * sizeof(int);</w:t>
+        <w:t xml:space="preserve">    int size = n * </w:t>
+      </w:r>
+      <w:proofErr w:type="spellStart"/>
+      <w:r>
+        <w:t>sizeof</w:t>
+      </w:r>
+      <w:proofErr w:type="spellEnd"/>
+      <w:r>
+        <w:t>(int);</w:t>
       </w:r>
     </w:p>
     <w:p>
@@ -5163,23 +6984,47 @@
         <w:pStyle w:val="NoSpacing"/>
       </w:pPr>
       <w:r>
-        <w:t xml:space="preserve">    cudaMallocHost(&amp;A, size);</w:t>
-      </w:r>
-    </w:p>
-    <w:p>
-      <w:pPr>
-        <w:pStyle w:val="NoSpacing"/>
-      </w:pPr>
-      <w:r>
-        <w:t xml:space="preserve">    cudaMallocHost(&amp;B, size);</w:t>
-      </w:r>
-    </w:p>
-    <w:p>
-      <w:pPr>
-        <w:pStyle w:val="NoSpacing"/>
-      </w:pPr>
-      <w:r>
-        <w:t xml:space="preserve">    cudaMallocHost(&amp;C, size);</w:t>
+        <w:t xml:space="preserve">    </w:t>
+      </w:r>
+      <w:proofErr w:type="spellStart"/>
+      <w:r>
+        <w:t>cudaMallocHost</w:t>
+      </w:r>
+      <w:proofErr w:type="spellEnd"/>
+      <w:r>
+        <w:t>(&amp;A, size);</w:t>
+      </w:r>
+    </w:p>
+    <w:p>
+      <w:pPr>
+        <w:pStyle w:val="NoSpacing"/>
+      </w:pPr>
+      <w:r>
+        <w:t xml:space="preserve">    </w:t>
+      </w:r>
+      <w:proofErr w:type="spellStart"/>
+      <w:r>
+        <w:t>cudaMallocHost</w:t>
+      </w:r>
+      <w:proofErr w:type="spellEnd"/>
+      <w:r>
+        <w:t>(&amp;B, size);</w:t>
+      </w:r>
+    </w:p>
+    <w:p>
+      <w:pPr>
+        <w:pStyle w:val="NoSpacing"/>
+      </w:pPr>
+      <w:r>
+        <w:t xml:space="preserve">    </w:t>
+      </w:r>
+      <w:proofErr w:type="spellStart"/>
+      <w:r>
+        <w:t>cudaMallocHost</w:t>
+      </w:r>
+      <w:proofErr w:type="spellEnd"/>
+      <w:r>
+        <w:t>(&amp;C, size);</w:t>
       </w:r>
     </w:p>
     <w:p>
@@ -5200,23 +7045,79 @@
         <w:pStyle w:val="NoSpacing"/>
       </w:pPr>
       <w:r>
-        <w:t xml:space="preserve">    for (int i = 0; i &lt; n; i++) {</w:t>
-      </w:r>
-    </w:p>
-    <w:p>
-      <w:pPr>
-        <w:pStyle w:val="NoSpacing"/>
-      </w:pPr>
-      <w:r>
-        <w:t xml:space="preserve">        A[i] = i;</w:t>
-      </w:r>
-    </w:p>
-    <w:p>
-      <w:pPr>
-        <w:pStyle w:val="NoSpacing"/>
-      </w:pPr>
-      <w:r>
-        <w:t xml:space="preserve">        B[i] = i * 2;</w:t>
+        <w:t xml:space="preserve">    for (int </w:t>
+      </w:r>
+      <w:proofErr w:type="spellStart"/>
+      <w:r>
+        <w:t>i</w:t>
+      </w:r>
+      <w:proofErr w:type="spellEnd"/>
+      <w:r>
+        <w:t xml:space="preserve"> = 0; </w:t>
+      </w:r>
+      <w:proofErr w:type="spellStart"/>
+      <w:r>
+        <w:t>i</w:t>
+      </w:r>
+      <w:proofErr w:type="spellEnd"/>
+      <w:r>
+        <w:t xml:space="preserve"> &lt; n; </w:t>
+      </w:r>
+      <w:proofErr w:type="spellStart"/>
+      <w:r>
+        <w:t>i</w:t>
+      </w:r>
+      <w:proofErr w:type="spellEnd"/>
+      <w:r>
+        <w:t>++) {</w:t>
+      </w:r>
+    </w:p>
+    <w:p>
+      <w:pPr>
+        <w:pStyle w:val="NoSpacing"/>
+      </w:pPr>
+      <w:r>
+        <w:t xml:space="preserve">        A[</w:t>
+      </w:r>
+      <w:proofErr w:type="spellStart"/>
+      <w:r>
+        <w:t>i</w:t>
+      </w:r>
+      <w:proofErr w:type="spellEnd"/>
+      <w:r>
+        <w:t xml:space="preserve">] = </w:t>
+      </w:r>
+      <w:proofErr w:type="spellStart"/>
+      <w:r>
+        <w:t>i</w:t>
+      </w:r>
+      <w:proofErr w:type="spellEnd"/>
+      <w:r>
+        <w:t>;</w:t>
+      </w:r>
+    </w:p>
+    <w:p>
+      <w:pPr>
+        <w:pStyle w:val="NoSpacing"/>
+      </w:pPr>
+      <w:r>
+        <w:t xml:space="preserve">        B[</w:t>
+      </w:r>
+      <w:proofErr w:type="spellStart"/>
+      <w:r>
+        <w:t>i</w:t>
+      </w:r>
+      <w:proofErr w:type="spellEnd"/>
+      <w:r>
+        <w:t xml:space="preserve">] = </w:t>
+      </w:r>
+      <w:proofErr w:type="spellStart"/>
+      <w:r>
+        <w:t>i</w:t>
+      </w:r>
+      <w:proofErr w:type="spellEnd"/>
+      <w:r>
+        <w:t xml:space="preserve"> * 2;</w:t>
       </w:r>
     </w:p>
     <w:p>
@@ -5245,31 +7146,103 @@
         <w:pStyle w:val="NoSpacing"/>
       </w:pPr>
       <w:r>
-        <w:t xml:space="preserve">    int *dev_A, *dev_B, *dev_C;</w:t>
-      </w:r>
-    </w:p>
-    <w:p>
-      <w:pPr>
-        <w:pStyle w:val="NoSpacing"/>
-      </w:pPr>
-      <w:r>
-        <w:t xml:space="preserve">    cudaMalloc(&amp;dev_A, size);</w:t>
-      </w:r>
-    </w:p>
-    <w:p>
-      <w:pPr>
-        <w:pStyle w:val="NoSpacing"/>
-      </w:pPr>
-      <w:r>
-        <w:t xml:space="preserve">    cudaMalloc(&amp;dev_B, size);</w:t>
-      </w:r>
-    </w:p>
-    <w:p>
-      <w:pPr>
-        <w:pStyle w:val="NoSpacing"/>
-      </w:pPr>
-      <w:r>
-        <w:t xml:space="preserve">    cudaMalloc(&amp;dev_C, size);</w:t>
+        <w:t xml:space="preserve">    int *</w:t>
+      </w:r>
+      <w:proofErr w:type="spellStart"/>
+      <w:r>
+        <w:t>dev_A</w:t>
+      </w:r>
+      <w:proofErr w:type="spellEnd"/>
+      <w:r>
+        <w:t>, *</w:t>
+      </w:r>
+      <w:proofErr w:type="spellStart"/>
+      <w:r>
+        <w:t>dev_B</w:t>
+      </w:r>
+      <w:proofErr w:type="spellEnd"/>
+      <w:r>
+        <w:t>, *</w:t>
+      </w:r>
+      <w:proofErr w:type="spellStart"/>
+      <w:r>
+        <w:t>dev_C</w:t>
+      </w:r>
+      <w:proofErr w:type="spellEnd"/>
+      <w:r>
+        <w:t>;</w:t>
+      </w:r>
+    </w:p>
+    <w:p>
+      <w:pPr>
+        <w:pStyle w:val="NoSpacing"/>
+      </w:pPr>
+      <w:r>
+        <w:t xml:space="preserve">    </w:t>
+      </w:r>
+      <w:proofErr w:type="spellStart"/>
+      <w:r>
+        <w:t>cudaMalloc</w:t>
+      </w:r>
+      <w:proofErr w:type="spellEnd"/>
+      <w:r>
+        <w:t>(&amp;</w:t>
+      </w:r>
+      <w:proofErr w:type="spellStart"/>
+      <w:r>
+        <w:t>dev_A</w:t>
+      </w:r>
+      <w:proofErr w:type="spellEnd"/>
+      <w:r>
+        <w:t>, size);</w:t>
+      </w:r>
+    </w:p>
+    <w:p>
+      <w:pPr>
+        <w:pStyle w:val="NoSpacing"/>
+      </w:pPr>
+      <w:r>
+        <w:t xml:space="preserve">    </w:t>
+      </w:r>
+      <w:proofErr w:type="spellStart"/>
+      <w:r>
+        <w:t>cudaMalloc</w:t>
+      </w:r>
+      <w:proofErr w:type="spellEnd"/>
+      <w:r>
+        <w:t>(&amp;</w:t>
+      </w:r>
+      <w:proofErr w:type="spellStart"/>
+      <w:r>
+        <w:t>dev_B</w:t>
+      </w:r>
+      <w:proofErr w:type="spellEnd"/>
+      <w:r>
+        <w:t>, size);</w:t>
+      </w:r>
+    </w:p>
+    <w:p>
+      <w:pPr>
+        <w:pStyle w:val="NoSpacing"/>
+      </w:pPr>
+      <w:r>
+        <w:t xml:space="preserve">    </w:t>
+      </w:r>
+      <w:proofErr w:type="spellStart"/>
+      <w:r>
+        <w:t>cudaMalloc</w:t>
+      </w:r>
+      <w:proofErr w:type="spellEnd"/>
+      <w:r>
+        <w:t>(&amp;</w:t>
+      </w:r>
+      <w:proofErr w:type="spellStart"/>
+      <w:r>
+        <w:t>dev_C</w:t>
+      </w:r>
+      <w:proofErr w:type="spellEnd"/>
+      <w:r>
+        <w:t>, size);</w:t>
       </w:r>
     </w:p>
     <w:p>
@@ -5299,15 +7272,63 @@
         <w:pStyle w:val="NoSpacing"/>
       </w:pPr>
       <w:r>
-        <w:t xml:space="preserve">    cudaMemcpy(dev_A, A, size, cudaMemcpyHostToDevice);</w:t>
-      </w:r>
-    </w:p>
-    <w:p>
-      <w:pPr>
-        <w:pStyle w:val="NoSpacing"/>
-      </w:pPr>
-      <w:r>
-        <w:t xml:space="preserve">    cudaMemcpy(dev_B, B, size, cudaMemcpyHostToDevice);</w:t>
+        <w:t xml:space="preserve">    </w:t>
+      </w:r>
+      <w:proofErr w:type="spellStart"/>
+      <w:r>
+        <w:t>cudaMemcpy</w:t>
+      </w:r>
+      <w:proofErr w:type="spellEnd"/>
+      <w:r>
+        <w:t>(</w:t>
+      </w:r>
+      <w:proofErr w:type="spellStart"/>
+      <w:r>
+        <w:t>dev_A</w:t>
+      </w:r>
+      <w:proofErr w:type="spellEnd"/>
+      <w:r>
+        <w:t xml:space="preserve">, A, size, </w:t>
+      </w:r>
+      <w:proofErr w:type="spellStart"/>
+      <w:r>
+        <w:t>cudaMemcpyHostToDevice</w:t>
+      </w:r>
+      <w:proofErr w:type="spellEnd"/>
+      <w:r>
+        <w:t>);</w:t>
+      </w:r>
+    </w:p>
+    <w:p>
+      <w:pPr>
+        <w:pStyle w:val="NoSpacing"/>
+      </w:pPr>
+      <w:r>
+        <w:t xml:space="preserve">    </w:t>
+      </w:r>
+      <w:proofErr w:type="spellStart"/>
+      <w:r>
+        <w:t>cudaMemcpy</w:t>
+      </w:r>
+      <w:proofErr w:type="spellEnd"/>
+      <w:r>
+        <w:t>(</w:t>
+      </w:r>
+      <w:proofErr w:type="spellStart"/>
+      <w:r>
+        <w:t>dev_B</w:t>
+      </w:r>
+      <w:proofErr w:type="spellEnd"/>
+      <w:r>
+        <w:t xml:space="preserve">, B, size, </w:t>
+      </w:r>
+      <w:proofErr w:type="spellStart"/>
+      <w:r>
+        <w:t>cudaMemcpyHostToDevice</w:t>
+      </w:r>
+      <w:proofErr w:type="spellEnd"/>
+      <w:r>
+        <w:t>);</w:t>
       </w:r>
     </w:p>
     <w:p>
@@ -5328,15 +7349,47 @@
         <w:pStyle w:val="NoSpacing"/>
       </w:pPr>
       <w:r>
-        <w:t xml:space="preserve">    int blockSize = 256;</w:t>
-      </w:r>
-    </w:p>
-    <w:p>
-      <w:pPr>
-        <w:pStyle w:val="NoSpacing"/>
-      </w:pPr>
-      <w:r>
-        <w:t xml:space="preserve">    int numBlocks = (n + blockSize - 1) / blockSize;</w:t>
+        <w:t xml:space="preserve">    int </w:t>
+      </w:r>
+      <w:proofErr w:type="spellStart"/>
+      <w:r>
+        <w:t>blockSize</w:t>
+      </w:r>
+      <w:proofErr w:type="spellEnd"/>
+      <w:r>
+        <w:t xml:space="preserve"> = 256;</w:t>
+      </w:r>
+    </w:p>
+    <w:p>
+      <w:pPr>
+        <w:pStyle w:val="NoSpacing"/>
+      </w:pPr>
+      <w:r>
+        <w:t xml:space="preserve">    int </w:t>
+      </w:r>
+      <w:proofErr w:type="spellStart"/>
+      <w:r>
+        <w:t>numBlocks</w:t>
+      </w:r>
+      <w:proofErr w:type="spellEnd"/>
+      <w:r>
+        <w:t xml:space="preserve"> = (n + </w:t>
+      </w:r>
+      <w:proofErr w:type="spellStart"/>
+      <w:r>
+        <w:t>blockSize</w:t>
+      </w:r>
+      <w:proofErr w:type="spellEnd"/>
+      <w:r>
+        <w:t xml:space="preserve"> - 1) / </w:t>
+      </w:r>
+      <w:proofErr w:type="spellStart"/>
+      <w:r>
+        <w:t>blockSize</w:t>
+      </w:r>
+      <w:proofErr w:type="spellEnd"/>
+      <w:r>
+        <w:t>;</w:t>
       </w:r>
     </w:p>
     <w:p>
@@ -5357,7 +7410,55 @@
         <w:pStyle w:val="NoSpacing"/>
       </w:pPr>
       <w:r>
-        <w:t xml:space="preserve">    addVectors&lt;&lt;&lt;numBlocks, blockSize&gt;&gt;&gt;(dev_A, dev_B, dev_C, n);</w:t>
+        <w:t xml:space="preserve">    </w:t>
+      </w:r>
+      <w:proofErr w:type="spellStart"/>
+      <w:r>
+        <w:t>addVectors</w:t>
+      </w:r>
+      <w:proofErr w:type="spellEnd"/>
+      <w:r>
+        <w:t>&lt;&lt;&lt;</w:t>
+      </w:r>
+      <w:proofErr w:type="spellStart"/>
+      <w:r>
+        <w:t>numBlocks</w:t>
+      </w:r>
+      <w:proofErr w:type="spellEnd"/>
+      <w:r>
+        <w:t xml:space="preserve">, </w:t>
+      </w:r>
+      <w:proofErr w:type="spellStart"/>
+      <w:r>
+        <w:t>blockSize</w:t>
+      </w:r>
+      <w:proofErr w:type="spellEnd"/>
+      <w:r>
+        <w:t>&gt;&gt;&gt;(</w:t>
+      </w:r>
+      <w:proofErr w:type="spellStart"/>
+      <w:r>
+        <w:t>dev_A</w:t>
+      </w:r>
+      <w:proofErr w:type="spellEnd"/>
+      <w:r>
+        <w:t xml:space="preserve">, </w:t>
+      </w:r>
+      <w:proofErr w:type="spellStart"/>
+      <w:r>
+        <w:t>dev_B</w:t>
+      </w:r>
+      <w:proofErr w:type="spellEnd"/>
+      <w:r>
+        <w:t xml:space="preserve">, </w:t>
+      </w:r>
+      <w:proofErr w:type="spellStart"/>
+      <w:r>
+        <w:t>dev_C</w:t>
+      </w:r>
+      <w:proofErr w:type="spellEnd"/>
+      <w:r>
+        <w:t>, n);</w:t>
       </w:r>
     </w:p>
     <w:p>
@@ -5387,7 +7488,31 @@
         <w:pStyle w:val="NoSpacing"/>
       </w:pPr>
       <w:r>
-        <w:t xml:space="preserve">    cudaMemcpy(C, dev_C, size, cudaMemcpyDeviceToHost);</w:t>
+        <w:t xml:space="preserve">    </w:t>
+      </w:r>
+      <w:proofErr w:type="spellStart"/>
+      <w:r>
+        <w:t>cudaMemcpy</w:t>
+      </w:r>
+      <w:proofErr w:type="spellEnd"/>
+      <w:r>
+        <w:t xml:space="preserve">(C, </w:t>
+      </w:r>
+      <w:proofErr w:type="spellStart"/>
+      <w:r>
+        <w:t>dev_C</w:t>
+      </w:r>
+      <w:proofErr w:type="spellEnd"/>
+      <w:r>
+        <w:t xml:space="preserve">, size, </w:t>
+      </w:r>
+      <w:proofErr w:type="spellStart"/>
+      <w:r>
+        <w:t>cudaMemcpyDeviceToHost</w:t>
+      </w:r>
+      <w:proofErr w:type="spellEnd"/>
+      <w:r>
+        <w:t>);</w:t>
       </w:r>
     </w:p>
     <w:p>
@@ -5408,23 +7533,71 @@
         <w:pStyle w:val="NoSpacing"/>
       </w:pPr>
       <w:r>
-        <w:t xml:space="preserve">    cout &lt;&lt; "Result (first 10 elements):\n";</w:t>
-      </w:r>
-    </w:p>
-    <w:p>
-      <w:pPr>
-        <w:pStyle w:val="NoSpacing"/>
-      </w:pPr>
-      <w:r>
-        <w:t xml:space="preserve">    for (int i = 0; i &lt; 10; i++) {</w:t>
-      </w:r>
-    </w:p>
-    <w:p>
-      <w:pPr>
-        <w:pStyle w:val="NoSpacing"/>
-      </w:pPr>
-      <w:r>
-        <w:t xml:space="preserve">        cout &lt;&lt; C[i] &lt;&lt; " ";</w:t>
+        <w:t xml:space="preserve">    </w:t>
+      </w:r>
+      <w:proofErr w:type="spellStart"/>
+      <w:r>
+        <w:t>cout</w:t>
+      </w:r>
+      <w:proofErr w:type="spellEnd"/>
+      <w:r>
+        <w:t xml:space="preserve"> &lt;&lt; "Result (first 10 elements):\n";</w:t>
+      </w:r>
+    </w:p>
+    <w:p>
+      <w:pPr>
+        <w:pStyle w:val="NoSpacing"/>
+      </w:pPr>
+      <w:r>
+        <w:t xml:space="preserve">    for (int </w:t>
+      </w:r>
+      <w:proofErr w:type="spellStart"/>
+      <w:r>
+        <w:t>i</w:t>
+      </w:r>
+      <w:proofErr w:type="spellEnd"/>
+      <w:r>
+        <w:t xml:space="preserve"> = 0; </w:t>
+      </w:r>
+      <w:proofErr w:type="spellStart"/>
+      <w:r>
+        <w:t>i</w:t>
+      </w:r>
+      <w:proofErr w:type="spellEnd"/>
+      <w:r>
+        <w:t xml:space="preserve"> &lt; 10; </w:t>
+      </w:r>
+      <w:proofErr w:type="spellStart"/>
+      <w:r>
+        <w:t>i</w:t>
+      </w:r>
+      <w:proofErr w:type="spellEnd"/>
+      <w:r>
+        <w:t>++) {</w:t>
+      </w:r>
+    </w:p>
+    <w:p>
+      <w:pPr>
+        <w:pStyle w:val="NoSpacing"/>
+      </w:pPr>
+      <w:r>
+        <w:t xml:space="preserve">        </w:t>
+      </w:r>
+      <w:proofErr w:type="spellStart"/>
+      <w:r>
+        <w:t>cout</w:t>
+      </w:r>
+      <w:proofErr w:type="spellEnd"/>
+      <w:r>
+        <w:t xml:space="preserve"> &lt;&lt; C[</w:t>
+      </w:r>
+      <w:proofErr w:type="spellStart"/>
+      <w:r>
+        <w:t>i</w:t>
+      </w:r>
+      <w:proofErr w:type="spellEnd"/>
+      <w:r>
+        <w:t>] &lt;&lt; " ";</w:t>
       </w:r>
     </w:p>
     <w:p>
@@ -5440,7 +7613,23 @@
         <w:pStyle w:val="NoSpacing"/>
       </w:pPr>
       <w:r>
-        <w:t xml:space="preserve">    cout &lt;&lt; endl;</w:t>
+        <w:t xml:space="preserve">    </w:t>
+      </w:r>
+      <w:proofErr w:type="spellStart"/>
+      <w:r>
+        <w:t>cout</w:t>
+      </w:r>
+      <w:proofErr w:type="spellEnd"/>
+      <w:r>
+        <w:t xml:space="preserve"> &lt;&lt; </w:t>
+      </w:r>
+      <w:proofErr w:type="spellStart"/>
+      <w:r>
+        <w:t>endl</w:t>
+      </w:r>
+      <w:proofErr w:type="spellEnd"/>
+      <w:r>
+        <w:t>;</w:t>
       </w:r>
     </w:p>
     <w:p>
@@ -5461,52 +7650,124 @@
         <w:pStyle w:val="NoSpacing"/>
       </w:pPr>
       <w:r>
-        <w:t xml:space="preserve">    cudaFree(dev_A);</w:t>
-      </w:r>
-    </w:p>
-    <w:p>
-      <w:pPr>
-        <w:pStyle w:val="NoSpacing"/>
-      </w:pPr>
-      <w:r>
-        <w:t xml:space="preserve">    cudaFree(dev_B);</w:t>
-      </w:r>
-    </w:p>
-    <w:p>
-      <w:pPr>
-        <w:pStyle w:val="NoSpacing"/>
-      </w:pPr>
-      <w:r>
-        <w:t xml:space="preserve">    cudaFree(dev_C);</w:t>
-      </w:r>
-    </w:p>
-    <w:p>
-      <w:pPr>
-        <w:pStyle w:val="NoSpacing"/>
-      </w:pPr>
-    </w:p>
-    <w:p>
-      <w:pPr>
-        <w:pStyle w:val="NoSpacing"/>
-      </w:pPr>
-      <w:r>
-        <w:t xml:space="preserve">    cudaFreeHost(A);</w:t>
-      </w:r>
-    </w:p>
-    <w:p>
-      <w:pPr>
-        <w:pStyle w:val="NoSpacing"/>
-      </w:pPr>
-      <w:r>
-        <w:t xml:space="preserve">    cudaFreeHost(B);</w:t>
-      </w:r>
-    </w:p>
-    <w:p>
-      <w:pPr>
-        <w:pStyle w:val="NoSpacing"/>
-      </w:pPr>
-      <w:r>
-        <w:t xml:space="preserve">    cudaFreeHost(C);</w:t>
+        <w:t xml:space="preserve">    </w:t>
+      </w:r>
+      <w:proofErr w:type="spellStart"/>
+      <w:r>
+        <w:t>cudaFree</w:t>
+      </w:r>
+      <w:proofErr w:type="spellEnd"/>
+      <w:r>
+        <w:t>(</w:t>
+      </w:r>
+      <w:proofErr w:type="spellStart"/>
+      <w:r>
+        <w:t>dev_A</w:t>
+      </w:r>
+      <w:proofErr w:type="spellEnd"/>
+      <w:r>
+        <w:t>);</w:t>
+      </w:r>
+    </w:p>
+    <w:p>
+      <w:pPr>
+        <w:pStyle w:val="NoSpacing"/>
+      </w:pPr>
+      <w:r>
+        <w:t xml:space="preserve">    </w:t>
+      </w:r>
+      <w:proofErr w:type="spellStart"/>
+      <w:r>
+        <w:t>cudaFree</w:t>
+      </w:r>
+      <w:proofErr w:type="spellEnd"/>
+      <w:r>
+        <w:t>(</w:t>
+      </w:r>
+      <w:proofErr w:type="spellStart"/>
+      <w:r>
+        <w:t>dev_B</w:t>
+      </w:r>
+      <w:proofErr w:type="spellEnd"/>
+      <w:r>
+        <w:t>);</w:t>
+      </w:r>
+    </w:p>
+    <w:p>
+      <w:pPr>
+        <w:pStyle w:val="NoSpacing"/>
+      </w:pPr>
+      <w:r>
+        <w:t xml:space="preserve">    </w:t>
+      </w:r>
+      <w:proofErr w:type="spellStart"/>
+      <w:r>
+        <w:t>cudaFree</w:t>
+      </w:r>
+      <w:proofErr w:type="spellEnd"/>
+      <w:r>
+        <w:t>(</w:t>
+      </w:r>
+      <w:proofErr w:type="spellStart"/>
+      <w:r>
+        <w:t>dev_C</w:t>
+      </w:r>
+      <w:proofErr w:type="spellEnd"/>
+      <w:r>
+        <w:t>);</w:t>
+      </w:r>
+    </w:p>
+    <w:p>
+      <w:pPr>
+        <w:pStyle w:val="NoSpacing"/>
+      </w:pPr>
+    </w:p>
+    <w:p>
+      <w:pPr>
+        <w:pStyle w:val="NoSpacing"/>
+      </w:pPr>
+      <w:r>
+        <w:t xml:space="preserve">    </w:t>
+      </w:r>
+      <w:proofErr w:type="spellStart"/>
+      <w:r>
+        <w:t>cudaFreeHost</w:t>
+      </w:r>
+      <w:proofErr w:type="spellEnd"/>
+      <w:r>
+        <w:t>(A);</w:t>
+      </w:r>
+    </w:p>
+    <w:p>
+      <w:pPr>
+        <w:pStyle w:val="NoSpacing"/>
+      </w:pPr>
+      <w:r>
+        <w:t xml:space="preserve">    </w:t>
+      </w:r>
+      <w:proofErr w:type="spellStart"/>
+      <w:r>
+        <w:t>cudaFreeHost</w:t>
+      </w:r>
+      <w:proofErr w:type="spellEnd"/>
+      <w:r>
+        <w:t>(B);</w:t>
+      </w:r>
+    </w:p>
+    <w:p>
+      <w:pPr>
+        <w:pStyle w:val="NoSpacing"/>
+      </w:pPr>
+      <w:r>
+        <w:t xml:space="preserve">    </w:t>
+      </w:r>
+      <w:proofErr w:type="spellStart"/>
+      <w:r>
+        <w:t>cudaFreeHost</w:t>
+      </w:r>
+      <w:proofErr w:type="spellEnd"/>
+      <w:r>
+        <w:t>(C);</w:t>
       </w:r>
     </w:p>
     <w:p>
@@ -5584,7 +7845,15 @@
         <w:pStyle w:val="NoSpacing"/>
       </w:pPr>
       <w:r>
-        <w:t>#include &lt;cuda_runtime.h&gt;</w:t>
+        <w:t>#include &lt;</w:t>
+      </w:r>
+      <w:proofErr w:type="spellStart"/>
+      <w:r>
+        <w:t>cuda_runtime.h</w:t>
+      </w:r>
+      <w:proofErr w:type="spellEnd"/>
+      <w:r>
+        <w:t>&gt;</w:t>
       </w:r>
     </w:p>
     <w:p>
@@ -5618,28 +7887,84 @@
         <w:pStyle w:val="NoSpacing"/>
       </w:pPr>
       <w:r>
-        <w:t>__global__ void matmul(int* A, int* B, int* C, int N) {</w:t>
-      </w:r>
-    </w:p>
-    <w:p>
-      <w:pPr>
-        <w:pStyle w:val="NoSpacing"/>
-      </w:pPr>
-    </w:p>
-    <w:p>
-      <w:pPr>
-        <w:pStyle w:val="NoSpacing"/>
-      </w:pPr>
-      <w:r>
-        <w:t xml:space="preserve">    int Row = blockIdx.y * blockDim.y + threadIdx.y; // row index</w:t>
-      </w:r>
-    </w:p>
-    <w:p>
-      <w:pPr>
-        <w:pStyle w:val="NoSpacing"/>
-      </w:pPr>
-      <w:r>
-        <w:t xml:space="preserve">    int Col = blockIdx.x * blockDim.x + threadIdx.x; // column index</w:t>
+        <w:t xml:space="preserve">__global__ void </w:t>
+      </w:r>
+      <w:proofErr w:type="spellStart"/>
+      <w:r>
+        <w:t>matmul</w:t>
+      </w:r>
+      <w:proofErr w:type="spellEnd"/>
+      <w:r>
+        <w:t>(int* A, int* B, int* C, int N) {</w:t>
+      </w:r>
+    </w:p>
+    <w:p>
+      <w:pPr>
+        <w:pStyle w:val="NoSpacing"/>
+      </w:pPr>
+    </w:p>
+    <w:p>
+      <w:pPr>
+        <w:pStyle w:val="NoSpacing"/>
+      </w:pPr>
+      <w:r>
+        <w:t xml:space="preserve">    int Row = </w:t>
+      </w:r>
+      <w:proofErr w:type="spellStart"/>
+      <w:r>
+        <w:t>blockIdx.y</w:t>
+      </w:r>
+      <w:proofErr w:type="spellEnd"/>
+      <w:r>
+        <w:t xml:space="preserve"> * </w:t>
+      </w:r>
+      <w:proofErr w:type="spellStart"/>
+      <w:r>
+        <w:t>blockDim.y</w:t>
+      </w:r>
+      <w:proofErr w:type="spellEnd"/>
+      <w:r>
+        <w:t xml:space="preserve"> + </w:t>
+      </w:r>
+      <w:proofErr w:type="spellStart"/>
+      <w:r>
+        <w:t>threadIdx.y</w:t>
+      </w:r>
+      <w:proofErr w:type="spellEnd"/>
+      <w:r>
+        <w:t>; // row index</w:t>
+      </w:r>
+    </w:p>
+    <w:p>
+      <w:pPr>
+        <w:pStyle w:val="NoSpacing"/>
+      </w:pPr>
+      <w:r>
+        <w:t xml:space="preserve">    int Col = </w:t>
+      </w:r>
+      <w:proofErr w:type="spellStart"/>
+      <w:r>
+        <w:t>blockIdx.x</w:t>
+      </w:r>
+      <w:proofErr w:type="spellEnd"/>
+      <w:r>
+        <w:t xml:space="preserve"> * </w:t>
+      </w:r>
+      <w:proofErr w:type="spellStart"/>
+      <w:r>
+        <w:t>blockDim.x</w:t>
+      </w:r>
+      <w:proofErr w:type="spellEnd"/>
+      <w:r>
+        <w:t xml:space="preserve"> + </w:t>
+      </w:r>
+      <w:proofErr w:type="spellStart"/>
+      <w:r>
+        <w:t>threadIdx.x</w:t>
+      </w:r>
+      <w:proofErr w:type="spellEnd"/>
+      <w:r>
+        <w:t>; // column index</w:t>
       </w:r>
     </w:p>
     <w:p>
@@ -5755,7 +8080,15 @@
         <w:pStyle w:val="NoSpacing"/>
       </w:pPr>
       <w:r>
-        <w:t xml:space="preserve">    int size = N * N * sizeof(int);</w:t>
+        <w:t xml:space="preserve">    int size = N * N * </w:t>
+      </w:r>
+      <w:proofErr w:type="spellStart"/>
+      <w:r>
+        <w:t>sizeof</w:t>
+      </w:r>
+      <w:proofErr w:type="spellEnd"/>
+      <w:r>
+        <w:t>(int);</w:t>
       </w:r>
     </w:p>
     <w:p>
@@ -5776,7 +8109,31 @@
         <w:pStyle w:val="NoSpacing"/>
       </w:pPr>
       <w:r>
-        <w:t xml:space="preserve">    int *dev_A, *dev_B, *dev_C;</w:t>
+        <w:t xml:space="preserve">    int *</w:t>
+      </w:r>
+      <w:proofErr w:type="spellStart"/>
+      <w:r>
+        <w:t>dev_A</w:t>
+      </w:r>
+      <w:proofErr w:type="spellEnd"/>
+      <w:r>
+        <w:t>, *</w:t>
+      </w:r>
+      <w:proofErr w:type="spellStart"/>
+      <w:r>
+        <w:t>dev_B</w:t>
+      </w:r>
+      <w:proofErr w:type="spellEnd"/>
+      <w:r>
+        <w:t>, *</w:t>
+      </w:r>
+      <w:proofErr w:type="spellStart"/>
+      <w:r>
+        <w:t>dev_C</w:t>
+      </w:r>
+      <w:proofErr w:type="spellEnd"/>
+      <w:r>
+        <w:t>;</w:t>
       </w:r>
     </w:p>
     <w:p>
@@ -5797,23 +8154,47 @@
         <w:pStyle w:val="NoSpacing"/>
       </w:pPr>
       <w:r>
-        <w:t xml:space="preserve">    cudaMallocHost(&amp;A, size);</w:t>
-      </w:r>
-    </w:p>
-    <w:p>
-      <w:pPr>
-        <w:pStyle w:val="NoSpacing"/>
-      </w:pPr>
-      <w:r>
-        <w:t xml:space="preserve">    cudaMallocHost(&amp;B, size);</w:t>
-      </w:r>
-    </w:p>
-    <w:p>
-      <w:pPr>
-        <w:pStyle w:val="NoSpacing"/>
-      </w:pPr>
-      <w:r>
-        <w:t xml:space="preserve">    cudaMallocHost(&amp;C, size);</w:t>
+        <w:t xml:space="preserve">    </w:t>
+      </w:r>
+      <w:proofErr w:type="spellStart"/>
+      <w:r>
+        <w:t>cudaMallocHost</w:t>
+      </w:r>
+      <w:proofErr w:type="spellEnd"/>
+      <w:r>
+        <w:t>(&amp;A, size);</w:t>
+      </w:r>
+    </w:p>
+    <w:p>
+      <w:pPr>
+        <w:pStyle w:val="NoSpacing"/>
+      </w:pPr>
+      <w:r>
+        <w:t xml:space="preserve">    </w:t>
+      </w:r>
+      <w:proofErr w:type="spellStart"/>
+      <w:r>
+        <w:t>cudaMallocHost</w:t>
+      </w:r>
+      <w:proofErr w:type="spellEnd"/>
+      <w:r>
+        <w:t>(&amp;B, size);</w:t>
+      </w:r>
+    </w:p>
+    <w:p>
+      <w:pPr>
+        <w:pStyle w:val="NoSpacing"/>
+      </w:pPr>
+      <w:r>
+        <w:t xml:space="preserve">    </w:t>
+      </w:r>
+      <w:proofErr w:type="spellStart"/>
+      <w:r>
+        <w:t>cudaMallocHost</w:t>
+      </w:r>
+      <w:proofErr w:type="spellEnd"/>
+      <w:r>
+        <w:t>(&amp;C, size);</w:t>
       </w:r>
     </w:p>
     <w:p>
@@ -5834,39 +8215,111 @@
         <w:pStyle w:val="NoSpacing"/>
       </w:pPr>
       <w:r>
-        <w:t xml:space="preserve">    cout &lt;&lt; "Matrix A:\n";</w:t>
-      </w:r>
-    </w:p>
-    <w:p>
-      <w:pPr>
-        <w:pStyle w:val="NoSpacing"/>
-      </w:pPr>
-      <w:r>
-        <w:t xml:space="preserve">    for (int i = 0; i &lt; N; i++) {</w:t>
-      </w:r>
-    </w:p>
-    <w:p>
-      <w:pPr>
-        <w:pStyle w:val="NoSpacing"/>
-      </w:pPr>
-      <w:r>
-        <w:t xml:space="preserve">        for (int j = 0; j &lt; N; j++) {</w:t>
-      </w:r>
-    </w:p>
-    <w:p>
-      <w:pPr>
-        <w:pStyle w:val="NoSpacing"/>
-      </w:pPr>
-      <w:r>
-        <w:t xml:space="preserve">            A[i*N + j] = i + j;</w:t>
-      </w:r>
-    </w:p>
-    <w:p>
-      <w:pPr>
-        <w:pStyle w:val="NoSpacing"/>
-      </w:pPr>
-      <w:r>
-        <w:t xml:space="preserve">            cout &lt;&lt; A[i*N + j] &lt;&lt; " ";</w:t>
+        <w:t xml:space="preserve">    </w:t>
+      </w:r>
+      <w:proofErr w:type="spellStart"/>
+      <w:r>
+        <w:t>cout</w:t>
+      </w:r>
+      <w:proofErr w:type="spellEnd"/>
+      <w:r>
+        <w:t xml:space="preserve"> &lt;&lt; "Matrix A:\n";</w:t>
+      </w:r>
+    </w:p>
+    <w:p>
+      <w:pPr>
+        <w:pStyle w:val="NoSpacing"/>
+      </w:pPr>
+      <w:r>
+        <w:t xml:space="preserve">    for (int </w:t>
+      </w:r>
+      <w:proofErr w:type="spellStart"/>
+      <w:r>
+        <w:t>i</w:t>
+      </w:r>
+      <w:proofErr w:type="spellEnd"/>
+      <w:r>
+        <w:t xml:space="preserve"> = 0; </w:t>
+      </w:r>
+      <w:proofErr w:type="spellStart"/>
+      <w:r>
+        <w:t>i</w:t>
+      </w:r>
+      <w:proofErr w:type="spellEnd"/>
+      <w:r>
+        <w:t xml:space="preserve"> &lt; N; </w:t>
+      </w:r>
+      <w:proofErr w:type="spellStart"/>
+      <w:r>
+        <w:t>i</w:t>
+      </w:r>
+      <w:proofErr w:type="spellEnd"/>
+      <w:r>
+        <w:t>++) {</w:t>
+      </w:r>
+    </w:p>
+    <w:p>
+      <w:pPr>
+        <w:pStyle w:val="NoSpacing"/>
+      </w:pPr>
+      <w:r>
+        <w:t xml:space="preserve">        for (int j = 0; j &lt; N; </w:t>
+      </w:r>
+      <w:proofErr w:type="spellStart"/>
+      <w:r>
+        <w:t>j++</w:t>
+      </w:r>
+      <w:proofErr w:type="spellEnd"/>
+      <w:r>
+        <w:t>) {</w:t>
+      </w:r>
+    </w:p>
+    <w:p>
+      <w:pPr>
+        <w:pStyle w:val="NoSpacing"/>
+      </w:pPr>
+      <w:r>
+        <w:t xml:space="preserve">            A[</w:t>
+      </w:r>
+      <w:proofErr w:type="spellStart"/>
+      <w:r>
+        <w:t>i</w:t>
+      </w:r>
+      <w:proofErr w:type="spellEnd"/>
+      <w:r>
+        <w:t xml:space="preserve">*N + j] = </w:t>
+      </w:r>
+      <w:proofErr w:type="spellStart"/>
+      <w:r>
+        <w:t>i</w:t>
+      </w:r>
+      <w:proofErr w:type="spellEnd"/>
+      <w:r>
+        <w:t xml:space="preserve"> + j;</w:t>
+      </w:r>
+    </w:p>
+    <w:p>
+      <w:pPr>
+        <w:pStyle w:val="NoSpacing"/>
+      </w:pPr>
+      <w:r>
+        <w:t xml:space="preserve">            </w:t>
+      </w:r>
+      <w:proofErr w:type="spellStart"/>
+      <w:r>
+        <w:t>cout</w:t>
+      </w:r>
+      <w:proofErr w:type="spellEnd"/>
+      <w:r>
+        <w:t xml:space="preserve"> &lt;&lt; A[</w:t>
+      </w:r>
+      <w:proofErr w:type="spellStart"/>
+      <w:r>
+        <w:t>i</w:t>
+      </w:r>
+      <w:proofErr w:type="spellEnd"/>
+      <w:r>
+        <w:t>*N + j] &lt;&lt; " ";</w:t>
       </w:r>
     </w:p>
     <w:p>
@@ -5882,7 +8335,23 @@
         <w:pStyle w:val="NoSpacing"/>
       </w:pPr>
       <w:r>
-        <w:t xml:space="preserve">        cout &lt;&lt; endl;</w:t>
+        <w:t xml:space="preserve">        </w:t>
+      </w:r>
+      <w:proofErr w:type="spellStart"/>
+      <w:r>
+        <w:t>cout</w:t>
+      </w:r>
+      <w:proofErr w:type="spellEnd"/>
+      <w:r>
+        <w:t xml:space="preserve"> &lt;&lt; </w:t>
+      </w:r>
+      <w:proofErr w:type="spellStart"/>
+      <w:r>
+        <w:t>endl</w:t>
+      </w:r>
+      <w:proofErr w:type="spellEnd"/>
+      <w:r>
+        <w:t>;</w:t>
       </w:r>
     </w:p>
     <w:p>
@@ -5903,39 +8372,119 @@
         <w:pStyle w:val="NoSpacing"/>
       </w:pPr>
       <w:r>
-        <w:t xml:space="preserve">    cout &lt;&lt; "\nMatrix B:\n";</w:t>
-      </w:r>
-    </w:p>
-    <w:p>
-      <w:pPr>
-        <w:pStyle w:val="NoSpacing"/>
-      </w:pPr>
-      <w:r>
-        <w:t xml:space="preserve">    for (int i = 0; i &lt; N; i++) {</w:t>
-      </w:r>
-    </w:p>
-    <w:p>
-      <w:pPr>
-        <w:pStyle w:val="NoSpacing"/>
-      </w:pPr>
-      <w:r>
-        <w:t xml:space="preserve">        for (int j = 0; j &lt; N; j++) {</w:t>
-      </w:r>
-    </w:p>
-    <w:p>
-      <w:pPr>
-        <w:pStyle w:val="NoSpacing"/>
-      </w:pPr>
-      <w:r>
-        <w:t xml:space="preserve">            B[i*N + j] = i * j;</w:t>
-      </w:r>
-    </w:p>
-    <w:p>
-      <w:pPr>
-        <w:pStyle w:val="NoSpacing"/>
-      </w:pPr>
-      <w:r>
-        <w:t xml:space="preserve">            cout &lt;&lt; B[i*N + j] &lt;&lt; " ";</w:t>
+        <w:t xml:space="preserve">    </w:t>
+      </w:r>
+      <w:proofErr w:type="spellStart"/>
+      <w:r>
+        <w:t>cout</w:t>
+      </w:r>
+      <w:proofErr w:type="spellEnd"/>
+      <w:r>
+        <w:t xml:space="preserve"> &lt;&lt; "\</w:t>
+      </w:r>
+      <w:proofErr w:type="spellStart"/>
+      <w:r>
+        <w:t>nMatrix</w:t>
+      </w:r>
+      <w:proofErr w:type="spellEnd"/>
+      <w:r>
+        <w:t xml:space="preserve"> B:\n";</w:t>
+      </w:r>
+    </w:p>
+    <w:p>
+      <w:pPr>
+        <w:pStyle w:val="NoSpacing"/>
+      </w:pPr>
+      <w:r>
+        <w:t xml:space="preserve">    for (int </w:t>
+      </w:r>
+      <w:proofErr w:type="spellStart"/>
+      <w:r>
+        <w:t>i</w:t>
+      </w:r>
+      <w:proofErr w:type="spellEnd"/>
+      <w:r>
+        <w:t xml:space="preserve"> = 0; </w:t>
+      </w:r>
+      <w:proofErr w:type="spellStart"/>
+      <w:r>
+        <w:t>i</w:t>
+      </w:r>
+      <w:proofErr w:type="spellEnd"/>
+      <w:r>
+        <w:t xml:space="preserve"> &lt; N; </w:t>
+      </w:r>
+      <w:proofErr w:type="spellStart"/>
+      <w:r>
+        <w:t>i</w:t>
+      </w:r>
+      <w:proofErr w:type="spellEnd"/>
+      <w:r>
+        <w:t>++) {</w:t>
+      </w:r>
+    </w:p>
+    <w:p>
+      <w:pPr>
+        <w:pStyle w:val="NoSpacing"/>
+      </w:pPr>
+      <w:r>
+        <w:t xml:space="preserve">        for (int j = 0; j &lt; N; </w:t>
+      </w:r>
+      <w:proofErr w:type="spellStart"/>
+      <w:r>
+        <w:t>j++</w:t>
+      </w:r>
+      <w:proofErr w:type="spellEnd"/>
+      <w:r>
+        <w:t>) {</w:t>
+      </w:r>
+    </w:p>
+    <w:p>
+      <w:pPr>
+        <w:pStyle w:val="NoSpacing"/>
+      </w:pPr>
+      <w:r>
+        <w:t xml:space="preserve">            B[</w:t>
+      </w:r>
+      <w:proofErr w:type="spellStart"/>
+      <w:r>
+        <w:t>i</w:t>
+      </w:r>
+      <w:proofErr w:type="spellEnd"/>
+      <w:r>
+        <w:t xml:space="preserve">*N + j] = </w:t>
+      </w:r>
+      <w:proofErr w:type="spellStart"/>
+      <w:r>
+        <w:t>i</w:t>
+      </w:r>
+      <w:proofErr w:type="spellEnd"/>
+      <w:r>
+        <w:t xml:space="preserve"> * j;</w:t>
+      </w:r>
+    </w:p>
+    <w:p>
+      <w:pPr>
+        <w:pStyle w:val="NoSpacing"/>
+      </w:pPr>
+      <w:r>
+        <w:t xml:space="preserve">            </w:t>
+      </w:r>
+      <w:proofErr w:type="spellStart"/>
+      <w:r>
+        <w:t>cout</w:t>
+      </w:r>
+      <w:proofErr w:type="spellEnd"/>
+      <w:r>
+        <w:t xml:space="preserve"> &lt;&lt; B[</w:t>
+      </w:r>
+      <w:proofErr w:type="spellStart"/>
+      <w:r>
+        <w:t>i</w:t>
+      </w:r>
+      <w:proofErr w:type="spellEnd"/>
+      <w:r>
+        <w:t>*N + j] &lt;&lt; " ";</w:t>
       </w:r>
     </w:p>
     <w:p>
@@ -5951,7 +8500,23 @@
         <w:pStyle w:val="NoSpacing"/>
       </w:pPr>
       <w:r>
-        <w:t xml:space="preserve">        cout &lt;&lt; endl;</w:t>
+        <w:t xml:space="preserve">        </w:t>
+      </w:r>
+      <w:proofErr w:type="spellStart"/>
+      <w:r>
+        <w:t>cout</w:t>
+      </w:r>
+      <w:proofErr w:type="spellEnd"/>
+      <w:r>
+        <w:t xml:space="preserve"> &lt;&lt; </w:t>
+      </w:r>
+      <w:proofErr w:type="spellStart"/>
+      <w:r>
+        <w:t>endl</w:t>
+      </w:r>
+      <w:proofErr w:type="spellEnd"/>
+      <w:r>
+        <w:t>;</w:t>
       </w:r>
     </w:p>
     <w:p>
@@ -5980,15 +8545,47 @@
         <w:pStyle w:val="NoSpacing"/>
       </w:pPr>
       <w:r>
-        <w:t xml:space="preserve">    cudaMalloc(&amp;dev_A, size);</w:t>
-      </w:r>
-    </w:p>
-    <w:p>
-      <w:pPr>
-        <w:pStyle w:val="NoSpacing"/>
-      </w:pPr>
-      <w:r>
-        <w:t xml:space="preserve">    cudaMalloc(&amp;dev_B, size);</w:t>
+        <w:t xml:space="preserve">    </w:t>
+      </w:r>
+      <w:proofErr w:type="spellStart"/>
+      <w:r>
+        <w:t>cudaMalloc</w:t>
+      </w:r>
+      <w:proofErr w:type="spellEnd"/>
+      <w:r>
+        <w:t>(&amp;</w:t>
+      </w:r>
+      <w:proofErr w:type="spellStart"/>
+      <w:r>
+        <w:t>dev_A</w:t>
+      </w:r>
+      <w:proofErr w:type="spellEnd"/>
+      <w:r>
+        <w:t>, size);</w:t>
+      </w:r>
+    </w:p>
+    <w:p>
+      <w:pPr>
+        <w:pStyle w:val="NoSpacing"/>
+      </w:pPr>
+      <w:r>
+        <w:t xml:space="preserve">    </w:t>
+      </w:r>
+      <w:proofErr w:type="spellStart"/>
+      <w:r>
+        <w:t>cudaMalloc</w:t>
+      </w:r>
+      <w:proofErr w:type="spellEnd"/>
+      <w:r>
+        <w:t>(&amp;</w:t>
+      </w:r>
+      <w:proofErr w:type="spellStart"/>
+      <w:r>
+        <w:t>dev_B</w:t>
+      </w:r>
+      <w:proofErr w:type="spellEnd"/>
+      <w:r>
+        <w:t>, size);</w:t>
       </w:r>
     </w:p>
     <w:p>
@@ -5997,7 +8594,23 @@
       </w:pPr>
       <w:r>
         <w:lastRenderedPageBreak/>
-        <w:t xml:space="preserve">    cudaMalloc(&amp;dev_C, size);</w:t>
+        <w:t xml:space="preserve">    </w:t>
+      </w:r>
+      <w:proofErr w:type="spellStart"/>
+      <w:r>
+        <w:t>cudaMalloc</w:t>
+      </w:r>
+      <w:proofErr w:type="spellEnd"/>
+      <w:r>
+        <w:t>(&amp;</w:t>
+      </w:r>
+      <w:proofErr w:type="spellStart"/>
+      <w:r>
+        <w:t>dev_C</w:t>
+      </w:r>
+      <w:proofErr w:type="spellEnd"/>
+      <w:r>
+        <w:t>, size);</w:t>
       </w:r>
     </w:p>
     <w:p>
@@ -6027,15 +8640,63 @@
         <w:pStyle w:val="NoSpacing"/>
       </w:pPr>
       <w:r>
-        <w:t xml:space="preserve">    cudaMemcpy(dev_A, A, size, cudaMemcpyHostToDevice);</w:t>
-      </w:r>
-    </w:p>
-    <w:p>
-      <w:pPr>
-        <w:pStyle w:val="NoSpacing"/>
-      </w:pPr>
-      <w:r>
-        <w:t xml:space="preserve">    cudaMemcpy(dev_B, B, size, cudaMemcpyHostToDevice);</w:t>
+        <w:t xml:space="preserve">    </w:t>
+      </w:r>
+      <w:proofErr w:type="spellStart"/>
+      <w:r>
+        <w:t>cudaMemcpy</w:t>
+      </w:r>
+      <w:proofErr w:type="spellEnd"/>
+      <w:r>
+        <w:t>(</w:t>
+      </w:r>
+      <w:proofErr w:type="spellStart"/>
+      <w:r>
+        <w:t>dev_A</w:t>
+      </w:r>
+      <w:proofErr w:type="spellEnd"/>
+      <w:r>
+        <w:t xml:space="preserve">, A, size, </w:t>
+      </w:r>
+      <w:proofErr w:type="spellStart"/>
+      <w:r>
+        <w:t>cudaMemcpyHostToDevice</w:t>
+      </w:r>
+      <w:proofErr w:type="spellEnd"/>
+      <w:r>
+        <w:t>);</w:t>
+      </w:r>
+    </w:p>
+    <w:p>
+      <w:pPr>
+        <w:pStyle w:val="NoSpacing"/>
+      </w:pPr>
+      <w:r>
+        <w:t xml:space="preserve">    </w:t>
+      </w:r>
+      <w:proofErr w:type="spellStart"/>
+      <w:r>
+        <w:t>cudaMemcpy</w:t>
+      </w:r>
+      <w:proofErr w:type="spellEnd"/>
+      <w:r>
+        <w:t>(</w:t>
+      </w:r>
+      <w:proofErr w:type="spellStart"/>
+      <w:r>
+        <w:t>dev_B</w:t>
+      </w:r>
+      <w:proofErr w:type="spellEnd"/>
+      <w:r>
+        <w:t xml:space="preserve">, B, size, </w:t>
+      </w:r>
+      <w:proofErr w:type="spellStart"/>
+      <w:r>
+        <w:t>cudaMemcpyHostToDevice</w:t>
+      </w:r>
+      <w:proofErr w:type="spellEnd"/>
+      <w:r>
+        <w:t>);</w:t>
       </w:r>
     </w:p>
     <w:p>
@@ -6056,15 +8717,31 @@
         <w:pStyle w:val="NoSpacing"/>
       </w:pPr>
       <w:r>
-        <w:t xml:space="preserve">    dim3 blockSize(16, 16);</w:t>
-      </w:r>
-    </w:p>
-    <w:p>
-      <w:pPr>
-        <w:pStyle w:val="NoSpacing"/>
-      </w:pPr>
-      <w:r>
-        <w:t xml:space="preserve">    dim3 gridSize((N + 15) / 16, (N + 15) / 16);</w:t>
+        <w:t xml:space="preserve">    dim3 </w:t>
+      </w:r>
+      <w:proofErr w:type="spellStart"/>
+      <w:r>
+        <w:t>blockSize</w:t>
+      </w:r>
+      <w:proofErr w:type="spellEnd"/>
+      <w:r>
+        <w:t>(16, 16);</w:t>
+      </w:r>
+    </w:p>
+    <w:p>
+      <w:pPr>
+        <w:pStyle w:val="NoSpacing"/>
+      </w:pPr>
+      <w:r>
+        <w:t xml:space="preserve">    dim3 </w:t>
+      </w:r>
+      <w:proofErr w:type="spellStart"/>
+      <w:r>
+        <w:t>gridSize</w:t>
+      </w:r>
+      <w:proofErr w:type="spellEnd"/>
+      <w:r>
+        <w:t>((N + 15) / 16, (N + 15) / 16);</w:t>
       </w:r>
     </w:p>
     <w:p>
@@ -6085,7 +8762,55 @@
         <w:pStyle w:val="NoSpacing"/>
       </w:pPr>
       <w:r>
-        <w:t xml:space="preserve">    matmul&lt;&lt;&lt;gridSize, blockSize&gt;&gt;&gt;(dev_A, dev_B, dev_C, N);</w:t>
+        <w:t xml:space="preserve">    </w:t>
+      </w:r>
+      <w:proofErr w:type="spellStart"/>
+      <w:r>
+        <w:t>matmul</w:t>
+      </w:r>
+      <w:proofErr w:type="spellEnd"/>
+      <w:r>
+        <w:t>&lt;&lt;&lt;</w:t>
+      </w:r>
+      <w:proofErr w:type="spellStart"/>
+      <w:r>
+        <w:t>gridSize</w:t>
+      </w:r>
+      <w:proofErr w:type="spellEnd"/>
+      <w:r>
+        <w:t xml:space="preserve">, </w:t>
+      </w:r>
+      <w:proofErr w:type="spellStart"/>
+      <w:r>
+        <w:t>blockSize</w:t>
+      </w:r>
+      <w:proofErr w:type="spellEnd"/>
+      <w:r>
+        <w:t>&gt;&gt;&gt;(</w:t>
+      </w:r>
+      <w:proofErr w:type="spellStart"/>
+      <w:r>
+        <w:t>dev_A</w:t>
+      </w:r>
+      <w:proofErr w:type="spellEnd"/>
+      <w:r>
+        <w:t xml:space="preserve">, </w:t>
+      </w:r>
+      <w:proofErr w:type="spellStart"/>
+      <w:r>
+        <w:t>dev_B</w:t>
+      </w:r>
+      <w:proofErr w:type="spellEnd"/>
+      <w:r>
+        <w:t xml:space="preserve">, </w:t>
+      </w:r>
+      <w:proofErr w:type="spellStart"/>
+      <w:r>
+        <w:t>dev_C</w:t>
+      </w:r>
+      <w:proofErr w:type="spellEnd"/>
+      <w:r>
+        <w:t>, N);</w:t>
       </w:r>
     </w:p>
     <w:p>
@@ -6106,7 +8831,31 @@
         <w:pStyle w:val="NoSpacing"/>
       </w:pPr>
       <w:r>
-        <w:t xml:space="preserve">    cudaMemcpy(C, dev_C, size, cudaMemcpyDeviceToHost);</w:t>
+        <w:t xml:space="preserve">    </w:t>
+      </w:r>
+      <w:proofErr w:type="spellStart"/>
+      <w:r>
+        <w:t>cudaMemcpy</w:t>
+      </w:r>
+      <w:proofErr w:type="spellEnd"/>
+      <w:r>
+        <w:t xml:space="preserve">(C, </w:t>
+      </w:r>
+      <w:proofErr w:type="spellStart"/>
+      <w:r>
+        <w:t>dev_C</w:t>
+      </w:r>
+      <w:proofErr w:type="spellEnd"/>
+      <w:r>
+        <w:t xml:space="preserve">, size, </w:t>
+      </w:r>
+      <w:proofErr w:type="spellStart"/>
+      <w:r>
+        <w:t>cudaMemcpyDeviceToHost</w:t>
+      </w:r>
+      <w:proofErr w:type="spellEnd"/>
+      <w:r>
+        <w:t>);</w:t>
       </w:r>
     </w:p>
     <w:p>
@@ -6127,31 +8876,95 @@
         <w:pStyle w:val="NoSpacing"/>
       </w:pPr>
       <w:r>
-        <w:t xml:space="preserve">    cout &lt;&lt; "\nResult Matrix (C = A x B):\n";</w:t>
-      </w:r>
-    </w:p>
-    <w:p>
-      <w:pPr>
-        <w:pStyle w:val="NoSpacing"/>
-      </w:pPr>
-      <w:r>
-        <w:t xml:space="preserve">    for (int i = 0; i &lt; N; i++) {</w:t>
-      </w:r>
-    </w:p>
-    <w:p>
-      <w:pPr>
-        <w:pStyle w:val="NoSpacing"/>
-      </w:pPr>
-      <w:r>
-        <w:t xml:space="preserve">        for (int j = 0; j &lt; N; j++) {</w:t>
-      </w:r>
-    </w:p>
-    <w:p>
-      <w:pPr>
-        <w:pStyle w:val="NoSpacing"/>
-      </w:pPr>
-      <w:r>
-        <w:t xml:space="preserve">            cout &lt;&lt; C[i*N + j] &lt;&lt; " ";</w:t>
+        <w:t xml:space="preserve">    </w:t>
+      </w:r>
+      <w:proofErr w:type="spellStart"/>
+      <w:r>
+        <w:t>cout</w:t>
+      </w:r>
+      <w:proofErr w:type="spellEnd"/>
+      <w:r>
+        <w:t xml:space="preserve"> &lt;&lt; "\</w:t>
+      </w:r>
+      <w:proofErr w:type="spellStart"/>
+      <w:r>
+        <w:t>nResult</w:t>
+      </w:r>
+      <w:proofErr w:type="spellEnd"/>
+      <w:r>
+        <w:t xml:space="preserve"> Matrix (C = A x B):\n";</w:t>
+      </w:r>
+    </w:p>
+    <w:p>
+      <w:pPr>
+        <w:pStyle w:val="NoSpacing"/>
+      </w:pPr>
+      <w:r>
+        <w:t xml:space="preserve">    for (int </w:t>
+      </w:r>
+      <w:proofErr w:type="spellStart"/>
+      <w:r>
+        <w:t>i</w:t>
+      </w:r>
+      <w:proofErr w:type="spellEnd"/>
+      <w:r>
+        <w:t xml:space="preserve"> = 0; </w:t>
+      </w:r>
+      <w:proofErr w:type="spellStart"/>
+      <w:r>
+        <w:t>i</w:t>
+      </w:r>
+      <w:proofErr w:type="spellEnd"/>
+      <w:r>
+        <w:t xml:space="preserve"> &lt; N; </w:t>
+      </w:r>
+      <w:proofErr w:type="spellStart"/>
+      <w:r>
+        <w:t>i</w:t>
+      </w:r>
+      <w:proofErr w:type="spellEnd"/>
+      <w:r>
+        <w:t>++) {</w:t>
+      </w:r>
+    </w:p>
+    <w:p>
+      <w:pPr>
+        <w:pStyle w:val="NoSpacing"/>
+      </w:pPr>
+      <w:r>
+        <w:t xml:space="preserve">        for (int j = 0; j &lt; N; </w:t>
+      </w:r>
+      <w:proofErr w:type="spellStart"/>
+      <w:r>
+        <w:t>j++</w:t>
+      </w:r>
+      <w:proofErr w:type="spellEnd"/>
+      <w:r>
+        <w:t>) {</w:t>
+      </w:r>
+    </w:p>
+    <w:p>
+      <w:pPr>
+        <w:pStyle w:val="NoSpacing"/>
+      </w:pPr>
+      <w:r>
+        <w:t xml:space="preserve">            </w:t>
+      </w:r>
+      <w:proofErr w:type="spellStart"/>
+      <w:r>
+        <w:t>cout</w:t>
+      </w:r>
+      <w:proofErr w:type="spellEnd"/>
+      <w:r>
+        <w:t xml:space="preserve"> &lt;&lt; C[</w:t>
+      </w:r>
+      <w:proofErr w:type="spellStart"/>
+      <w:r>
+        <w:t>i</w:t>
+      </w:r>
+      <w:proofErr w:type="spellEnd"/>
+      <w:r>
+        <w:t>*N + j] &lt;&lt; " ";</w:t>
       </w:r>
     </w:p>
     <w:p>
@@ -6167,7 +8980,23 @@
         <w:pStyle w:val="NoSpacing"/>
       </w:pPr>
       <w:r>
-        <w:t xml:space="preserve">        cout &lt;&lt; endl;</w:t>
+        <w:t xml:space="preserve">        </w:t>
+      </w:r>
+      <w:proofErr w:type="spellStart"/>
+      <w:r>
+        <w:t>cout</w:t>
+      </w:r>
+      <w:proofErr w:type="spellEnd"/>
+      <w:r>
+        <w:t xml:space="preserve"> &lt;&lt; </w:t>
+      </w:r>
+      <w:proofErr w:type="spellStart"/>
+      <w:r>
+        <w:t>endl</w:t>
+      </w:r>
+      <w:proofErr w:type="spellEnd"/>
+      <w:r>
+        <w:t>;</w:t>
       </w:r>
     </w:p>
     <w:p>
@@ -6196,52 +9025,124 @@
         <w:pStyle w:val="NoSpacing"/>
       </w:pPr>
       <w:r>
-        <w:t xml:space="preserve">    cudaFree(dev_A);</w:t>
-      </w:r>
-    </w:p>
-    <w:p>
-      <w:pPr>
-        <w:pStyle w:val="NoSpacing"/>
-      </w:pPr>
-      <w:r>
-        <w:t xml:space="preserve">    cudaFree(dev_B);</w:t>
-      </w:r>
-    </w:p>
-    <w:p>
-      <w:pPr>
-        <w:pStyle w:val="NoSpacing"/>
-      </w:pPr>
-      <w:r>
-        <w:t xml:space="preserve">    cudaFree(dev_C);</w:t>
-      </w:r>
-    </w:p>
-    <w:p>
-      <w:pPr>
-        <w:pStyle w:val="NoSpacing"/>
-      </w:pPr>
-    </w:p>
-    <w:p>
-      <w:pPr>
-        <w:pStyle w:val="NoSpacing"/>
-      </w:pPr>
-      <w:r>
-        <w:t xml:space="preserve">    cudaFreeHost(A);</w:t>
-      </w:r>
-    </w:p>
-    <w:p>
-      <w:pPr>
-        <w:pStyle w:val="NoSpacing"/>
-      </w:pPr>
-      <w:r>
-        <w:t xml:space="preserve">    cudaFreeHost(B);</w:t>
-      </w:r>
-    </w:p>
-    <w:p>
-      <w:pPr>
-        <w:pStyle w:val="NoSpacing"/>
-      </w:pPr>
-      <w:r>
-        <w:t xml:space="preserve">    cudaFreeHost(C);</w:t>
+        <w:t xml:space="preserve">    </w:t>
+      </w:r>
+      <w:proofErr w:type="spellStart"/>
+      <w:r>
+        <w:t>cudaFree</w:t>
+      </w:r>
+      <w:proofErr w:type="spellEnd"/>
+      <w:r>
+        <w:t>(</w:t>
+      </w:r>
+      <w:proofErr w:type="spellStart"/>
+      <w:r>
+        <w:t>dev_A</w:t>
+      </w:r>
+      <w:proofErr w:type="spellEnd"/>
+      <w:r>
+        <w:t>);</w:t>
+      </w:r>
+    </w:p>
+    <w:p>
+      <w:pPr>
+        <w:pStyle w:val="NoSpacing"/>
+      </w:pPr>
+      <w:r>
+        <w:t xml:space="preserve">    </w:t>
+      </w:r>
+      <w:proofErr w:type="spellStart"/>
+      <w:r>
+        <w:t>cudaFree</w:t>
+      </w:r>
+      <w:proofErr w:type="spellEnd"/>
+      <w:r>
+        <w:t>(</w:t>
+      </w:r>
+      <w:proofErr w:type="spellStart"/>
+      <w:r>
+        <w:t>dev_B</w:t>
+      </w:r>
+      <w:proofErr w:type="spellEnd"/>
+      <w:r>
+        <w:t>);</w:t>
+      </w:r>
+    </w:p>
+    <w:p>
+      <w:pPr>
+        <w:pStyle w:val="NoSpacing"/>
+      </w:pPr>
+      <w:r>
+        <w:t xml:space="preserve">    </w:t>
+      </w:r>
+      <w:proofErr w:type="spellStart"/>
+      <w:r>
+        <w:t>cudaFree</w:t>
+      </w:r>
+      <w:proofErr w:type="spellEnd"/>
+      <w:r>
+        <w:t>(</w:t>
+      </w:r>
+      <w:proofErr w:type="spellStart"/>
+      <w:r>
+        <w:t>dev_C</w:t>
+      </w:r>
+      <w:proofErr w:type="spellEnd"/>
+      <w:r>
+        <w:t>);</w:t>
+      </w:r>
+    </w:p>
+    <w:p>
+      <w:pPr>
+        <w:pStyle w:val="NoSpacing"/>
+      </w:pPr>
+    </w:p>
+    <w:p>
+      <w:pPr>
+        <w:pStyle w:val="NoSpacing"/>
+      </w:pPr>
+      <w:r>
+        <w:t xml:space="preserve">    </w:t>
+      </w:r>
+      <w:proofErr w:type="spellStart"/>
+      <w:r>
+        <w:t>cudaFreeHost</w:t>
+      </w:r>
+      <w:proofErr w:type="spellEnd"/>
+      <w:r>
+        <w:t>(A);</w:t>
+      </w:r>
+    </w:p>
+    <w:p>
+      <w:pPr>
+        <w:pStyle w:val="NoSpacing"/>
+      </w:pPr>
+      <w:r>
+        <w:t xml:space="preserve">    </w:t>
+      </w:r>
+      <w:proofErr w:type="spellStart"/>
+      <w:r>
+        <w:t>cudaFreeHost</w:t>
+      </w:r>
+      <w:proofErr w:type="spellEnd"/>
+      <w:r>
+        <w:t>(B);</w:t>
+      </w:r>
+    </w:p>
+    <w:p>
+      <w:pPr>
+        <w:pStyle w:val="NoSpacing"/>
+      </w:pPr>
+      <w:r>
+        <w:t xml:space="preserve">    </w:t>
+      </w:r>
+      <w:proofErr w:type="spellStart"/>
+      <w:r>
+        <w:t>cudaFreeHost</w:t>
+      </w:r>
+      <w:proofErr w:type="spellEnd"/>
+      <w:r>
+        <w:t>(C);</w:t>
       </w:r>
     </w:p>
     <w:p>
@@ -6428,6 +9329,43 @@
         <w:pStyle w:val="NoSpacing"/>
       </w:pPr>
       <w:r>
+        <w:t>Group member :</w:t>
+      </w:r>
+    </w:p>
+    <w:p>
+      <w:pPr>
+        <w:pStyle w:val="NoSpacing"/>
+      </w:pPr>
+      <w:r>
+        <w:t>1)Tejas Gaikwad BE comp(B)(41)</w:t>
+      </w:r>
+    </w:p>
+    <w:p>
+      <w:pPr>
+        <w:pStyle w:val="NoSpacing"/>
+      </w:pPr>
+      <w:r>
+        <w:t>2)Yash More BE comp (A)</w:t>
+      </w:r>
+    </w:p>
+    <w:p>
+      <w:pPr>
+        <w:pStyle w:val="NoSpacing"/>
+      </w:pPr>
+      <w:r>
+        <w:t>3)Renuka Joshi BE comp(B)(40)</w:t>
+      </w:r>
+    </w:p>
+    <w:p>
+      <w:pPr>
+        <w:pStyle w:val="NoSpacing"/>
+      </w:pPr>
+    </w:p>
+    <w:p>
+      <w:pPr>
+        <w:pStyle w:val="NoSpacing"/>
+      </w:pPr>
+      <w:r>
         <w:t>#include &lt;iostream&gt;</w:t>
       </w:r>
     </w:p>
@@ -6444,23 +9382,47 @@
         <w:pStyle w:val="NoSpacing"/>
       </w:pPr>
       <w:r>
-        <w:t>#include &lt;cstdlib&gt;</w:t>
-      </w:r>
-    </w:p>
-    <w:p>
-      <w:pPr>
-        <w:pStyle w:val="NoSpacing"/>
-      </w:pPr>
-      <w:r>
-        <w:t>#include &lt;ctime&gt;</w:t>
-      </w:r>
-    </w:p>
-    <w:p>
-      <w:pPr>
-        <w:pStyle w:val="NoSpacing"/>
-      </w:pPr>
-      <w:r>
-        <w:t>#include &lt;omp.h&gt;</w:t>
+        <w:t>#include &lt;</w:t>
+      </w:r>
+      <w:proofErr w:type="spellStart"/>
+      <w:r>
+        <w:t>cstdlib</w:t>
+      </w:r>
+      <w:proofErr w:type="spellEnd"/>
+      <w:r>
+        <w:t>&gt;</w:t>
+      </w:r>
+    </w:p>
+    <w:p>
+      <w:pPr>
+        <w:pStyle w:val="NoSpacing"/>
+      </w:pPr>
+      <w:r>
+        <w:t>#include &lt;</w:t>
+      </w:r>
+      <w:proofErr w:type="spellStart"/>
+      <w:r>
+        <w:t>ctime</w:t>
+      </w:r>
+      <w:proofErr w:type="spellEnd"/>
+      <w:r>
+        <w:t>&gt;</w:t>
+      </w:r>
+    </w:p>
+    <w:p>
+      <w:pPr>
+        <w:pStyle w:val="NoSpacing"/>
+      </w:pPr>
+      <w:r>
+        <w:t>#include &lt;</w:t>
+      </w:r>
+      <w:proofErr w:type="spellStart"/>
+      <w:r>
+        <w:t>omp.h</w:t>
+      </w:r>
+      <w:proofErr w:type="spellEnd"/>
+      <w:r>
+        <w:t>&gt;</w:t>
       </w:r>
     </w:p>
     <w:p>
@@ -6555,7 +9517,15 @@
         <w:pStyle w:val="NoSpacing"/>
       </w:pPr>
       <w:r>
-        <w:t>vector&lt;Record&gt; generateData(int n) {</w:t>
+        <w:t xml:space="preserve">vector&lt;Record&gt; </w:t>
+      </w:r>
+      <w:proofErr w:type="spellStart"/>
+      <w:r>
+        <w:t>generateData</w:t>
+      </w:r>
+      <w:proofErr w:type="spellEnd"/>
+      <w:r>
+        <w:t>(int n) {</w:t>
       </w:r>
     </w:p>
     <w:p>
@@ -6571,39 +9541,103 @@
         <w:pStyle w:val="NoSpacing"/>
       </w:pPr>
       <w:r>
-        <w:t xml:space="preserve">    for (int i = 0; i &lt; n; i++) {</w:t>
-      </w:r>
-    </w:p>
-    <w:p>
-      <w:pPr>
-        <w:pStyle w:val="NoSpacing"/>
-      </w:pPr>
-      <w:r>
-        <w:t xml:space="preserve">        data[i].id = i;</w:t>
-      </w:r>
-    </w:p>
-    <w:p>
-      <w:pPr>
-        <w:pStyle w:val="NoSpacing"/>
-      </w:pPr>
-      <w:r>
-        <w:t xml:space="preserve">        data[i].age = rand() % 42 + 18;        // Age 18–60</w:t>
-      </w:r>
-    </w:p>
-    <w:p>
-      <w:pPr>
-        <w:pStyle w:val="NoSpacing"/>
-      </w:pPr>
-      <w:r>
-        <w:t xml:space="preserve">        data[i].salary = rand() % 80000 + 20000; // Salary 20k–100k</w:t>
-      </w:r>
-    </w:p>
-    <w:p>
-      <w:pPr>
-        <w:pStyle w:val="NoSpacing"/>
-      </w:pPr>
-      <w:r>
-        <w:t xml:space="preserve">        data[i].department = rand() % 3;</w:t>
+        <w:t xml:space="preserve">    for (int </w:t>
+      </w:r>
+      <w:proofErr w:type="spellStart"/>
+      <w:r>
+        <w:t>i</w:t>
+      </w:r>
+      <w:proofErr w:type="spellEnd"/>
+      <w:r>
+        <w:t xml:space="preserve"> = 0; </w:t>
+      </w:r>
+      <w:proofErr w:type="spellStart"/>
+      <w:r>
+        <w:t>i</w:t>
+      </w:r>
+      <w:proofErr w:type="spellEnd"/>
+      <w:r>
+        <w:t xml:space="preserve"> &lt; n; </w:t>
+      </w:r>
+      <w:proofErr w:type="spellStart"/>
+      <w:r>
+        <w:t>i</w:t>
+      </w:r>
+      <w:proofErr w:type="spellEnd"/>
+      <w:r>
+        <w:t>++) {</w:t>
+      </w:r>
+    </w:p>
+    <w:p>
+      <w:pPr>
+        <w:pStyle w:val="NoSpacing"/>
+      </w:pPr>
+      <w:r>
+        <w:t xml:space="preserve">        data[</w:t>
+      </w:r>
+      <w:proofErr w:type="spellStart"/>
+      <w:r>
+        <w:t>i</w:t>
+      </w:r>
+      <w:proofErr w:type="spellEnd"/>
+      <w:r>
+        <w:t xml:space="preserve">].id = </w:t>
+      </w:r>
+      <w:proofErr w:type="spellStart"/>
+      <w:r>
+        <w:t>i</w:t>
+      </w:r>
+      <w:proofErr w:type="spellEnd"/>
+      <w:r>
+        <w:t>;</w:t>
+      </w:r>
+    </w:p>
+    <w:p>
+      <w:pPr>
+        <w:pStyle w:val="NoSpacing"/>
+      </w:pPr>
+      <w:r>
+        <w:t xml:space="preserve">        data[</w:t>
+      </w:r>
+      <w:proofErr w:type="spellStart"/>
+      <w:r>
+        <w:t>i</w:t>
+      </w:r>
+      <w:proofErr w:type="spellEnd"/>
+      <w:r>
+        <w:t>].age = rand() % 42 + 18;        // Age 18–60</w:t>
+      </w:r>
+    </w:p>
+    <w:p>
+      <w:pPr>
+        <w:pStyle w:val="NoSpacing"/>
+      </w:pPr>
+      <w:r>
+        <w:t xml:space="preserve">        data[</w:t>
+      </w:r>
+      <w:proofErr w:type="spellStart"/>
+      <w:r>
+        <w:t>i</w:t>
+      </w:r>
+      <w:proofErr w:type="spellEnd"/>
+      <w:r>
+        <w:t>].salary = rand() % 80000 + 20000; // Salary 20k–100k</w:t>
+      </w:r>
+    </w:p>
+    <w:p>
+      <w:pPr>
+        <w:pStyle w:val="NoSpacing"/>
+      </w:pPr>
+      <w:r>
+        <w:t xml:space="preserve">        data[</w:t>
+      </w:r>
+      <w:proofErr w:type="spellStart"/>
+      <w:r>
+        <w:t>i</w:t>
+      </w:r>
+      <w:proofErr w:type="spellEnd"/>
+      <w:r>
+        <w:t>].department = rand() % 3;</w:t>
       </w:r>
     </w:p>
     <w:p>
@@ -6648,15 +9682,31 @@
         <w:pStyle w:val="NoSpacing"/>
       </w:pPr>
       <w:r>
-        <w:t>void sequentialQuery(vector&lt;Record&gt;&amp; data) {</w:t>
-      </w:r>
-    </w:p>
-    <w:p>
-      <w:pPr>
-        <w:pStyle w:val="NoSpacing"/>
-      </w:pPr>
-      <w:r>
-        <w:t xml:space="preserve">    double start = omp_get_wtime();</w:t>
+        <w:t xml:space="preserve">void </w:t>
+      </w:r>
+      <w:proofErr w:type="spellStart"/>
+      <w:r>
+        <w:t>sequentialQuery</w:t>
+      </w:r>
+      <w:proofErr w:type="spellEnd"/>
+      <w:r>
+        <w:t>(vector&lt;Record&gt;&amp; data) {</w:t>
+      </w:r>
+    </w:p>
+    <w:p>
+      <w:pPr>
+        <w:pStyle w:val="NoSpacing"/>
+      </w:pPr>
+      <w:r>
+        <w:t xml:space="preserve">    double start = </w:t>
+      </w:r>
+      <w:proofErr w:type="spellStart"/>
+      <w:r>
+        <w:t>omp_get_wtime</w:t>
+      </w:r>
+      <w:proofErr w:type="spellEnd"/>
+      <w:r>
+        <w:t>();</w:t>
       </w:r>
     </w:p>
     <w:p>
@@ -6690,23 +9740,79 @@
         <w:pStyle w:val="NoSpacing"/>
       </w:pPr>
       <w:r>
-        <w:t xml:space="preserve">    for (int i = 0; i &lt; data.size(); i++) {</w:t>
-      </w:r>
-    </w:p>
-    <w:p>
-      <w:pPr>
-        <w:pStyle w:val="NoSpacing"/>
-      </w:pPr>
-      <w:r>
-        <w:t xml:space="preserve">        if (data[i].age &gt; 30 &amp;&amp; data[i].department == 0) { // IT dept</w:t>
-      </w:r>
-    </w:p>
-    <w:p>
-      <w:pPr>
-        <w:pStyle w:val="NoSpacing"/>
-      </w:pPr>
-      <w:r>
-        <w:t xml:space="preserve">            sum += data[i].salary;</w:t>
+        <w:t xml:space="preserve">    for (int </w:t>
+      </w:r>
+      <w:proofErr w:type="spellStart"/>
+      <w:r>
+        <w:t>i</w:t>
+      </w:r>
+      <w:proofErr w:type="spellEnd"/>
+      <w:r>
+        <w:t xml:space="preserve"> = 0; </w:t>
+      </w:r>
+      <w:proofErr w:type="spellStart"/>
+      <w:r>
+        <w:t>i</w:t>
+      </w:r>
+      <w:proofErr w:type="spellEnd"/>
+      <w:r>
+        <w:t xml:space="preserve"> &lt; </w:t>
+      </w:r>
+      <w:proofErr w:type="spellStart"/>
+      <w:r>
+        <w:t>data.size</w:t>
+      </w:r>
+      <w:proofErr w:type="spellEnd"/>
+      <w:r>
+        <w:t xml:space="preserve">(); </w:t>
+      </w:r>
+      <w:proofErr w:type="spellStart"/>
+      <w:r>
+        <w:t>i</w:t>
+      </w:r>
+      <w:proofErr w:type="spellEnd"/>
+      <w:r>
+        <w:t>++) {</w:t>
+      </w:r>
+    </w:p>
+    <w:p>
+      <w:pPr>
+        <w:pStyle w:val="NoSpacing"/>
+      </w:pPr>
+      <w:r>
+        <w:t xml:space="preserve">        if (data[</w:t>
+      </w:r>
+      <w:proofErr w:type="spellStart"/>
+      <w:r>
+        <w:t>i</w:t>
+      </w:r>
+      <w:proofErr w:type="spellEnd"/>
+      <w:r>
+        <w:t>].age &gt; 30 &amp;&amp; data[</w:t>
+      </w:r>
+      <w:proofErr w:type="spellStart"/>
+      <w:r>
+        <w:t>i</w:t>
+      </w:r>
+      <w:proofErr w:type="spellEnd"/>
+      <w:r>
+        <w:t>].department == 0) { // IT dept</w:t>
+      </w:r>
+    </w:p>
+    <w:p>
+      <w:pPr>
+        <w:pStyle w:val="NoSpacing"/>
+      </w:pPr>
+      <w:r>
+        <w:t xml:space="preserve">            sum += data[</w:t>
+      </w:r>
+      <w:proofErr w:type="spellStart"/>
+      <w:r>
+        <w:t>i</w:t>
+      </w:r>
+      <w:proofErr w:type="spellEnd"/>
+      <w:r>
+        <w:t>].salary;</w:t>
       </w:r>
     </w:p>
     <w:p>
@@ -6743,41 +9849,97 @@
         <w:pStyle w:val="NoSpacing"/>
       </w:pPr>
       <w:r>
-        <w:t xml:space="preserve">    double avg = (count &gt; 0) ? sum / count : 0;</w:t>
-      </w:r>
-    </w:p>
-    <w:p>
-      <w:pPr>
-        <w:pStyle w:val="NoSpacing"/>
-      </w:pPr>
-    </w:p>
-    <w:p>
-      <w:pPr>
-        <w:pStyle w:val="NoSpacing"/>
-      </w:pPr>
-      <w:r>
-        <w:t xml:space="preserve">    double end = omp_get_wtime();</w:t>
-      </w:r>
-    </w:p>
-    <w:p>
-      <w:pPr>
-        <w:pStyle w:val="NoSpacing"/>
-      </w:pPr>
-    </w:p>
-    <w:p>
-      <w:pPr>
-        <w:pStyle w:val="NoSpacing"/>
-      </w:pPr>
-      <w:r>
-        <w:t xml:space="preserve">    cout &lt;&lt; "\nSequential Result (Average Salary): " &lt;&lt; avg &lt;&lt; endl;</w:t>
-      </w:r>
-    </w:p>
-    <w:p>
-      <w:pPr>
-        <w:pStyle w:val="NoSpacing"/>
-      </w:pPr>
-      <w:r>
-        <w:t xml:space="preserve">    cout &lt;&lt; "Sequential Time: " &lt;&lt; end - start &lt;&lt; " seconds\n";</w:t>
+        <w:t xml:space="preserve">    double </w:t>
+      </w:r>
+      <w:proofErr w:type="spellStart"/>
+      <w:r>
+        <w:t>avg</w:t>
+      </w:r>
+      <w:proofErr w:type="spellEnd"/>
+      <w:r>
+        <w:t xml:space="preserve"> = (count &gt; 0) ? sum / count : 0;</w:t>
+      </w:r>
+    </w:p>
+    <w:p>
+      <w:pPr>
+        <w:pStyle w:val="NoSpacing"/>
+      </w:pPr>
+    </w:p>
+    <w:p>
+      <w:pPr>
+        <w:pStyle w:val="NoSpacing"/>
+      </w:pPr>
+      <w:r>
+        <w:t xml:space="preserve">    double end = </w:t>
+      </w:r>
+      <w:proofErr w:type="spellStart"/>
+      <w:r>
+        <w:t>omp_get_wtime</w:t>
+      </w:r>
+      <w:proofErr w:type="spellEnd"/>
+      <w:r>
+        <w:t>();</w:t>
+      </w:r>
+    </w:p>
+    <w:p>
+      <w:pPr>
+        <w:pStyle w:val="NoSpacing"/>
+      </w:pPr>
+    </w:p>
+    <w:p>
+      <w:pPr>
+        <w:pStyle w:val="NoSpacing"/>
+      </w:pPr>
+      <w:r>
+        <w:t xml:space="preserve">    </w:t>
+      </w:r>
+      <w:proofErr w:type="spellStart"/>
+      <w:r>
+        <w:t>cout</w:t>
+      </w:r>
+      <w:proofErr w:type="spellEnd"/>
+      <w:r>
+        <w:t xml:space="preserve"> &lt;&lt; "\</w:t>
+      </w:r>
+      <w:proofErr w:type="spellStart"/>
+      <w:r>
+        <w:t>nSequential</w:t>
+      </w:r>
+      <w:proofErr w:type="spellEnd"/>
+      <w:r>
+        <w:t xml:space="preserve"> Result (Average Salary): " &lt;&lt; </w:t>
+      </w:r>
+      <w:proofErr w:type="spellStart"/>
+      <w:r>
+        <w:t>avg</w:t>
+      </w:r>
+      <w:proofErr w:type="spellEnd"/>
+      <w:r>
+        <w:t xml:space="preserve"> &lt;&lt; </w:t>
+      </w:r>
+      <w:proofErr w:type="spellStart"/>
+      <w:r>
+        <w:t>endl</w:t>
+      </w:r>
+      <w:proofErr w:type="spellEnd"/>
+      <w:r>
+        <w:t>;</w:t>
+      </w:r>
+    </w:p>
+    <w:p>
+      <w:pPr>
+        <w:pStyle w:val="NoSpacing"/>
+      </w:pPr>
+      <w:r>
+        <w:t xml:space="preserve">    </w:t>
+      </w:r>
+      <w:proofErr w:type="spellStart"/>
+      <w:r>
+        <w:t>cout</w:t>
+      </w:r>
+      <w:proofErr w:type="spellEnd"/>
+      <w:r>
+        <w:t xml:space="preserve"> &lt;&lt; "Sequential Time: " &lt;&lt; end - start &lt;&lt; " seconds\n";</w:t>
       </w:r>
     </w:p>
     <w:p>
@@ -6806,15 +9968,32 @@
         <w:pStyle w:val="NoSpacing"/>
       </w:pPr>
       <w:r>
-        <w:t>void parallelQuery(vector&lt;Record&gt;&amp; data) {</w:t>
-      </w:r>
-    </w:p>
-    <w:p>
-      <w:pPr>
-        <w:pStyle w:val="NoSpacing"/>
-      </w:pPr>
-      <w:r>
-        <w:t xml:space="preserve">    double start = omp_get_wtime();</w:t>
+        <w:t xml:space="preserve">void </w:t>
+      </w:r>
+      <w:proofErr w:type="spellStart"/>
+      <w:r>
+        <w:t>parallelQuery</w:t>
+      </w:r>
+      <w:proofErr w:type="spellEnd"/>
+      <w:r>
+        <w:t>(vector&lt;Record&gt;&amp; data) {</w:t>
+      </w:r>
+    </w:p>
+    <w:p>
+      <w:pPr>
+        <w:pStyle w:val="NoSpacing"/>
+      </w:pPr>
+      <w:r>
+        <w:lastRenderedPageBreak/>
+        <w:t xml:space="preserve">    double start = </w:t>
+      </w:r>
+      <w:proofErr w:type="spellStart"/>
+      <w:r>
+        <w:t>omp_get_wtime</w:t>
+      </w:r>
+      <w:proofErr w:type="spellEnd"/>
+      <w:r>
+        <w:t>();</w:t>
       </w:r>
     </w:p>
     <w:p>
@@ -6848,32 +10027,103 @@
         <w:pStyle w:val="NoSpacing"/>
       </w:pPr>
       <w:r>
-        <w:lastRenderedPageBreak/>
-        <w:t xml:space="preserve">    #pragma omp parallel for reduction(+:sum,count)</w:t>
-      </w:r>
-    </w:p>
-    <w:p>
-      <w:pPr>
-        <w:pStyle w:val="NoSpacing"/>
-      </w:pPr>
-      <w:r>
-        <w:t xml:space="preserve">    for (int i = 0; i &lt; data.size(); i++) {</w:t>
-      </w:r>
-    </w:p>
-    <w:p>
-      <w:pPr>
-        <w:pStyle w:val="NoSpacing"/>
-      </w:pPr>
-      <w:r>
-        <w:t xml:space="preserve">        if (data[i].age &gt; 30 &amp;&amp; data[i].department == 0) {</w:t>
-      </w:r>
-    </w:p>
-    <w:p>
-      <w:pPr>
-        <w:pStyle w:val="NoSpacing"/>
-      </w:pPr>
-      <w:r>
-        <w:t xml:space="preserve">            sum += data[i].salary;</w:t>
+        <w:t xml:space="preserve">    #pragma </w:t>
+      </w:r>
+      <w:proofErr w:type="spellStart"/>
+      <w:r>
+        <w:t>omp</w:t>
+      </w:r>
+      <w:proofErr w:type="spellEnd"/>
+      <w:r>
+        <w:t xml:space="preserve"> parallel for reduction(+:</w:t>
+      </w:r>
+      <w:proofErr w:type="spellStart"/>
+      <w:r>
+        <w:t>sum,count</w:t>
+      </w:r>
+      <w:proofErr w:type="spellEnd"/>
+      <w:r>
+        <w:t>)</w:t>
+      </w:r>
+    </w:p>
+    <w:p>
+      <w:pPr>
+        <w:pStyle w:val="NoSpacing"/>
+      </w:pPr>
+      <w:r>
+        <w:t xml:space="preserve">    for (int </w:t>
+      </w:r>
+      <w:proofErr w:type="spellStart"/>
+      <w:r>
+        <w:t>i</w:t>
+      </w:r>
+      <w:proofErr w:type="spellEnd"/>
+      <w:r>
+        <w:t xml:space="preserve"> = 0; </w:t>
+      </w:r>
+      <w:proofErr w:type="spellStart"/>
+      <w:r>
+        <w:t>i</w:t>
+      </w:r>
+      <w:proofErr w:type="spellEnd"/>
+      <w:r>
+        <w:t xml:space="preserve"> &lt; </w:t>
+      </w:r>
+      <w:proofErr w:type="spellStart"/>
+      <w:r>
+        <w:t>data.size</w:t>
+      </w:r>
+      <w:proofErr w:type="spellEnd"/>
+      <w:r>
+        <w:t xml:space="preserve">(); </w:t>
+      </w:r>
+      <w:proofErr w:type="spellStart"/>
+      <w:r>
+        <w:t>i</w:t>
+      </w:r>
+      <w:proofErr w:type="spellEnd"/>
+      <w:r>
+        <w:t>++) {</w:t>
+      </w:r>
+    </w:p>
+    <w:p>
+      <w:pPr>
+        <w:pStyle w:val="NoSpacing"/>
+      </w:pPr>
+      <w:r>
+        <w:t xml:space="preserve">        if (data[</w:t>
+      </w:r>
+      <w:proofErr w:type="spellStart"/>
+      <w:r>
+        <w:t>i</w:t>
+      </w:r>
+      <w:proofErr w:type="spellEnd"/>
+      <w:r>
+        <w:t>].age &gt; 30 &amp;&amp; data[</w:t>
+      </w:r>
+      <w:proofErr w:type="spellStart"/>
+      <w:r>
+        <w:t>i</w:t>
+      </w:r>
+      <w:proofErr w:type="spellEnd"/>
+      <w:r>
+        <w:t>].department == 0) {</w:t>
+      </w:r>
+    </w:p>
+    <w:p>
+      <w:pPr>
+        <w:pStyle w:val="NoSpacing"/>
+      </w:pPr>
+      <w:r>
+        <w:t xml:space="preserve">            sum += data[</w:t>
+      </w:r>
+      <w:proofErr w:type="spellStart"/>
+      <w:r>
+        <w:t>i</w:t>
+      </w:r>
+      <w:proofErr w:type="spellEnd"/>
+      <w:r>
+        <w:t>].salary;</w:t>
       </w:r>
     </w:p>
     <w:p>
@@ -6910,41 +10160,97 @@
         <w:pStyle w:val="NoSpacing"/>
       </w:pPr>
       <w:r>
-        <w:t xml:space="preserve">    double avg = (count &gt; 0) ? sum / count : 0;</w:t>
-      </w:r>
-    </w:p>
-    <w:p>
-      <w:pPr>
-        <w:pStyle w:val="NoSpacing"/>
-      </w:pPr>
-    </w:p>
-    <w:p>
-      <w:pPr>
-        <w:pStyle w:val="NoSpacing"/>
-      </w:pPr>
-      <w:r>
-        <w:t xml:space="preserve">    double end = omp_get_wtime();</w:t>
-      </w:r>
-    </w:p>
-    <w:p>
-      <w:pPr>
-        <w:pStyle w:val="NoSpacing"/>
-      </w:pPr>
-    </w:p>
-    <w:p>
-      <w:pPr>
-        <w:pStyle w:val="NoSpacing"/>
-      </w:pPr>
-      <w:r>
-        <w:t xml:space="preserve">    cout &lt;&lt; "\nParallel Result (Average Salary): " &lt;&lt; avg &lt;&lt; endl;</w:t>
-      </w:r>
-    </w:p>
-    <w:p>
-      <w:pPr>
-        <w:pStyle w:val="NoSpacing"/>
-      </w:pPr>
-      <w:r>
-        <w:t xml:space="preserve">    cout &lt;&lt; "Parallel Time: " &lt;&lt; end - start &lt;&lt; " seconds\n";</w:t>
+        <w:t xml:space="preserve">    double </w:t>
+      </w:r>
+      <w:proofErr w:type="spellStart"/>
+      <w:r>
+        <w:t>avg</w:t>
+      </w:r>
+      <w:proofErr w:type="spellEnd"/>
+      <w:r>
+        <w:t xml:space="preserve"> = (count &gt; 0) ? sum / count : 0;</w:t>
+      </w:r>
+    </w:p>
+    <w:p>
+      <w:pPr>
+        <w:pStyle w:val="NoSpacing"/>
+      </w:pPr>
+    </w:p>
+    <w:p>
+      <w:pPr>
+        <w:pStyle w:val="NoSpacing"/>
+      </w:pPr>
+      <w:r>
+        <w:t xml:space="preserve">    double end = </w:t>
+      </w:r>
+      <w:proofErr w:type="spellStart"/>
+      <w:r>
+        <w:t>omp_get_wtime</w:t>
+      </w:r>
+      <w:proofErr w:type="spellEnd"/>
+      <w:r>
+        <w:t>();</w:t>
+      </w:r>
+    </w:p>
+    <w:p>
+      <w:pPr>
+        <w:pStyle w:val="NoSpacing"/>
+      </w:pPr>
+    </w:p>
+    <w:p>
+      <w:pPr>
+        <w:pStyle w:val="NoSpacing"/>
+      </w:pPr>
+      <w:r>
+        <w:t xml:space="preserve">    </w:t>
+      </w:r>
+      <w:proofErr w:type="spellStart"/>
+      <w:r>
+        <w:t>cout</w:t>
+      </w:r>
+      <w:proofErr w:type="spellEnd"/>
+      <w:r>
+        <w:t xml:space="preserve"> &lt;&lt; "\</w:t>
+      </w:r>
+      <w:proofErr w:type="spellStart"/>
+      <w:r>
+        <w:t>nParallel</w:t>
+      </w:r>
+      <w:proofErr w:type="spellEnd"/>
+      <w:r>
+        <w:t xml:space="preserve"> Result (Average Salary): " &lt;&lt; </w:t>
+      </w:r>
+      <w:proofErr w:type="spellStart"/>
+      <w:r>
+        <w:t>avg</w:t>
+      </w:r>
+      <w:proofErr w:type="spellEnd"/>
+      <w:r>
+        <w:t xml:space="preserve"> &lt;&lt; </w:t>
+      </w:r>
+      <w:proofErr w:type="spellStart"/>
+      <w:r>
+        <w:t>endl</w:t>
+      </w:r>
+      <w:proofErr w:type="spellEnd"/>
+      <w:r>
+        <w:t>;</w:t>
+      </w:r>
+    </w:p>
+    <w:p>
+      <w:pPr>
+        <w:pStyle w:val="NoSpacing"/>
+      </w:pPr>
+      <w:r>
+        <w:t xml:space="preserve">    </w:t>
+      </w:r>
+      <w:proofErr w:type="spellStart"/>
+      <w:r>
+        <w:t>cout</w:t>
+      </w:r>
+      <w:proofErr w:type="spellEnd"/>
+      <w:r>
+        <w:t xml:space="preserve"> &lt;&lt; "Parallel Time: " &lt;&lt; end - start &lt;&lt; " seconds\n";</w:t>
       </w:r>
     </w:p>
     <w:p>
@@ -6981,7 +10287,15 @@
         <w:pStyle w:val="NoSpacing"/>
       </w:pPr>
       <w:r>
-        <w:t xml:space="preserve">    srand(time(0));</w:t>
+        <w:t xml:space="preserve">    </w:t>
+      </w:r>
+      <w:proofErr w:type="spellStart"/>
+      <w:r>
+        <w:t>srand</w:t>
+      </w:r>
+      <w:proofErr w:type="spellEnd"/>
+      <w:r>
+        <w:t>(time(0));</w:t>
       </w:r>
     </w:p>
     <w:p>
@@ -7002,41 +10316,81 @@
         <w:pStyle w:val="NoSpacing"/>
       </w:pPr>
       <w:r>
-        <w:t xml:space="preserve">    vector&lt;Record&gt; data = generateData(n);</w:t>
-      </w:r>
-    </w:p>
-    <w:p>
-      <w:pPr>
-        <w:pStyle w:val="NoSpacing"/>
-      </w:pPr>
-    </w:p>
-    <w:p>
-      <w:pPr>
-        <w:pStyle w:val="NoSpacing"/>
-      </w:pPr>
-      <w:r>
-        <w:t xml:space="preserve">    cout &lt;&lt; "Dataset size: " &lt;&lt; n &lt;&lt; endl;</w:t>
-      </w:r>
-    </w:p>
-    <w:p>
-      <w:pPr>
-        <w:pStyle w:val="NoSpacing"/>
-      </w:pPr>
-    </w:p>
-    <w:p>
-      <w:pPr>
-        <w:pStyle w:val="NoSpacing"/>
-      </w:pPr>
-      <w:r>
-        <w:t xml:space="preserve">    sequentialQuery(data);</w:t>
-      </w:r>
-    </w:p>
-    <w:p>
-      <w:pPr>
-        <w:pStyle w:val="NoSpacing"/>
-      </w:pPr>
-      <w:r>
-        <w:t xml:space="preserve">    parallelQuery(data);</w:t>
+        <w:t xml:space="preserve">    vector&lt;Record&gt; data = </w:t>
+      </w:r>
+      <w:proofErr w:type="spellStart"/>
+      <w:r>
+        <w:t>generateData</w:t>
+      </w:r>
+      <w:proofErr w:type="spellEnd"/>
+      <w:r>
+        <w:t>(n);</w:t>
+      </w:r>
+    </w:p>
+    <w:p>
+      <w:pPr>
+        <w:pStyle w:val="NoSpacing"/>
+      </w:pPr>
+    </w:p>
+    <w:p>
+      <w:pPr>
+        <w:pStyle w:val="NoSpacing"/>
+      </w:pPr>
+      <w:r>
+        <w:t xml:space="preserve">    </w:t>
+      </w:r>
+      <w:proofErr w:type="spellStart"/>
+      <w:r>
+        <w:t>cout</w:t>
+      </w:r>
+      <w:proofErr w:type="spellEnd"/>
+      <w:r>
+        <w:t xml:space="preserve"> &lt;&lt; "Dataset size: " &lt;&lt; n &lt;&lt; </w:t>
+      </w:r>
+      <w:proofErr w:type="spellStart"/>
+      <w:r>
+        <w:t>endl</w:t>
+      </w:r>
+      <w:proofErr w:type="spellEnd"/>
+      <w:r>
+        <w:t>;</w:t>
+      </w:r>
+    </w:p>
+    <w:p>
+      <w:pPr>
+        <w:pStyle w:val="NoSpacing"/>
+      </w:pPr>
+    </w:p>
+    <w:p>
+      <w:pPr>
+        <w:pStyle w:val="NoSpacing"/>
+      </w:pPr>
+      <w:r>
+        <w:t xml:space="preserve">    </w:t>
+      </w:r>
+      <w:proofErr w:type="spellStart"/>
+      <w:r>
+        <w:t>sequentialQuery</w:t>
+      </w:r>
+      <w:proofErr w:type="spellEnd"/>
+      <w:r>
+        <w:t>(data);</w:t>
+      </w:r>
+    </w:p>
+    <w:p>
+      <w:pPr>
+        <w:pStyle w:val="NoSpacing"/>
+      </w:pPr>
+      <w:r>
+        <w:t xml:space="preserve">    </w:t>
+      </w:r>
+      <w:proofErr w:type="spellStart"/>
+      <w:r>
+        <w:t>parallelQuery</w:t>
+      </w:r>
+      <w:proofErr w:type="spellEnd"/>
+      <w:r>
+        <w:t>(data);</w:t>
       </w:r>
     </w:p>
     <w:p>
@@ -7702,6 +11056,7 @@
   <w:style w:type="character" w:default="1" w:styleId="DefaultParagraphFont">
     <w:name w:val="Default Paragraph Font"/>
     <w:uiPriority w:val="1"/>
+    <w:semiHidden/>
     <w:unhideWhenUsed/>
   </w:style>
   <w:style w:type="table" w:default="1" w:styleId="TableNormal">
